--- a/assets/docs/lop5/Giao duc the chat - Lop 5.docx
+++ b/assets/docs/lop5/Giao duc the chat - Lop 5.docx
@@ -566,7 +566,7 @@
                 <w:i w:val="0"/>
                 <w:sz w:val="20"/>
               </w:rPr>
-              <w:t>CHỦ ĐỀ 1: ĐỘI HÌNH ĐỘI NGŨ</w:t>
+              <w:t>Chủ đề 1: Đội hình đội ngũ</w:t>
             </w:r>
           </w:p>
         </w:tc>
@@ -585,7 +585,7 @@
                 <w:i w:val="0"/>
                 <w:sz w:val="20"/>
               </w:rPr>
-              <w:t>Bài 1: Bài tập phối hợp đội hình đội ngũ (Tiết 1)</w:t>
+              <w:t>Chủ đề 1: Đội hình đội ngũ — Bài 1: Bài tập phối hợp đội hình đội ngũ (Tiết 1)</w:t>
             </w:r>
           </w:p>
         </w:tc>
@@ -605,7 +605,7 @@
                 <w:i w:val="0"/>
                 <w:sz w:val="20"/>
               </w:rPr>
-              <w:t>Tiết 1 (1 tiết)</w:t>
+              <w:t>Tiết 1 (4 tiết)</w:t>
             </w:r>
           </w:p>
         </w:tc>
@@ -726,7 +726,7 @@
                 <w:i w:val="0"/>
                 <w:sz w:val="20"/>
               </w:rPr>
-              <w:t>Bài 1: Bài tập phối hợp đội hình đội ngũ (Tiết 2)</w:t>
+              <w:t>Chủ đề 1: Đội hình đội ngũ — Bài 1: Bài tập phối hợp đội hình đội ngũ (Tiết 2)</w:t>
             </w:r>
           </w:p>
         </w:tc>
@@ -746,7 +746,7 @@
                 <w:i w:val="0"/>
                 <w:sz w:val="20"/>
               </w:rPr>
-              <w:t>Tiết 2 (1 tiết)</w:t>
+              <w:t>Tiết 2 (4 tiết)</w:t>
             </w:r>
           </w:p>
         </w:tc>
@@ -837,7 +837,7 @@
                 <w:i w:val="0"/>
                 <w:sz w:val="20"/>
               </w:rPr>
-              <w:t>CHỦ ĐỀ 1: ĐỘI HÌNH ĐỘI NGŨ</w:t>
+              <w:t>Chủ đề 1: Đội hình đội ngũ</w:t>
             </w:r>
           </w:p>
         </w:tc>
@@ -856,7 +856,7 @@
                 <w:i w:val="0"/>
                 <w:sz w:val="20"/>
               </w:rPr>
-              <w:t>Bài 1: Bài tập phối hợp đội hình đội ngũ (Tiết 3)</w:t>
+              <w:t>Chủ đề 1: Đội hình đội ngũ — Bài 1: Bài tập phối hợp đội hình đội ngũ (Tiết 3)</w:t>
             </w:r>
           </w:p>
         </w:tc>
@@ -876,7 +876,7 @@
                 <w:i w:val="0"/>
                 <w:sz w:val="20"/>
               </w:rPr>
-              <w:t>Tiết 3 (1 tiết)</w:t>
+              <w:t>Tiết 3 (4 tiết)</w:t>
             </w:r>
           </w:p>
         </w:tc>
@@ -997,7 +997,7 @@
                 <w:i w:val="0"/>
                 <w:sz w:val="20"/>
               </w:rPr>
-              <w:t>Bài 1: Bài tập phối hợp đội hình đội ngũ (Tiết 4)</w:t>
+              <w:t>Chủ đề 1: Đội hình đội ngũ — Bài 1: Bài tập phối hợp đội hình đội ngũ (Tiết 4)</w:t>
             </w:r>
           </w:p>
         </w:tc>
@@ -1017,7 +1017,7 @@
                 <w:i w:val="0"/>
                 <w:sz w:val="20"/>
               </w:rPr>
-              <w:t>Tiết 4 (1 tiết)</w:t>
+              <w:t>Tiết 4 (4 tiết)</w:t>
             </w:r>
           </w:p>
         </w:tc>
@@ -1108,7 +1108,7 @@
                 <w:i w:val="0"/>
                 <w:sz w:val="20"/>
               </w:rPr>
-              <w:t>CHỦ ĐỀ 1: ĐỘI HÌNH ĐỘI NGŨ</w:t>
+              <w:t>Chủ đề 1: Đội hình đội ngũ</w:t>
             </w:r>
           </w:p>
         </w:tc>
@@ -1127,7 +1127,7 @@
                 <w:i w:val="0"/>
                 <w:sz w:val="20"/>
               </w:rPr>
-              <w:t>Bài 2: Bài tập phối hợp biến đổi đội hình (Tiết 1)</w:t>
+              <w:t>Chủ đề 1: Đội hình đội ngũ — Bài 2: Bài tập phối hợp biến đổi đội hình (Tiết 1)</w:t>
             </w:r>
           </w:p>
         </w:tc>
@@ -1147,7 +1147,7 @@
                 <w:i w:val="0"/>
                 <w:sz w:val="20"/>
               </w:rPr>
-              <w:t>Tiết 5 (1 tiết)</w:t>
+              <w:t>Tiết 5 (6 tiết)</w:t>
             </w:r>
           </w:p>
         </w:tc>
@@ -1241,7 +1241,7 @@
                 <w:i w:val="0"/>
                 <w:sz w:val="20"/>
               </w:rPr>
-              <w:t>Bài 2: Bài tập phối hợp biến đổi đội hình (Tiết 2)</w:t>
+              <w:t>Chủ đề 1: Đội hình đội ngũ — Bài 2: Bài tập phối hợp biến đổi đội hình (Tiết 2)</w:t>
             </w:r>
           </w:p>
         </w:tc>
@@ -1261,7 +1261,7 @@
                 <w:i w:val="0"/>
                 <w:sz w:val="20"/>
               </w:rPr>
-              <w:t>Tiết 6 (1 tiết)</w:t>
+              <w:t>Tiết 6 (6 tiết)</w:t>
             </w:r>
           </w:p>
         </w:tc>
@@ -1338,7 +1338,7 @@
                 <w:i w:val="0"/>
                 <w:sz w:val="20"/>
               </w:rPr>
-              <w:t>CHỦ ĐỀ 1: ĐỘI HÌNH ĐỘI NGŨ</w:t>
+              <w:t>Chủ đề 1: Đội hình đội ngũ</w:t>
             </w:r>
           </w:p>
         </w:tc>
@@ -1357,7 +1357,7 @@
                 <w:i w:val="0"/>
                 <w:sz w:val="20"/>
               </w:rPr>
-              <w:t>Bài 2: Bài tập phối hợp biến đổi đội hình (Tiết 3)</w:t>
+              <w:t>Chủ đề 1: Đội hình đội ngũ — Bài 2: Bài tập phối hợp biến đổi đội hình (Tiết 3)</w:t>
             </w:r>
           </w:p>
         </w:tc>
@@ -1377,7 +1377,7 @@
                 <w:i w:val="0"/>
                 <w:sz w:val="20"/>
               </w:rPr>
-              <w:t>Tiết 7 (1 tiết)</w:t>
+              <w:t>Tiết 7 (6 tiết)</w:t>
             </w:r>
           </w:p>
         </w:tc>
@@ -1471,7 +1471,7 @@
                 <w:i w:val="0"/>
                 <w:sz w:val="20"/>
               </w:rPr>
-              <w:t>Bài 2: Bài tập phối hợp biến đổi đội hình (Tiết 4)</w:t>
+              <w:t>Chủ đề 1: Đội hình đội ngũ — Bài 2: Bài tập phối hợp biến đổi đội hình (Tiết 4)</w:t>
             </w:r>
           </w:p>
         </w:tc>
@@ -1491,7 +1491,7 @@
                 <w:i w:val="0"/>
                 <w:sz w:val="20"/>
               </w:rPr>
-              <w:t>Tiết 8 (1 tiết)</w:t>
+              <w:t>Tiết 8 (6 tiết)</w:t>
             </w:r>
           </w:p>
         </w:tc>
@@ -1568,7 +1568,7 @@
                 <w:i w:val="0"/>
                 <w:sz w:val="20"/>
               </w:rPr>
-              <w:t>CHỦ ĐỀ 1: ĐỘI HÌNH ĐỘI NGŨ</w:t>
+              <w:t>Chủ đề 1: Đội hình đội ngũ</w:t>
             </w:r>
           </w:p>
         </w:tc>
@@ -1587,7 +1587,7 @@
                 <w:i w:val="0"/>
                 <w:sz w:val="20"/>
               </w:rPr>
-              <w:t>Bài 2: Bài tập phối hợp biến đổi đội hình (Tiết 5)</w:t>
+              <w:t>Chủ đề 1: Đội hình đội ngũ — Bài 2: Bài tập phối hợp biến đổi đội hình (Tiết 5)</w:t>
             </w:r>
           </w:p>
         </w:tc>
@@ -1607,7 +1607,7 @@
                 <w:i w:val="0"/>
                 <w:sz w:val="20"/>
               </w:rPr>
-              <w:t>Tiết 9 (1 tiết)</w:t>
+              <w:t>Tiết 9 (6 tiết)</w:t>
             </w:r>
           </w:p>
         </w:tc>
@@ -1701,7 +1701,7 @@
                 <w:i w:val="0"/>
                 <w:sz w:val="20"/>
               </w:rPr>
-              <w:t>Bài 2: Bài tập phối hợp biến đổi đội hình (Tiết 6)</w:t>
+              <w:t>Chủ đề 1: Đội hình đội ngũ — Bài 2: Bài tập phối hợp biến đổi đội hình (Tiết 6)</w:t>
             </w:r>
           </w:p>
         </w:tc>
@@ -1721,7 +1721,7 @@
                 <w:i w:val="0"/>
                 <w:sz w:val="20"/>
               </w:rPr>
-              <w:t>Tiết 10 (1 tiết)</w:t>
+              <w:t>Tiết 10 (6 tiết)</w:t>
             </w:r>
           </w:p>
         </w:tc>
@@ -1798,7 +1798,7 @@
                 <w:i w:val="0"/>
                 <w:sz w:val="20"/>
               </w:rPr>
-              <w:t>CHỦ ĐỀ 1: ĐỘI HÌNH ĐỘI NGŨ</w:t>
+              <w:t>Chủ đề 1: Đội hình đội ngũ</w:t>
             </w:r>
           </w:p>
         </w:tc>
@@ -1817,7 +1817,7 @@
                 <w:i w:val="0"/>
                 <w:sz w:val="20"/>
               </w:rPr>
-              <w:t>Bài 3: Bài tập phối hợp đi đều vòng các hướng (Tiết 1)</w:t>
+              <w:t>Chủ đề 1: Đội hình đội ngũ — Bài 3: Bài tập phối hợp đi đều vòng các hướng (Tiết 1)</w:t>
             </w:r>
           </w:p>
         </w:tc>
@@ -1837,7 +1837,7 @@
                 <w:i w:val="0"/>
                 <w:sz w:val="20"/>
               </w:rPr>
-              <w:t>Tiết 11 (1 tiết)</w:t>
+              <w:t>Tiết 11 (4 tiết)</w:t>
             </w:r>
           </w:p>
         </w:tc>
@@ -1931,7 +1931,7 @@
                 <w:i w:val="0"/>
                 <w:sz w:val="20"/>
               </w:rPr>
-              <w:t>Bài 3: Bài tập phối hợp đi đều vòng các hướng (Tiết 2)</w:t>
+              <w:t>Chủ đề 1: Đội hình đội ngũ — Bài 3: Bài tập phối hợp đi đều vòng các hướng (Tiết 2)</w:t>
             </w:r>
           </w:p>
         </w:tc>
@@ -1951,7 +1951,7 @@
                 <w:i w:val="0"/>
                 <w:sz w:val="20"/>
               </w:rPr>
-              <w:t>Tiết 12 (1 tiết)</w:t>
+              <w:t>Tiết 12 (4 tiết)</w:t>
             </w:r>
           </w:p>
         </w:tc>
@@ -2028,7 +2028,7 @@
                 <w:i w:val="0"/>
                 <w:sz w:val="20"/>
               </w:rPr>
-              <w:t>CHỦ ĐỀ 1: ĐỘI HÌNH ĐỘI NGŨ</w:t>
+              <w:t>Chủ đề 1: Đội hình đội ngũ</w:t>
             </w:r>
           </w:p>
         </w:tc>
@@ -2047,7 +2047,7 @@
                 <w:i w:val="0"/>
                 <w:sz w:val="20"/>
               </w:rPr>
-              <w:t>Bài 3: Bài tập phối hợp đi đều vòng các hướng (Tiết 3)</w:t>
+              <w:t>Chủ đề 1: Đội hình đội ngũ — Bài 3: Bài tập phối hợp đi đều vòng các hướng (Tiết 3)</w:t>
             </w:r>
           </w:p>
         </w:tc>
@@ -2067,7 +2067,7 @@
                 <w:i w:val="0"/>
                 <w:sz w:val="20"/>
               </w:rPr>
-              <w:t>Tiết 13 (1 tiết)</w:t>
+              <w:t>Tiết 13 (4 tiết)</w:t>
             </w:r>
           </w:p>
         </w:tc>
@@ -2161,7 +2161,7 @@
                 <w:i w:val="0"/>
                 <w:sz w:val="20"/>
               </w:rPr>
-              <w:t>Bài 3: Bài tập phối hợp đi đều vòng các hướng (Tiết 4)</w:t>
+              <w:t>Chủ đề 1: Đội hình đội ngũ — Bài 3: Bài tập phối hợp đi đều vòng các hướng (Tiết 4)</w:t>
             </w:r>
           </w:p>
         </w:tc>
@@ -2181,7 +2181,7 @@
                 <w:i w:val="0"/>
                 <w:sz w:val="20"/>
               </w:rPr>
-              <w:t>Tiết 14 (1 tiết)</w:t>
+              <w:t>Tiết 14 (4 tiết)</w:t>
             </w:r>
           </w:p>
         </w:tc>
@@ -2258,7 +2258,7 @@
                 <w:i w:val="0"/>
                 <w:sz w:val="20"/>
               </w:rPr>
-              <w:t>CHỦ ĐỀ 1: ĐỘI HÌNH ĐỘI NGŨ</w:t>
+              <w:t>Chủ đề 2: Bài tập thể dục</w:t>
             </w:r>
           </w:p>
         </w:tc>
@@ -2277,7 +2277,7 @@
                 <w:i w:val="0"/>
                 <w:sz w:val="20"/>
               </w:rPr>
-              <w:t>Ôn tập: Đội hình đội ngũ</w:t>
+              <w:t>Chủ đề 2: Bài tập thể dục — Bài 1: Động tác vươn thở, động tác tay, động tác chân với gậy (Tiết 1)</w:t>
             </w:r>
           </w:p>
         </w:tc>
@@ -2297,7 +2297,7 @@
                 <w:i w:val="0"/>
                 <w:sz w:val="20"/>
               </w:rPr>
-              <w:t>Tiết 15 (1 tiết)</w:t>
+              <w:t>Tiết 15 (2 tiết)</w:t>
             </w:r>
           </w:p>
         </w:tc>
@@ -2373,7 +2373,6 @@
                 <w:i w:val="0"/>
                 <w:sz w:val="20"/>
               </w:rPr>
-              <w:t>CHỦ ĐỀ 2: BÀI TẬP THỂ DỤC</w:t>
             </w:r>
           </w:p>
         </w:tc>
@@ -2392,7 +2391,7 @@
                 <w:i w:val="0"/>
                 <w:sz w:val="20"/>
               </w:rPr>
-              <w:t>Bài 1: Động tác vươn thở, động tác tay, động tác chân với gậy (Tiết 1)</w:t>
+              <w:t>Chủ đề 2: Bài tập thể dục — Bài 1: Động tác vươn thở, động tác tay, động tác chân với gậy (Tiết 2)</w:t>
             </w:r>
           </w:p>
         </w:tc>
@@ -2412,7 +2411,7 @@
                 <w:i w:val="0"/>
                 <w:sz w:val="20"/>
               </w:rPr>
-              <w:t>Tiết 16 (1 tiết)</w:t>
+              <w:t>Tiết 16 (2 tiết)</w:t>
             </w:r>
           </w:p>
         </w:tc>
@@ -2490,7 +2489,7 @@
                 <w:i w:val="0"/>
                 <w:sz w:val="20"/>
               </w:rPr>
-              <w:t>CHỦ ĐỀ 2: BÀI TẬP THỂ DỤC</w:t>
+              <w:t>Chủ đề 2: Bài tập thể dục</w:t>
             </w:r>
           </w:p>
         </w:tc>
@@ -2509,7 +2508,7 @@
                 <w:i w:val="0"/>
                 <w:sz w:val="20"/>
               </w:rPr>
-              <w:t>Bài 1: Động tác vươn thở, động tác tay, động tác chân với gậy (Tiết 2)</w:t>
+              <w:t>Chủ đề 2: Bài tập thể dục — Bài 2: Động tác bụng, động tác vặn mình, động tác toàn thân với gậy (Tiết 1)</w:t>
             </w:r>
           </w:p>
         </w:tc>
@@ -2529,7 +2528,7 @@
                 <w:i w:val="0"/>
                 <w:sz w:val="20"/>
               </w:rPr>
-              <w:t>Tiết 17 (1 tiết)</w:t>
+              <w:t>Tiết 17 (3 tiết)</w:t>
             </w:r>
           </w:p>
         </w:tc>
@@ -2623,7 +2622,7 @@
                 <w:i w:val="0"/>
                 <w:sz w:val="20"/>
               </w:rPr>
-              <w:t>Bài 2: Động tác bụng, động tác vặn mình, động tác toàn thân với gậy (Tiết 1)</w:t>
+              <w:t>Chủ đề 2: Bài tập thể dục — Bài 2: Động tác bụng, động tác vặn mình, động tác toàn thân với gậy (Tiết 2)</w:t>
             </w:r>
           </w:p>
         </w:tc>
@@ -2643,7 +2642,7 @@
                 <w:i w:val="0"/>
                 <w:sz w:val="20"/>
               </w:rPr>
-              <w:t>Tiết 18 (1 tiết)</w:t>
+              <w:t>Tiết 18 (3 tiết)</w:t>
             </w:r>
           </w:p>
         </w:tc>
@@ -2720,7 +2719,7 @@
                 <w:i w:val="0"/>
                 <w:sz w:val="20"/>
               </w:rPr>
-              <w:t>CHỦ ĐỀ 2: BÀI TẬP THỂ DỤC</w:t>
+              <w:t>Chủ đề 2: Bài tập thể dục</w:t>
             </w:r>
           </w:p>
         </w:tc>
@@ -2739,7 +2738,7 @@
                 <w:i w:val="0"/>
                 <w:sz w:val="20"/>
               </w:rPr>
-              <w:t>Bài 2: Động tác bụng, động tác vặn mình, động tác toàn thân với gậy (Tiết 2)</w:t>
+              <w:t>Chủ đề 2: Bài tập thể dục — Bài 2: Động tác bụng, động tác vặn mình, động tác toàn thân với gậy (Tiết 3)</w:t>
             </w:r>
           </w:p>
         </w:tc>
@@ -2759,7 +2758,7 @@
                 <w:i w:val="0"/>
                 <w:sz w:val="20"/>
               </w:rPr>
-              <w:t>Tiết 19 (1 tiết)</w:t>
+              <w:t>Tiết 19 (3 tiết)</w:t>
             </w:r>
           </w:p>
         </w:tc>
@@ -2853,7 +2852,7 @@
                 <w:i w:val="0"/>
                 <w:sz w:val="20"/>
               </w:rPr>
-              <w:t>Bài 2: Động tác bụng, động tác vặn mình, động tác toàn thân với gậy (Tiết 3)</w:t>
+              <w:t>Chủ đề 2: Bài tập thể dục — Bài 3: Động tác nhảy, động tác điều hoà với gậy (Tiết 1)</w:t>
             </w:r>
           </w:p>
         </w:tc>
@@ -2873,7 +2872,7 @@
                 <w:i w:val="0"/>
                 <w:sz w:val="20"/>
               </w:rPr>
-              <w:t>Tiết 20 (1 tiết)</w:t>
+              <w:t>Tiết 20 (2 tiết)</w:t>
             </w:r>
           </w:p>
         </w:tc>
@@ -2950,7 +2949,7 @@
                 <w:i w:val="0"/>
                 <w:sz w:val="20"/>
               </w:rPr>
-              <w:t>CHỦ ĐỀ 2: BÀI TẬP THỂ DỤC</w:t>
+              <w:t>Chủ đề 2: Bài tập thể dục</w:t>
             </w:r>
           </w:p>
         </w:tc>
@@ -2969,7 +2968,7 @@
                 <w:i w:val="0"/>
                 <w:sz w:val="20"/>
               </w:rPr>
-              <w:t>Bài 3: Động tác nhảy, Động tác điều hòa với gậy (Tiết 1)</w:t>
+              <w:t>Chủ đề 2: Bài tập thể dục — Bài 3: Động tác nhảy, động tác điều hoà với gậy (Tiết 2)</w:t>
             </w:r>
           </w:p>
         </w:tc>
@@ -2989,7 +2988,7 @@
                 <w:i w:val="0"/>
                 <w:sz w:val="20"/>
               </w:rPr>
-              <w:t>Tiết 21 (1 tiết)</w:t>
+              <w:t>Tiết 21 (2 tiết)</w:t>
             </w:r>
           </w:p>
         </w:tc>
@@ -3065,6 +3064,7 @@
                 <w:i w:val="0"/>
                 <w:sz w:val="20"/>
               </w:rPr>
+              <w:t>Ôn tập, kiểm tra, đánh giá</w:t>
             </w:r>
           </w:p>
         </w:tc>
@@ -3083,7 +3083,7 @@
                 <w:i w:val="0"/>
                 <w:sz w:val="20"/>
               </w:rPr>
-              <w:t>Bài 3: Động tác nhảy, Động tác điều hòa với gậy (Tiết 2)</w:t>
+              <w:t>Ôn tập giữa học kì I</w:t>
             </w:r>
           </w:p>
         </w:tc>
@@ -3180,7 +3180,7 @@
                 <w:i w:val="0"/>
                 <w:sz w:val="20"/>
               </w:rPr>
-              <w:t>CHỦ ĐỀ 2: BÀI TẬP THỂ DỤC</w:t>
+              <w:t>Chủ đề 3: Tư thế và kĩ năng vận động cơ bản</w:t>
             </w:r>
           </w:p>
         </w:tc>
@@ -3199,7 +3199,7 @@
                 <w:i w:val="0"/>
                 <w:sz w:val="20"/>
               </w:rPr>
-              <w:t>Ôn tập: Bài tập thể dục</w:t>
+              <w:t>Chủ đề 3: Tư thế và kĩ năng vận động cơ bản — Bài 1: Bài tập rèn luyện kĩ năng lăn (Tiết 1)</w:t>
             </w:r>
           </w:p>
         </w:tc>
@@ -3219,7 +3219,7 @@
                 <w:i w:val="0"/>
                 <w:sz w:val="20"/>
               </w:rPr>
-              <w:t>Tiết 23 (1 tiết)</w:t>
+              <w:t>Tiết 23 (6 tiết)</w:t>
             </w:r>
           </w:p>
         </w:tc>
@@ -3313,7 +3313,7 @@
                 <w:i w:val="0"/>
                 <w:sz w:val="20"/>
               </w:rPr>
-              <w:t>Ôn tập: Bài tập thể dục</w:t>
+              <w:t>Chủ đề 3: Tư thế và kĩ năng vận động cơ bản — Bài 1: Bài tập rèn luyện kĩ năng lăn (Tiết 2)</w:t>
             </w:r>
           </w:p>
         </w:tc>
@@ -3333,7 +3333,7 @@
                 <w:i w:val="0"/>
                 <w:sz w:val="20"/>
               </w:rPr>
-              <w:t>Tiết 24 (1 tiết)</w:t>
+              <w:t>Tiết 24 (6 tiết)</w:t>
             </w:r>
           </w:p>
         </w:tc>
@@ -3410,7 +3410,7 @@
                 <w:i w:val="0"/>
                 <w:sz w:val="20"/>
               </w:rPr>
-              <w:t>CHỦ ĐỀ 3: TƯ THẾ VÀ KỸ NĂNG VẬN ĐỘNG CƠ BẢN</w:t>
+              <w:t>Chủ đề 3: Tư thế và kĩ năng vận động cơ bản</w:t>
             </w:r>
           </w:p>
         </w:tc>
@@ -3429,7 +3429,7 @@
                 <w:i w:val="0"/>
                 <w:sz w:val="20"/>
               </w:rPr>
-              <w:t>Bài 1: Bài tập rèn luyện kĩ năng lăn (Tiết 1)</w:t>
+              <w:t>Chủ đề 3: Tư thế và kĩ năng vận động cơ bản — Bài 1: Bài tập rèn luyện kĩ năng lăn (Tiết 3)</w:t>
             </w:r>
           </w:p>
         </w:tc>
@@ -3449,7 +3449,7 @@
                 <w:i w:val="0"/>
                 <w:sz w:val="20"/>
               </w:rPr>
-              <w:t>Tiết 25 (1 tiết)</w:t>
+              <w:t>Tiết 25 (6 tiết)</w:t>
             </w:r>
           </w:p>
         </w:tc>
@@ -3543,7 +3543,7 @@
                 <w:i w:val="0"/>
                 <w:sz w:val="20"/>
               </w:rPr>
-              <w:t>Bài 1: Bài tập rèn luyện kĩ năng lăn (Tiết 2)</w:t>
+              <w:t>Chủ đề 3: Tư thế và kĩ năng vận động cơ bản — Bài 1: Bài tập rèn luyện kĩ năng lăn (Tiết 4)</w:t>
             </w:r>
           </w:p>
         </w:tc>
@@ -3563,7 +3563,7 @@
                 <w:i w:val="0"/>
                 <w:sz w:val="20"/>
               </w:rPr>
-              <w:t>Tiết 26 (1 tiết)</w:t>
+              <w:t>Tiết 26 (6 tiết)</w:t>
             </w:r>
           </w:p>
         </w:tc>
@@ -3640,7 +3640,7 @@
                 <w:i w:val="0"/>
                 <w:sz w:val="20"/>
               </w:rPr>
-              <w:t>CHỦ ĐỀ 3: TƯ THẾ VÀ KỸ NĂNG VẬN ĐỘNG CƠ BẢN</w:t>
+              <w:t>Chủ đề 3: Tư thế và kĩ năng vận động cơ bản</w:t>
             </w:r>
           </w:p>
         </w:tc>
@@ -3659,7 +3659,7 @@
                 <w:i w:val="0"/>
                 <w:sz w:val="20"/>
               </w:rPr>
-              <w:t>Bài 1: Bài tập rèn luyện kĩ năng lăn (Tiết 3)</w:t>
+              <w:t>Chủ đề 3: Tư thế và kĩ năng vận động cơ bản — Bài 1: Bài tập rèn luyện kĩ năng lăn (Tiết 5)</w:t>
             </w:r>
           </w:p>
         </w:tc>
@@ -3679,7 +3679,7 @@
                 <w:i w:val="0"/>
                 <w:sz w:val="20"/>
               </w:rPr>
-              <w:t>Tiết 27 (1 tiết)</w:t>
+              <w:t>Tiết 27 (6 tiết)</w:t>
             </w:r>
           </w:p>
         </w:tc>
@@ -3773,7 +3773,7 @@
                 <w:i w:val="0"/>
                 <w:sz w:val="20"/>
               </w:rPr>
-              <w:t>Bài 1: Bài tập rèn luyện kĩ năng lăn (Tiết 4)</w:t>
+              <w:t>Chủ đề 3: Tư thế và kĩ năng vận động cơ bản — Bài 1: Bài tập rèn luyện kĩ năng lăn (Tiết 6)</w:t>
             </w:r>
           </w:p>
         </w:tc>
@@ -3793,7 +3793,7 @@
                 <w:i w:val="0"/>
                 <w:sz w:val="20"/>
               </w:rPr>
-              <w:t>Tiết 28 (1 tiết)</w:t>
+              <w:t>Tiết 28 (6 tiết)</w:t>
             </w:r>
           </w:p>
         </w:tc>
@@ -3870,7 +3870,7 @@
                 <w:i w:val="0"/>
                 <w:sz w:val="20"/>
               </w:rPr>
-              <w:t>CHỦ ĐỀ 3: TƯ THẾ VÀ KỸ NĂNG VẬN ĐỘNG CƠ BẢN</w:t>
+              <w:t>Chủ đề 3: Tư thế và kĩ năng vận động cơ bản</w:t>
             </w:r>
           </w:p>
         </w:tc>
@@ -3889,7 +3889,7 @@
                 <w:i w:val="0"/>
                 <w:sz w:val="20"/>
               </w:rPr>
-              <w:t>Bài 1: Bài tập rèn luyện kĩ năng lăn (Tiết 5)</w:t>
+              <w:t>Chủ đề 3: Tư thế và kĩ năng vận động cơ bản — Bài 2: Bài tập rèn luyện kĩ năng lộn xuôi (Tiết 1)</w:t>
             </w:r>
           </w:p>
         </w:tc>
@@ -3909,7 +3909,7 @@
                 <w:i w:val="0"/>
                 <w:sz w:val="20"/>
               </w:rPr>
-              <w:t>Tiết 29 (1 tiết)</w:t>
+              <w:t>Tiết 29 (6 tiết)</w:t>
             </w:r>
           </w:p>
         </w:tc>
@@ -4003,7 +4003,7 @@
                 <w:i w:val="0"/>
                 <w:sz w:val="20"/>
               </w:rPr>
-              <w:t>Bài 1: Bài tập rèn luyện kĩ năng lăn (Tiết 6)</w:t>
+              <w:t>Chủ đề 3: Tư thế và kĩ năng vận động cơ bản — Bài 2: Bài tập rèn luyện kĩ năng lộn xuôi (Tiết 2)</w:t>
             </w:r>
           </w:p>
         </w:tc>
@@ -4023,7 +4023,7 @@
                 <w:i w:val="0"/>
                 <w:sz w:val="20"/>
               </w:rPr>
-              <w:t>Tiết 30 (1 tiết)</w:t>
+              <w:t>Tiết 30 (6 tiết)</w:t>
             </w:r>
           </w:p>
         </w:tc>
@@ -4100,7 +4100,7 @@
                 <w:i w:val="0"/>
                 <w:sz w:val="20"/>
               </w:rPr>
-              <w:t>CHỦ ĐỀ 3: TƯ THẾ VÀ KỸ NĂNG VẬN ĐỘNG CƠ BẢN</w:t>
+              <w:t>Chủ đề 3: Tư thế và kĩ năng vận động cơ bản</w:t>
             </w:r>
           </w:p>
         </w:tc>
@@ -4119,7 +4119,7 @@
                 <w:i w:val="0"/>
                 <w:sz w:val="20"/>
               </w:rPr>
-              <w:t>Bài 2: Bài tập rèn luyện kĩ năng lộn xuôi (Tiết 1)</w:t>
+              <w:t>Chủ đề 3: Tư thế và kĩ năng vận động cơ bản — Bài 2: Bài tập rèn luyện kĩ năng lộn xuôi (Tiết 3)</w:t>
             </w:r>
           </w:p>
         </w:tc>
@@ -4139,7 +4139,7 @@
                 <w:i w:val="0"/>
                 <w:sz w:val="20"/>
               </w:rPr>
-              <w:t>Tiết 31 (1 tiết)</w:t>
+              <w:t>Tiết 31 (6 tiết)</w:t>
             </w:r>
           </w:p>
         </w:tc>
@@ -4233,7 +4233,7 @@
                 <w:i w:val="0"/>
                 <w:sz w:val="20"/>
               </w:rPr>
-              <w:t>Bài 2: Bài tập rèn luyện kĩ năng lộn xuôi (Tiết 2)</w:t>
+              <w:t>Chủ đề 3: Tư thế và kĩ năng vận động cơ bản — Bài 2: Bài tập rèn luyện kĩ năng lộn xuôi (Tiết 4)</w:t>
             </w:r>
           </w:p>
         </w:tc>
@@ -4253,7 +4253,7 @@
                 <w:i w:val="0"/>
                 <w:sz w:val="20"/>
               </w:rPr>
-              <w:t>Tiết 32 (1 tiết)</w:t>
+              <w:t>Tiết 32 (6 tiết)</w:t>
             </w:r>
           </w:p>
         </w:tc>
@@ -4330,7 +4330,7 @@
                 <w:i w:val="0"/>
                 <w:sz w:val="20"/>
               </w:rPr>
-              <w:t>CHỦ ĐỀ 3: TƯ THẾ VÀ KỸ NĂNG VẬN ĐỘNG CƠ BẢN</w:t>
+              <w:t>Chủ đề 3: Tư thế và kĩ năng vận động cơ bản</w:t>
             </w:r>
           </w:p>
         </w:tc>
@@ -4349,7 +4349,7 @@
                 <w:i w:val="0"/>
                 <w:sz w:val="20"/>
               </w:rPr>
-              <w:t>Bài 2: Bài tập rèn luyện kĩ năng lộn xuôi (Tiết 3)</w:t>
+              <w:t>Chủ đề 3: Tư thế và kĩ năng vận động cơ bản — Bài 2: Bài tập rèn luyện kĩ năng lộn xuôi (Tiết 5)</w:t>
             </w:r>
           </w:p>
         </w:tc>
@@ -4369,7 +4369,7 @@
                 <w:i w:val="0"/>
                 <w:sz w:val="20"/>
               </w:rPr>
-              <w:t>Tiết 33 (1 tiết)</w:t>
+              <w:t>Tiết 33 (6 tiết)</w:t>
             </w:r>
           </w:p>
         </w:tc>
@@ -4463,7 +4463,7 @@
                 <w:i w:val="0"/>
                 <w:sz w:val="20"/>
               </w:rPr>
-              <w:t>Bài 2: Bài tập rèn luyện kĩ năng lộn xuôi (Tiết 4)</w:t>
+              <w:t>Chủ đề 3: Tư thế và kĩ năng vận động cơ bản — Bài 2: Bài tập rèn luyện kĩ năng lộn xuôi (Tiết 6)</w:t>
             </w:r>
           </w:p>
         </w:tc>
@@ -4483,7 +4483,7 @@
                 <w:i w:val="0"/>
                 <w:sz w:val="20"/>
               </w:rPr>
-              <w:t>Tiết 34 (1 tiết)</w:t>
+              <w:t>Tiết 34 (6 tiết)</w:t>
             </w:r>
           </w:p>
         </w:tc>
@@ -4560,7 +4560,7 @@
                 <w:i w:val="0"/>
                 <w:sz w:val="20"/>
               </w:rPr>
-              <w:t>CHỦ ĐỀ 3: TƯ THẾ VÀ KỸ NĂNG VẬN ĐỘNG CƠ BẢN</w:t>
+              <w:t>Ôn tập, kiểm tra, đánh giá</w:t>
             </w:r>
           </w:p>
         </w:tc>
@@ -4579,7 +4579,7 @@
                 <w:i w:val="0"/>
                 <w:sz w:val="20"/>
               </w:rPr>
-              <w:t>Bài 2: Bài tập rèn luyện kĩ năng lộn xuôi (Tiết 5)</w:t>
+              <w:t>Ôn tập và đánh giá cuối học kì I (Tiết 1 - Ôn tập)</w:t>
             </w:r>
           </w:p>
         </w:tc>
@@ -4693,7 +4693,7 @@
                 <w:i w:val="0"/>
                 <w:sz w:val="20"/>
               </w:rPr>
-              <w:t>Ôn tập và đánh giá cuối học kì I</w:t>
+              <w:t>Ôn tập và đánh giá cuối học kì I (Tiết 2 - Đánh giá)</w:t>
             </w:r>
           </w:p>
         </w:tc>
@@ -4815,7 +4815,7 @@
                 <w:i w:val="0"/>
                 <w:sz w:val="20"/>
               </w:rPr>
-              <w:t>CHỦ ĐỀ 3: TƯ THẾ VÀ KỸ NĂNG VẬN ĐỘNG CƠ BẢN</w:t>
+              <w:t>Chủ đề 3: Tư thế và kĩ năng vận động cơ bản</w:t>
             </w:r>
           </w:p>
         </w:tc>
@@ -4834,7 +4834,7 @@
                 <w:i w:val="0"/>
                 <w:sz w:val="20"/>
               </w:rPr>
-              <w:t>Bài 2: Bài tập rèn luyện kĩ năng lộn xuôi (Tiết 6)</w:t>
+              <w:t>Chủ đề 3: Tư thế và kĩ năng vận động cơ bản — Bài 3: Bài tập rèn luyện kĩ năng leo (Tiết 1)</w:t>
             </w:r>
           </w:p>
         </w:tc>
@@ -4854,7 +4854,7 @@
                 <w:i w:val="0"/>
                 <w:sz w:val="20"/>
               </w:rPr>
-              <w:t>Tiết 37 (1 tiết)</w:t>
+              <w:t>Tiết 37 (6 tiết)</w:t>
             </w:r>
           </w:p>
         </w:tc>
@@ -4949,7 +4949,7 @@
                 <w:i w:val="0"/>
                 <w:sz w:val="20"/>
               </w:rPr>
-              <w:t>Bài 3: Bài tập rèn luyện kĩ năng leo (Tiết 1)</w:t>
+              <w:t>Chủ đề 3: Tư thế và kĩ năng vận động cơ bản — Bài 3: Bài tập rèn luyện kĩ năng leo (Tiết 2)</w:t>
             </w:r>
           </w:p>
         </w:tc>
@@ -4969,7 +4969,7 @@
                 <w:i w:val="0"/>
                 <w:sz w:val="20"/>
               </w:rPr>
-              <w:t>Tiết 38 (1 tiết)</w:t>
+              <w:t>Tiết 38 (6 tiết)</w:t>
             </w:r>
           </w:p>
         </w:tc>
@@ -5046,7 +5046,7 @@
                 <w:i w:val="0"/>
                 <w:sz w:val="20"/>
               </w:rPr>
-              <w:t>CHỦ ĐỀ 3: TƯ THẾ VÀ KỸ NĂNG VẬN ĐỘNG CƠ BẢN</w:t>
+              <w:t>Chủ đề 3: Tư thế và kĩ năng vận động cơ bản</w:t>
             </w:r>
           </w:p>
         </w:tc>
@@ -5065,7 +5065,7 @@
                 <w:i w:val="0"/>
                 <w:sz w:val="20"/>
               </w:rPr>
-              <w:t>Bài 3: Bài tập rèn luyện kĩ năng leo (Tiết 2)</w:t>
+              <w:t>Chủ đề 3: Tư thế và kĩ năng vận động cơ bản — Bài 3: Bài tập rèn luyện kĩ năng leo (Tiết 3)</w:t>
             </w:r>
           </w:p>
         </w:tc>
@@ -5085,7 +5085,7 @@
                 <w:i w:val="0"/>
                 <w:sz w:val="20"/>
               </w:rPr>
-              <w:t>Tiết 39 (1 tiết)</w:t>
+              <w:t>Tiết 39 (6 tiết)</w:t>
             </w:r>
           </w:p>
         </w:tc>
@@ -5179,7 +5179,7 @@
                 <w:i w:val="0"/>
                 <w:sz w:val="20"/>
               </w:rPr>
-              <w:t>Bài 3: Bài tập rèn luyện kĩ năng leo (Tiết 3)</w:t>
+              <w:t>Chủ đề 3: Tư thế và kĩ năng vận động cơ bản — Bài 3: Bài tập rèn luyện kĩ năng leo (Tiết 4)</w:t>
             </w:r>
           </w:p>
         </w:tc>
@@ -5199,7 +5199,7 @@
                 <w:i w:val="0"/>
                 <w:sz w:val="20"/>
               </w:rPr>
-              <w:t>Tiết 40 (1 tiết)</w:t>
+              <w:t>Tiết 40 (6 tiết)</w:t>
             </w:r>
           </w:p>
         </w:tc>
@@ -5276,7 +5276,7 @@
                 <w:i w:val="0"/>
                 <w:sz w:val="20"/>
               </w:rPr>
-              <w:t>CHỦ ĐỀ 3: TƯ THẾ VÀ KỸ NĂNG VẬN ĐỘNG CƠ BẢN</w:t>
+              <w:t>Chủ đề 3: Tư thế và kĩ năng vận động cơ bản</w:t>
             </w:r>
           </w:p>
         </w:tc>
@@ -5295,7 +5295,7 @@
                 <w:i w:val="0"/>
                 <w:sz w:val="20"/>
               </w:rPr>
-              <w:t>Bài 3: Bài tập rèn luyện kĩ năng leo (Tiết 4)</w:t>
+              <w:t>Chủ đề 3: Tư thế và kĩ năng vận động cơ bản — Bài 3: Bài tập rèn luyện kĩ năng leo (Tiết 5)</w:t>
             </w:r>
           </w:p>
         </w:tc>
@@ -5315,7 +5315,7 @@
                 <w:i w:val="0"/>
                 <w:sz w:val="20"/>
               </w:rPr>
-              <w:t>Tiết 41 (1 tiết)</w:t>
+              <w:t>Tiết 41 (6 tiết)</w:t>
             </w:r>
           </w:p>
         </w:tc>
@@ -5409,7 +5409,7 @@
                 <w:i w:val="0"/>
                 <w:sz w:val="20"/>
               </w:rPr>
-              <w:t>Bài 3: Bài tập rèn luyện kĩ năng leo (Tiết 5)</w:t>
+              <w:t>Chủ đề 3: Tư thế và kĩ năng vận động cơ bản — Bài 3: Bài tập rèn luyện kĩ năng leo (Tiết 6)</w:t>
             </w:r>
           </w:p>
         </w:tc>
@@ -5429,7 +5429,7 @@
                 <w:i w:val="0"/>
                 <w:sz w:val="20"/>
               </w:rPr>
-              <w:t>Tiết 42 (1 tiết)</w:t>
+              <w:t>Tiết 42 (6 tiết)</w:t>
             </w:r>
           </w:p>
         </w:tc>
@@ -5506,7 +5506,7 @@
                 <w:i w:val="0"/>
                 <w:sz w:val="20"/>
               </w:rPr>
-              <w:t>CHỦ ĐỀ 3: TƯ THẾ VÀ KỸ NĂNG VẬN ĐỘNG CƠ BẢN</w:t>
+              <w:t>Chủ đề 3: Tư thế và kĩ năng vận động cơ bản</w:t>
             </w:r>
           </w:p>
         </w:tc>
@@ -5525,7 +5525,7 @@
                 <w:i w:val="0"/>
                 <w:sz w:val="20"/>
               </w:rPr>
-              <w:t>Bài 3: Bài tập rèn luyện kĩ năng leo (Tiết 6)</w:t>
+              <w:t>Chủ đề 3: Tư thế và kĩ năng vận động cơ bản — Bài 4: Bài tập rèn luyện kĩ năng trèo (Tiết 1)</w:t>
             </w:r>
           </w:p>
         </w:tc>
@@ -5545,7 +5545,7 @@
                 <w:i w:val="0"/>
                 <w:sz w:val="20"/>
               </w:rPr>
-              <w:t>Tiết 43 (1 tiết)</w:t>
+              <w:t>Tiết 43 (6 tiết)</w:t>
             </w:r>
           </w:p>
         </w:tc>
@@ -5639,7 +5639,7 @@
                 <w:i w:val="0"/>
                 <w:sz w:val="20"/>
               </w:rPr>
-              <w:t>Bài 4: Bài tập rèn luyện kỹ năng trèo (Tiết 1)</w:t>
+              <w:t>Chủ đề 3: Tư thế và kĩ năng vận động cơ bản — Bài 4: Bài tập rèn luyện kĩ năng trèo (Tiết 2)</w:t>
             </w:r>
           </w:p>
         </w:tc>
@@ -5659,7 +5659,7 @@
                 <w:i w:val="0"/>
                 <w:sz w:val="20"/>
               </w:rPr>
-              <w:t>Tiết 44 (1 tiết)</w:t>
+              <w:t>Tiết 44 (6 tiết)</w:t>
             </w:r>
           </w:p>
         </w:tc>
@@ -5736,7 +5736,7 @@
                 <w:i w:val="0"/>
                 <w:sz w:val="20"/>
               </w:rPr>
-              <w:t>CHỦ ĐỀ 3: TƯ THẾ VÀ KỸ NĂNG VẬN ĐỘNG CƠ BẢN</w:t>
+              <w:t>Chủ đề 3: Tư thế và kĩ năng vận động cơ bản</w:t>
             </w:r>
           </w:p>
         </w:tc>
@@ -5755,7 +5755,7 @@
                 <w:i w:val="0"/>
                 <w:sz w:val="20"/>
               </w:rPr>
-              <w:t>Bài 4: Bài tập rèn luyện kỹ năng trèo (Tiết 2)</w:t>
+              <w:t>Chủ đề 3: Tư thế và kĩ năng vận động cơ bản — Bài 4: Bài tập rèn luyện kĩ năng trèo (Tiết 3)</w:t>
             </w:r>
           </w:p>
         </w:tc>
@@ -5775,7 +5775,7 @@
                 <w:i w:val="0"/>
                 <w:sz w:val="20"/>
               </w:rPr>
-              <w:t>Tiết 45 (1 tiết)</w:t>
+              <w:t>Tiết 45 (6 tiết)</w:t>
             </w:r>
           </w:p>
         </w:tc>
@@ -5869,7 +5869,7 @@
                 <w:i w:val="0"/>
                 <w:sz w:val="20"/>
               </w:rPr>
-              <w:t>Bài 4: Bài tập rèn luyện kỹ năng trèo (Tiết 3)</w:t>
+              <w:t>Chủ đề 3: Tư thế và kĩ năng vận động cơ bản — Bài 4: Bài tập rèn luyện kĩ năng trèo (Tiết 4)</w:t>
             </w:r>
           </w:p>
         </w:tc>
@@ -5889,7 +5889,7 @@
                 <w:i w:val="0"/>
                 <w:sz w:val="20"/>
               </w:rPr>
-              <w:t>Tiết 46 (1 tiết)</w:t>
+              <w:t>Tiết 46 (6 tiết)</w:t>
             </w:r>
           </w:p>
         </w:tc>
@@ -5966,7 +5966,7 @@
                 <w:i w:val="0"/>
                 <w:sz w:val="20"/>
               </w:rPr>
-              <w:t>CHỦ ĐỀ 3: TƯ THẾ VÀ KỸ NĂNG VẬN ĐỘNG CƠ BẢN</w:t>
+              <w:t>Chủ đề 3: Tư thế và kĩ năng vận động cơ bản</w:t>
             </w:r>
           </w:p>
         </w:tc>
@@ -5985,7 +5985,7 @@
                 <w:i w:val="0"/>
                 <w:sz w:val="20"/>
               </w:rPr>
-              <w:t>Bài 4: Bài tập rèn luyện kỹ năng trèo (Tiết 4)</w:t>
+              <w:t>Chủ đề 3: Tư thế và kĩ năng vận động cơ bản — Bài 4: Bài tập rèn luyện kĩ năng trèo (Tiết 5)</w:t>
             </w:r>
           </w:p>
         </w:tc>
@@ -6005,7 +6005,7 @@
                 <w:i w:val="0"/>
                 <w:sz w:val="20"/>
               </w:rPr>
-              <w:t>Tiết 47 (1 tiết)</w:t>
+              <w:t>Tiết 47 (6 tiết)</w:t>
             </w:r>
           </w:p>
         </w:tc>
@@ -6099,7 +6099,7 @@
                 <w:i w:val="0"/>
                 <w:sz w:val="20"/>
               </w:rPr>
-              <w:t>Bài 4: Bài tập rèn luyện kỹ năng trèo (Tiết 5)</w:t>
+              <w:t>Chủ đề 3: Tư thế và kĩ năng vận động cơ bản — Bài 4: Bài tập rèn luyện kĩ năng trèo (Tiết 6)</w:t>
             </w:r>
           </w:p>
         </w:tc>
@@ -6119,7 +6119,7 @@
                 <w:i w:val="0"/>
                 <w:sz w:val="20"/>
               </w:rPr>
-              <w:t>Tiết 48 (1 tiết)</w:t>
+              <w:t>Tiết 48 (6 tiết)</w:t>
             </w:r>
           </w:p>
         </w:tc>
@@ -6196,7 +6196,7 @@
                 <w:i w:val="0"/>
                 <w:sz w:val="20"/>
               </w:rPr>
-              <w:t>CHỦ ĐỀ 3: TƯ THẾ VÀ KỸ NĂNG VẬN ĐỘNG CƠ BẢN</w:t>
+              <w:t>Chủ đề 4: Thể thao tự chọn (Bóng rổ)</w:t>
             </w:r>
           </w:p>
         </w:tc>
@@ -6215,7 +6215,7 @@
                 <w:i w:val="0"/>
                 <w:sz w:val="20"/>
               </w:rPr>
-              <w:t>Bài 4: Bài tập rèn luyện kỹ năng trèo (Tiết 6)</w:t>
+              <w:t>Chủ đề 4: Thể thao tự chọn (Bóng rổ) — Bài 1: Dẫn bóng thay đổi tốc độ, dẫn bóng theo đường vòng (Tiết 1)</w:t>
             </w:r>
           </w:p>
         </w:tc>
@@ -6235,7 +6235,7 @@
                 <w:i w:val="0"/>
                 <w:sz w:val="20"/>
               </w:rPr>
-              <w:t>Tiết 49 (1 tiết)</w:t>
+              <w:t>Tiết 49 (6 tiết)</w:t>
             </w:r>
           </w:p>
         </w:tc>
@@ -6329,7 +6329,7 @@
                 <w:i w:val="0"/>
                 <w:sz w:val="20"/>
               </w:rPr>
-              <w:t>Ôn tập: Tư thế và kĩ năng vận động cơ bản</w:t>
+              <w:t>Chủ đề 4: Thể thao tự chọn (Bóng rổ) — Bài 1: Dẫn bóng thay đổi tốc độ, dẫn bóng theo đường vòng (Tiết 2)</w:t>
             </w:r>
           </w:p>
         </w:tc>
@@ -6349,7 +6349,7 @@
                 <w:i w:val="0"/>
                 <w:sz w:val="20"/>
               </w:rPr>
-              <w:t>Tiết 50 (1 tiết)</w:t>
+              <w:t>Tiết 50 (6 tiết)</w:t>
             </w:r>
           </w:p>
         </w:tc>
@@ -6426,7 +6426,7 @@
                 <w:i w:val="0"/>
                 <w:sz w:val="20"/>
               </w:rPr>
-              <w:t>CHỦ ĐỀ 4: MÔN THỂ THAO TỰ CHỌN</w:t>
+              <w:t>Chủ đề 4: Thể thao tự chọn (Bóng rổ)</w:t>
             </w:r>
           </w:p>
         </w:tc>
@@ -6445,7 +6445,7 @@
                 <w:i w:val="0"/>
                 <w:sz w:val="20"/>
               </w:rPr>
-              <w:t>Bài 1: Dẫn bóng thay đổi tốc độ, dẫn bóng theo đường vòng (Tiết 1)</w:t>
+              <w:t>Chủ đề 4: Thể thao tự chọn (Bóng rổ) — Bài 1: Dẫn bóng thay đổi tốc độ, dẫn bóng theo đường vòng (Tiết 3)</w:t>
             </w:r>
           </w:p>
         </w:tc>
@@ -6465,7 +6465,7 @@
                 <w:i w:val="0"/>
                 <w:sz w:val="20"/>
               </w:rPr>
-              <w:t>Tiết 51 (1 tiết)</w:t>
+              <w:t>Tiết 51 (6 tiết)</w:t>
             </w:r>
           </w:p>
         </w:tc>
@@ -6541,7 +6541,6 @@
                 <w:i w:val="0"/>
                 <w:sz w:val="20"/>
               </w:rPr>
-              <w:t>MÔN BÓNG RỔ</w:t>
             </w:r>
           </w:p>
         </w:tc>
@@ -6560,7 +6559,7 @@
                 <w:i w:val="0"/>
                 <w:sz w:val="20"/>
               </w:rPr>
-              <w:t>Bài 1: Dẫn bóng thay đổi tốc độ, dẫn bóng theo đường vòng (Tiết 2)</w:t>
+              <w:t>Chủ đề 4: Thể thao tự chọn (Bóng rổ) — Bài 1: Dẫn bóng thay đổi tốc độ, dẫn bóng theo đường vòng (Tiết 4)</w:t>
             </w:r>
           </w:p>
         </w:tc>
@@ -6580,7 +6579,7 @@
                 <w:i w:val="0"/>
                 <w:sz w:val="20"/>
               </w:rPr>
-              <w:t>Tiết 52 (1 tiết)</w:t>
+              <w:t>Tiết 52 (6 tiết)</w:t>
             </w:r>
           </w:p>
         </w:tc>
@@ -6658,7 +6657,7 @@
                 <w:i w:val="0"/>
                 <w:sz w:val="20"/>
               </w:rPr>
-              <w:t>MÔN BÓNG RỔ</w:t>
+              <w:t>Chủ đề 4: Thể thao tự chọn (Bóng rổ)</w:t>
             </w:r>
           </w:p>
         </w:tc>
@@ -6677,7 +6676,7 @@
                 <w:i w:val="0"/>
                 <w:sz w:val="20"/>
               </w:rPr>
-              <w:t>Bài 1: Dẫn bóng thay đổi tốc độ, dẫn bóng theo đường vòng (Tiết 3)</w:t>
+              <w:t>Chủ đề 4: Thể thao tự chọn (Bóng rổ) — Bài 1: Dẫn bóng thay đổi tốc độ, dẫn bóng theo đường vòng (Tiết 5)</w:t>
             </w:r>
           </w:p>
         </w:tc>
@@ -6697,7 +6696,7 @@
                 <w:i w:val="0"/>
                 <w:sz w:val="20"/>
               </w:rPr>
-              <w:t>Tiết 53 (1 tiết)</w:t>
+              <w:t>Tiết 53 (6 tiết)</w:t>
             </w:r>
           </w:p>
         </w:tc>
@@ -6791,7 +6790,7 @@
                 <w:i w:val="0"/>
                 <w:sz w:val="20"/>
               </w:rPr>
-              <w:t>Bài 1: Dẫn bóng thay đổi tốc độ, dẫn bóng theo đường vòng (Tiết 4)</w:t>
+              <w:t>Chủ đề 4: Thể thao tự chọn (Bóng rổ) — Bài 1: Dẫn bóng thay đổi tốc độ, dẫn bóng theo đường vòng (Tiết 6)</w:t>
             </w:r>
           </w:p>
         </w:tc>
@@ -6811,7 +6810,7 @@
                 <w:i w:val="0"/>
                 <w:sz w:val="20"/>
               </w:rPr>
-              <w:t>Tiết 54 (1 tiết)</w:t>
+              <w:t>Tiết 54 (6 tiết)</w:t>
             </w:r>
           </w:p>
         </w:tc>
@@ -6888,7 +6887,7 @@
                 <w:i w:val="0"/>
                 <w:sz w:val="20"/>
               </w:rPr>
-              <w:t>MÔN BÓNG RỔ</w:t>
+              <w:t>Ôn tập, kiểm tra, đánh giá</w:t>
             </w:r>
           </w:p>
         </w:tc>
@@ -6907,7 +6906,7 @@
                 <w:i w:val="0"/>
                 <w:sz w:val="20"/>
               </w:rPr>
-              <w:t>Bài 1: Dẫn bóng thay đổi tốc độ, dẫn bóng theo đường vòng (Tiết 5)</w:t>
+              <w:t>Ôn tập giữa học kì II</w:t>
             </w:r>
           </w:p>
         </w:tc>
@@ -7003,6 +7002,7 @@
                 <w:i w:val="0"/>
                 <w:sz w:val="20"/>
               </w:rPr>
+              <w:t>Chủ đề 4: Thể thao tự chọn (Bóng rổ)</w:t>
             </w:r>
           </w:p>
         </w:tc>
@@ -7021,7 +7021,7 @@
                 <w:i w:val="0"/>
                 <w:sz w:val="20"/>
               </w:rPr>
-              <w:t>Bài 1: Dẫn bóng thay đổi tốc độ, dẫn bóng theo đường vòng (Tiết 6)</w:t>
+              <w:t>Chủ đề 4: Thể thao tự chọn (Bóng rổ) — Bài 2: Động tác chuyền, bắt bóng bằng hai tay trên cao (Tiết 1)</w:t>
             </w:r>
           </w:p>
         </w:tc>
@@ -7041,7 +7041,7 @@
                 <w:i w:val="0"/>
                 <w:sz w:val="20"/>
               </w:rPr>
-              <w:t>Tiết 56 (1 tiết)</w:t>
+              <w:t>Tiết 56 (4 tiết)</w:t>
             </w:r>
           </w:p>
         </w:tc>
@@ -7118,7 +7118,7 @@
                 <w:i w:val="0"/>
                 <w:sz w:val="20"/>
               </w:rPr>
-              <w:t>MÔN BÓNG RỔ</w:t>
+              <w:t>Chủ đề 4: Thể thao tự chọn (Bóng rổ)</w:t>
             </w:r>
           </w:p>
         </w:tc>
@@ -7137,7 +7137,7 @@
                 <w:i w:val="0"/>
                 <w:sz w:val="20"/>
               </w:rPr>
-              <w:t>Bài 2: Động tác chuyền, bắt bóng bằng hai tay trên cao (Tiết 1)</w:t>
+              <w:t>Chủ đề 4: Thể thao tự chọn (Bóng rổ) — Bài 2: Động tác chuyền, bắt bóng bằng hai tay trên cao (Tiết 2)</w:t>
             </w:r>
           </w:p>
         </w:tc>
@@ -7157,7 +7157,7 @@
                 <w:i w:val="0"/>
                 <w:sz w:val="20"/>
               </w:rPr>
-              <w:t>Tiết 57 (1 tiết)</w:t>
+              <w:t>Tiết 57 (4 tiết)</w:t>
             </w:r>
           </w:p>
         </w:tc>
@@ -7251,7 +7251,7 @@
                 <w:i w:val="0"/>
                 <w:sz w:val="20"/>
               </w:rPr>
-              <w:t>Bài 2: Động tác chuyền, bắt bóng bằng hai tay trên cao (Tiết 2)</w:t>
+              <w:t>Chủ đề 4: Thể thao tự chọn (Bóng rổ) — Bài 2: Động tác chuyền, bắt bóng bằng hai tay trên cao (Tiết 3)</w:t>
             </w:r>
           </w:p>
         </w:tc>
@@ -7271,7 +7271,7 @@
                 <w:i w:val="0"/>
                 <w:sz w:val="20"/>
               </w:rPr>
-              <w:t>Tiết 58 (1 tiết)</w:t>
+              <w:t>Tiết 58 (4 tiết)</w:t>
             </w:r>
           </w:p>
         </w:tc>
@@ -7348,7 +7348,7 @@
                 <w:i w:val="0"/>
                 <w:sz w:val="20"/>
               </w:rPr>
-              <w:t>MÔN BÓNG RỔ</w:t>
+              <w:t>Chủ đề 4: Thể thao tự chọn (Bóng rổ)</w:t>
             </w:r>
           </w:p>
         </w:tc>
@@ -7367,7 +7367,7 @@
                 <w:i w:val="0"/>
                 <w:sz w:val="20"/>
               </w:rPr>
-              <w:t>Bài 2: Động tác chuyền, bắt bóng bằng hai tay trên cao (Tiết 3)</w:t>
+              <w:t>Chủ đề 4: Thể thao tự chọn (Bóng rổ) — Bài 2: Động tác chuyền, bắt bóng bằng hai tay trên cao (Tiết 4)</w:t>
             </w:r>
           </w:p>
         </w:tc>
@@ -7387,7 +7387,7 @@
                 <w:i w:val="0"/>
                 <w:sz w:val="20"/>
               </w:rPr>
-              <w:t>Tiết 59 (1 tiết)</w:t>
+              <w:t>Tiết 59 (4 tiết)</w:t>
             </w:r>
           </w:p>
         </w:tc>
@@ -7481,7 +7481,7 @@
                 <w:i w:val="0"/>
                 <w:sz w:val="20"/>
               </w:rPr>
-              <w:t>Bài 2: Động tác chuyền, bắt bóng bằng hai tay trên cao (Tiết 4)</w:t>
+              <w:t>Chủ đề 4: Thể thao tự chọn (Bóng rổ) — Bài 3: Động tác hai bước ném rổ bằng một tay trên vai (Tiết 1)</w:t>
             </w:r>
           </w:p>
         </w:tc>
@@ -7501,7 +7501,7 @@
                 <w:i w:val="0"/>
                 <w:sz w:val="20"/>
               </w:rPr>
-              <w:t>Tiết 60 (1 tiết)</w:t>
+              <w:t>Tiết 60 (8 tiết)</w:t>
             </w:r>
           </w:p>
         </w:tc>
@@ -7578,7 +7578,7 @@
                 <w:i w:val="0"/>
                 <w:sz w:val="20"/>
               </w:rPr>
-              <w:t>MÔN BÓNG RỔ</w:t>
+              <w:t>Chủ đề 4: Thể thao tự chọn (Bóng rổ)</w:t>
             </w:r>
           </w:p>
         </w:tc>
@@ -7597,7 +7597,7 @@
                 <w:i w:val="0"/>
                 <w:sz w:val="20"/>
               </w:rPr>
-              <w:t>Bài 2: Động tác chuyền, bắt bóng bằng hai tay trên cao (Tiết 5)</w:t>
+              <w:t>Chủ đề 4: Thể thao tự chọn (Bóng rổ) — Bài 3: Động tác hai bước ném rổ bằng một tay trên vai (Tiết 2)</w:t>
             </w:r>
           </w:p>
         </w:tc>
@@ -7617,7 +7617,7 @@
                 <w:i w:val="0"/>
                 <w:sz w:val="20"/>
               </w:rPr>
-              <w:t>Tiết 61 (1 tiết)</w:t>
+              <w:t>Tiết 61 (8 tiết)</w:t>
             </w:r>
           </w:p>
         </w:tc>
@@ -7711,7 +7711,7 @@
                 <w:i w:val="0"/>
                 <w:sz w:val="20"/>
               </w:rPr>
-              <w:t>Bài 2: Động tác chuyền, bắt bóng bằng hai tay trên cao (Tiết 6)</w:t>
+              <w:t>Chủ đề 4: Thể thao tự chọn (Bóng rổ) — Bài 3: Động tác hai bước ném rổ bằng một tay trên vai (Tiết 3)</w:t>
             </w:r>
           </w:p>
         </w:tc>
@@ -7731,7 +7731,7 @@
                 <w:i w:val="0"/>
                 <w:sz w:val="20"/>
               </w:rPr>
-              <w:t>Tiết 62 (1 tiết)</w:t>
+              <w:t>Tiết 62 (8 tiết)</w:t>
             </w:r>
           </w:p>
         </w:tc>
@@ -7808,7 +7808,7 @@
                 <w:i w:val="0"/>
                 <w:sz w:val="20"/>
               </w:rPr>
-              <w:t>MÔN BÓNG RỔ</w:t>
+              <w:t>Chủ đề 4: Thể thao tự chọn (Bóng rổ)</w:t>
             </w:r>
           </w:p>
         </w:tc>
@@ -7827,7 +7827,7 @@
                 <w:i w:val="0"/>
                 <w:sz w:val="20"/>
               </w:rPr>
-              <w:t>Bài 3: Động tác hai bước ném rổ bằng một tay trên vai (Tiết 1)</w:t>
+              <w:t>Chủ đề 4: Thể thao tự chọn (Bóng rổ) — Bài 3: Động tác hai bước ném rổ bằng một tay trên vai (Tiết 4)</w:t>
             </w:r>
           </w:p>
         </w:tc>
@@ -7847,7 +7847,7 @@
                 <w:i w:val="0"/>
                 <w:sz w:val="20"/>
               </w:rPr>
-              <w:t>Tiết 63 (1 tiết)</w:t>
+              <w:t>Tiết 63 (8 tiết)</w:t>
             </w:r>
           </w:p>
         </w:tc>
@@ -7941,7 +7941,7 @@
                 <w:i w:val="0"/>
                 <w:sz w:val="20"/>
               </w:rPr>
-              <w:t>Bài 3: Động tác hai bước ném rổ bằng một tay trên vai (Tiết 2)</w:t>
+              <w:t>Chủ đề 4: Thể thao tự chọn (Bóng rổ) — Bài 3: Động tác hai bước ném rổ bằng một tay trên vai (Tiết 5)</w:t>
             </w:r>
           </w:p>
         </w:tc>
@@ -7961,7 +7961,7 @@
                 <w:i w:val="0"/>
                 <w:sz w:val="20"/>
               </w:rPr>
-              <w:t>Tiết 64 (1 tiết)</w:t>
+              <w:t>Tiết 64 (8 tiết)</w:t>
             </w:r>
           </w:p>
         </w:tc>
@@ -8038,7 +8038,7 @@
                 <w:i w:val="0"/>
                 <w:sz w:val="20"/>
               </w:rPr>
-              <w:t>MÔN BÓNG RỔ</w:t>
+              <w:t>Chủ đề 4: Thể thao tự chọn (Bóng rổ)</w:t>
             </w:r>
           </w:p>
         </w:tc>
@@ -8057,7 +8057,7 @@
                 <w:i w:val="0"/>
                 <w:sz w:val="20"/>
               </w:rPr>
-              <w:t>Bài 3: Động tác hai bước ném rổ bằng một tay trên vai (Tiết 3)</w:t>
+              <w:t>Chủ đề 4: Thể thao tự chọn (Bóng rổ) — Bài 3: Động tác hai bước ném rổ bằng một tay trên vai (Tiết 6)</w:t>
             </w:r>
           </w:p>
         </w:tc>
@@ -8077,7 +8077,7 @@
                 <w:i w:val="0"/>
                 <w:sz w:val="20"/>
               </w:rPr>
-              <w:t>Tiết 65 (1 tiết)</w:t>
+              <w:t>Tiết 65 (8 tiết)</w:t>
             </w:r>
           </w:p>
         </w:tc>
@@ -8171,7 +8171,7 @@
                 <w:i w:val="0"/>
                 <w:sz w:val="20"/>
               </w:rPr>
-              <w:t>Bài 3: Động tác hai bước ném rổ bằng một tay trên vai (Tiết 4)</w:t>
+              <w:t>Chủ đề 4: Thể thao tự chọn (Bóng rổ) — Bài 3: Động tác hai bước ném rổ bằng một tay trên vai (Tiết 7)</w:t>
             </w:r>
           </w:p>
         </w:tc>
@@ -8191,7 +8191,7 @@
                 <w:i w:val="0"/>
                 <w:sz w:val="20"/>
               </w:rPr>
-              <w:t>Tiết 66 (1 tiết)</w:t>
+              <w:t>Tiết 66 (8 tiết)</w:t>
             </w:r>
           </w:p>
         </w:tc>
@@ -8268,7 +8268,7 @@
                 <w:i w:val="0"/>
                 <w:sz w:val="20"/>
               </w:rPr>
-              <w:t>MÔN BÓNG RỔ</w:t>
+              <w:t>Chủ đề 4: Thể thao tự chọn (Bóng rổ)</w:t>
             </w:r>
           </w:p>
         </w:tc>
@@ -8287,7 +8287,7 @@
                 <w:i w:val="0"/>
                 <w:sz w:val="20"/>
               </w:rPr>
-              <w:t>Bài 3: Động tác hai bước ném rổ bằng một tay trên vai (Tiết 5)</w:t>
+              <w:t>Chủ đề 4: Thể thao tự chọn (Bóng rổ) — Bài 3: Động tác hai bước ném rổ bằng một tay trên vai (Tiết 8)</w:t>
             </w:r>
           </w:p>
         </w:tc>
@@ -8307,7 +8307,7 @@
                 <w:i w:val="0"/>
                 <w:sz w:val="20"/>
               </w:rPr>
-              <w:t>Tiết 67 (1 tiết)</w:t>
+              <w:t>Tiết 67 (8 tiết)</w:t>
             </w:r>
           </w:p>
         </w:tc>
@@ -8383,6 +8383,7 @@
                 <w:i w:val="0"/>
                 <w:sz w:val="20"/>
               </w:rPr>
+              <w:t>Ôn tập, kiểm tra, đánh giá</w:t>
             </w:r>
           </w:p>
         </w:tc>
@@ -8401,7 +8402,7 @@
                 <w:i w:val="0"/>
                 <w:sz w:val="20"/>
               </w:rPr>
-              <w:t>Bài 3: Động tác hai bước ném rổ bằng một tay trên vai (Tiết 6)</w:t>
+              <w:t>Ôn tập và đánh giá cuối năm (Tiết 1 - Ôn tập, hệ thống hoá)</w:t>
             </w:r>
           </w:p>
         </w:tc>
@@ -8498,7 +8499,7 @@
                 <w:i w:val="0"/>
                 <w:sz w:val="20"/>
               </w:rPr>
-              <w:t>MÔN BÓNG RỔ</w:t>
+              <w:t>Ôn tập, kiểm tra, đánh giá</w:t>
             </w:r>
           </w:p>
         </w:tc>
@@ -8517,7 +8518,7 @@
                 <w:i w:val="0"/>
                 <w:sz w:val="20"/>
               </w:rPr>
-              <w:t>Ôn tập môn tự chọn</w:t>
+              <w:t>Ôn tập và đánh giá cuối năm (Tiết 2 - Đánh giá)</w:t>
             </w:r>
           </w:p>
         </w:tc>
@@ -8631,7 +8632,7 @@
                 <w:i w:val="0"/>
                 <w:sz w:val="20"/>
               </w:rPr>
-              <w:t>Ôn tập và đánh giá cuối năm</w:t>
+              <w:t>Ôn tập và đánh giá cuối năm (Tiết 3 - Đánh giá, tổng kết năm học)</w:t>
             </w:r>
           </w:p>
         </w:tc>

--- a/assets/docs/lop5/Giao duc the chat - Lop 5.docx
+++ b/assets/docs/lop5/Giao duc the chat - Lop 5.docx
@@ -653,6 +653,19 @@
               <w:t>NLS-AT: Thiết bị đặt ngoài đường di chuyển; không vừa đi vừa xem màn hình.</w:t>
             </w:r>
           </w:p>
+          <w:p>
+            <w:pPr>
+              <w:spacing w:after="0"/>
+            </w:pPr>
+            <w:r>
+              <w:rPr>
+                <w:b w:val="0"/>
+                <w:i w:val="0"/>
+                <w:sz w:val="18"/>
+              </w:rPr>
+              <w:t>KNS: KN hợp tác và tuân thủ luật chơi; thắng không kiêu, thua không nản.</w:t>
+            </w:r>
+          </w:p>
         </w:tc>
         <w:tc>
           <w:tcPr>
@@ -781,6 +794,19 @@
               <w:t>NLS-AT: Chỉ quay clip khi HS đồng ý, không đăng lên mạng xã hội, xoá sau khi dùng</w:t>
             </w:r>
           </w:p>
+          <w:p>
+            <w:pPr>
+              <w:spacing w:after="0"/>
+            </w:pPr>
+            <w:r>
+              <w:rPr>
+                <w:b w:val="0"/>
+                <w:i w:val="0"/>
+                <w:sz w:val="18"/>
+              </w:rPr>
+              <w:t>KNS: KN hợp tác và tuân thủ luật chơi; thắng không kiêu, thua không nản.</w:t>
+            </w:r>
+          </w:p>
         </w:tc>
         <w:tc>
           <w:tcPr>
@@ -924,6 +950,19 @@
               <w:t>NLS-AT: Thiết bị đặt ngoài đường di chuyển; không vừa đi vừa xem màn hình.</w:t>
             </w:r>
           </w:p>
+          <w:p>
+            <w:pPr>
+              <w:spacing w:after="0"/>
+            </w:pPr>
+            <w:r>
+              <w:rPr>
+                <w:b w:val="0"/>
+                <w:i w:val="0"/>
+                <w:sz w:val="18"/>
+              </w:rPr>
+              <w:t>KNS: KN hợp tác và tuân thủ luật chơi; thắng không kiêu, thua không nản.</w:t>
+            </w:r>
+          </w:p>
         </w:tc>
         <w:tc>
           <w:tcPr>
@@ -1052,6 +1091,19 @@
               <w:t>NLS-AT: Chỉ xem sơ đồ, video ở khu vực GV bố trí, không mang điện thoại ra sân tập</w:t>
             </w:r>
           </w:p>
+          <w:p>
+            <w:pPr>
+              <w:spacing w:after="0"/>
+            </w:pPr>
+            <w:r>
+              <w:rPr>
+                <w:b w:val="0"/>
+                <w:i w:val="0"/>
+                <w:sz w:val="18"/>
+              </w:rPr>
+              <w:t>KNS: KN hợp tác và tuân thủ luật chơi; thắng không kiêu, thua không nản.</w:t>
+            </w:r>
+          </w:p>
         </w:tc>
         <w:tc>
           <w:tcPr>
@@ -1166,6 +1218,7 @@
                 <w:i w:val="0"/>
                 <w:sz w:val="18"/>
               </w:rPr>
+              <w:t>KNS: KN hợp tác và tuân thủ luật chơi; thắng không kiêu, thua không nản.</w:t>
             </w:r>
           </w:p>
         </w:tc>
@@ -1280,6 +1333,7 @@
                 <w:i w:val="0"/>
                 <w:sz w:val="18"/>
               </w:rPr>
+              <w:t>KNS: KN hợp tác và tuân thủ luật chơi; thắng không kiêu, thua không nản.</w:t>
             </w:r>
           </w:p>
         </w:tc>
@@ -1396,6 +1450,7 @@
                 <w:i w:val="0"/>
                 <w:sz w:val="18"/>
               </w:rPr>
+              <w:t>KNS: KN hợp tác và tuân thủ luật chơi; thắng không kiêu, thua không nản.</w:t>
             </w:r>
           </w:p>
         </w:tc>
@@ -1510,6 +1565,7 @@
                 <w:i w:val="0"/>
                 <w:sz w:val="18"/>
               </w:rPr>
+              <w:t>KNS: KN hợp tác và tuân thủ luật chơi; thắng không kiêu, thua không nản.</w:t>
             </w:r>
           </w:p>
         </w:tc>
@@ -1626,6 +1682,7 @@
                 <w:i w:val="0"/>
                 <w:sz w:val="18"/>
               </w:rPr>
+              <w:t>KNS: KN hợp tác và tuân thủ luật chơi; thắng không kiêu, thua không nản.</w:t>
             </w:r>
           </w:p>
         </w:tc>
@@ -1740,6 +1797,7 @@
                 <w:i w:val="0"/>
                 <w:sz w:val="18"/>
               </w:rPr>
+              <w:t>KNS: KN hợp tác và tuân thủ luật chơi; thắng không kiêu, thua không nản.</w:t>
             </w:r>
           </w:p>
         </w:tc>
@@ -1856,6 +1914,7 @@
                 <w:i w:val="0"/>
                 <w:sz w:val="18"/>
               </w:rPr>
+              <w:t>KNS: KN hợp tác và tuân thủ luật chơi; thắng không kiêu, thua không nản.</w:t>
             </w:r>
           </w:p>
         </w:tc>
@@ -1970,6 +2029,7 @@
                 <w:i w:val="0"/>
                 <w:sz w:val="18"/>
               </w:rPr>
+              <w:t>KNS: KN hợp tác và tuân thủ luật chơi; thắng không kiêu, thua không nản.</w:t>
             </w:r>
           </w:p>
         </w:tc>
@@ -2086,6 +2146,7 @@
                 <w:i w:val="0"/>
                 <w:sz w:val="18"/>
               </w:rPr>
+              <w:t>KNS: KN hợp tác và tuân thủ luật chơi; thắng không kiêu, thua không nản.</w:t>
             </w:r>
           </w:p>
         </w:tc>
@@ -2200,6 +2261,7 @@
                 <w:i w:val="0"/>
                 <w:sz w:val="18"/>
               </w:rPr>
+              <w:t>KNS: KN hợp tác và tuân thủ luật chơi; thắng không kiêu, thua không nản.</w:t>
             </w:r>
           </w:p>
         </w:tc>
@@ -3238,6 +3300,7 @@
                 <w:i w:val="0"/>
                 <w:sz w:val="18"/>
               </w:rPr>
+              <w:t>KNS: KN bảo đảm an toàn khi vận động: khởi động kĩ, tập đúng sức, biết dừng khi mệt.</w:t>
             </w:r>
           </w:p>
         </w:tc>
@@ -3352,6 +3415,7 @@
                 <w:i w:val="0"/>
                 <w:sz w:val="18"/>
               </w:rPr>
+              <w:t>KNS: KN bảo đảm an toàn khi vận động: khởi động kĩ, tập đúng sức, biết dừng khi mệt.</w:t>
             </w:r>
           </w:p>
         </w:tc>
@@ -3468,6 +3532,7 @@
                 <w:i w:val="0"/>
                 <w:sz w:val="18"/>
               </w:rPr>
+              <w:t>KNS: KN bảo đảm an toàn khi vận động: khởi động kĩ, tập đúng sức, biết dừng khi mệt.</w:t>
             </w:r>
           </w:p>
         </w:tc>
@@ -3582,6 +3647,7 @@
                 <w:i w:val="0"/>
                 <w:sz w:val="18"/>
               </w:rPr>
+              <w:t>KNS: KN bảo đảm an toàn khi vận động: khởi động kĩ, tập đúng sức, biết dừng khi mệt.</w:t>
             </w:r>
           </w:p>
         </w:tc>
@@ -3698,6 +3764,7 @@
                 <w:i w:val="0"/>
                 <w:sz w:val="18"/>
               </w:rPr>
+              <w:t>KNS: KN bảo đảm an toàn khi vận động: khởi động kĩ, tập đúng sức, biết dừng khi mệt.</w:t>
             </w:r>
           </w:p>
         </w:tc>
@@ -3812,6 +3879,7 @@
                 <w:i w:val="0"/>
                 <w:sz w:val="18"/>
               </w:rPr>
+              <w:t>KNS: KN bảo đảm an toàn khi vận động: khởi động kĩ, tập đúng sức, biết dừng khi mệt.</w:t>
             </w:r>
           </w:p>
         </w:tc>
@@ -3928,6 +3996,7 @@
                 <w:i w:val="0"/>
                 <w:sz w:val="18"/>
               </w:rPr>
+              <w:t>KNS: KN bảo đảm an toàn khi vận động: khởi động kĩ, tập đúng sức, biết dừng khi mệt.</w:t>
             </w:r>
           </w:p>
         </w:tc>
@@ -4042,6 +4111,7 @@
                 <w:i w:val="0"/>
                 <w:sz w:val="18"/>
               </w:rPr>
+              <w:t>KNS: KN bảo đảm an toàn khi vận động: khởi động kĩ, tập đúng sức, biết dừng khi mệt.</w:t>
             </w:r>
           </w:p>
         </w:tc>
@@ -4158,6 +4228,7 @@
                 <w:i w:val="0"/>
                 <w:sz w:val="18"/>
               </w:rPr>
+              <w:t>KNS: KN bảo đảm an toàn khi vận động: khởi động kĩ, tập đúng sức, biết dừng khi mệt.</w:t>
             </w:r>
           </w:p>
         </w:tc>
@@ -4272,6 +4343,7 @@
                 <w:i w:val="0"/>
                 <w:sz w:val="18"/>
               </w:rPr>
+              <w:t>KNS: KN bảo đảm an toàn khi vận động: khởi động kĩ, tập đúng sức, biết dừng khi mệt.</w:t>
             </w:r>
           </w:p>
         </w:tc>
@@ -4388,6 +4460,7 @@
                 <w:i w:val="0"/>
                 <w:sz w:val="18"/>
               </w:rPr>
+              <w:t>KNS: KN bảo đảm an toàn khi vận động: khởi động kĩ, tập đúng sức, biết dừng khi mệt.</w:t>
             </w:r>
           </w:p>
         </w:tc>
@@ -4502,6 +4575,7 @@
                 <w:i w:val="0"/>
                 <w:sz w:val="18"/>
               </w:rPr>
+              <w:t>KNS: KN bảo đảm an toàn khi vận động: khởi động kĩ, tập đúng sức, biết dừng khi mệt.</w:t>
             </w:r>
           </w:p>
         </w:tc>
@@ -4876,6 +4950,19 @@
               <w:t>Điều chỉnh: Bài 2 (Tiết 6) chuyển sang tuần 19</w:t>
             </w:r>
           </w:p>
+          <w:p>
+            <w:pPr>
+              <w:spacing w:after="0"/>
+            </w:pPr>
+            <w:r>
+              <w:rPr>
+                <w:b w:val="0"/>
+                <w:i w:val="0"/>
+                <w:sz w:val="18"/>
+              </w:rPr>
+              <w:t>KNS: KN bảo đảm an toàn khi vận động: khởi động kĩ, tập đúng sức, biết dừng khi mệt.</w:t>
+            </w:r>
+          </w:p>
         </w:tc>
         <w:tc>
           <w:tcPr>
@@ -4988,6 +5075,7 @@
                 <w:i w:val="0"/>
                 <w:sz w:val="18"/>
               </w:rPr>
+              <w:t>KNS: KN bảo đảm an toàn khi vận động: khởi động kĩ, tập đúng sức, biết dừng khi mệt.</w:t>
             </w:r>
           </w:p>
         </w:tc>
@@ -5104,6 +5192,7 @@
                 <w:i w:val="0"/>
                 <w:sz w:val="18"/>
               </w:rPr>
+              <w:t>KNS: KN bảo đảm an toàn khi vận động: khởi động kĩ, tập đúng sức, biết dừng khi mệt.</w:t>
             </w:r>
           </w:p>
         </w:tc>
@@ -5218,6 +5307,7 @@
                 <w:i w:val="0"/>
                 <w:sz w:val="18"/>
               </w:rPr>
+              <w:t>KNS: KN bảo đảm an toàn khi vận động: khởi động kĩ, tập đúng sức, biết dừng khi mệt.</w:t>
             </w:r>
           </w:p>
         </w:tc>
@@ -5334,6 +5424,7 @@
                 <w:i w:val="0"/>
                 <w:sz w:val="18"/>
               </w:rPr>
+              <w:t>KNS: KN bảo đảm an toàn khi vận động: khởi động kĩ, tập đúng sức, biết dừng khi mệt.</w:t>
             </w:r>
           </w:p>
         </w:tc>
@@ -5448,6 +5539,7 @@
                 <w:i w:val="0"/>
                 <w:sz w:val="18"/>
               </w:rPr>
+              <w:t>KNS: KN bảo đảm an toàn khi vận động: khởi động kĩ, tập đúng sức, biết dừng khi mệt.</w:t>
             </w:r>
           </w:p>
         </w:tc>
@@ -5564,6 +5656,7 @@
                 <w:i w:val="0"/>
                 <w:sz w:val="18"/>
               </w:rPr>
+              <w:t>KNS: KN bảo đảm an toàn khi vận động: khởi động kĩ, tập đúng sức, biết dừng khi mệt.</w:t>
             </w:r>
           </w:p>
         </w:tc>
@@ -5678,6 +5771,7 @@
                 <w:i w:val="0"/>
                 <w:sz w:val="18"/>
               </w:rPr>
+              <w:t>KNS: KN bảo đảm an toàn khi vận động: khởi động kĩ, tập đúng sức, biết dừng khi mệt.</w:t>
             </w:r>
           </w:p>
         </w:tc>
@@ -5794,6 +5888,7 @@
                 <w:i w:val="0"/>
                 <w:sz w:val="18"/>
               </w:rPr>
+              <w:t>KNS: KN bảo đảm an toàn khi vận động: khởi động kĩ, tập đúng sức, biết dừng khi mệt.</w:t>
             </w:r>
           </w:p>
         </w:tc>
@@ -5908,6 +6003,7 @@
                 <w:i w:val="0"/>
                 <w:sz w:val="18"/>
               </w:rPr>
+              <w:t>KNS: KN bảo đảm an toàn khi vận động: khởi động kĩ, tập đúng sức, biết dừng khi mệt.</w:t>
             </w:r>
           </w:p>
         </w:tc>
@@ -6024,6 +6120,7 @@
                 <w:i w:val="0"/>
                 <w:sz w:val="18"/>
               </w:rPr>
+              <w:t>KNS: KN bảo đảm an toàn khi vận động: khởi động kĩ, tập đúng sức, biết dừng khi mệt.</w:t>
             </w:r>
           </w:p>
         </w:tc>
@@ -6138,6 +6235,7 @@
                 <w:i w:val="0"/>
                 <w:sz w:val="18"/>
               </w:rPr>
+              <w:t>KNS: KN bảo đảm an toàn khi vận động: khởi động kĩ, tập đúng sức, biết dừng khi mệt.</w:t>
             </w:r>
           </w:p>
         </w:tc>

--- a/assets/docs/lop5/Giao duc the chat - Lop 5.docx
+++ b/assets/docs/lop5/Giao duc the chat - Lop 5.docx
@@ -1218,6 +1218,45 @@
                 <w:i w:val="0"/>
                 <w:sz w:val="18"/>
               </w:rPr>
+              <w:t>NLS-KT (Cơ bản 2): GV chiếu clip mẫu “Bài tập phối hợp đi đều vòng các hướng” và giao cho mỗi tổ một việc quan sát riêng: tổ theo dõi tư thế</w:t>
+            </w:r>
+          </w:p>
+          <w:p>
+            <w:pPr>
+              <w:spacing w:after="0"/>
+            </w:pPr>
+            <w:r>
+              <w:rPr>
+                <w:b w:val="0"/>
+                <w:i w:val="0"/>
+                <w:sz w:val="18"/>
+              </w:rPr>
+              <w:t>NLS-GQVĐ (Cơ bản 2): Sau lượt tập đầu, HS đối chiếu động tác của mình với clip, tự nêu một lỗi cần sửa và tự đặt yêu cầu cho lượt tập sau</w:t>
+            </w:r>
+          </w:p>
+          <w:p>
+            <w:pPr>
+              <w:spacing w:after="0"/>
+            </w:pPr>
+            <w:r>
+              <w:rPr>
+                <w:b w:val="0"/>
+                <w:i w:val="0"/>
+                <w:sz w:val="18"/>
+              </w:rPr>
+              <w:t>NLS-AT: Xem clip xong phải cất thiết bị và ra sân, không mang điện thoại vào khu vực tập</w:t>
+            </w:r>
+          </w:p>
+          <w:p>
+            <w:pPr>
+              <w:spacing w:after="0"/>
+            </w:pPr>
+            <w:r>
+              <w:rPr>
+                <w:b w:val="0"/>
+                <w:i w:val="0"/>
+                <w:sz w:val="18"/>
+              </w:rPr>
               <w:t>KNS: KN hợp tác và tuân thủ luật chơi; thắng không kiêu, thua không nản.</w:t>
             </w:r>
           </w:p>
@@ -1327,6 +1366,45 @@
               <w:spacing w:after="0"/>
             </w:pPr>
             <w:r/>
+            <w:r>
+              <w:rPr>
+                <w:b w:val="0"/>
+                <w:i w:val="0"/>
+                <w:sz w:val="18"/>
+              </w:rPr>
+              <w:t>NLS-KT (Cơ bản 2): GV chiếu video bài tập phối hợp đi đều vòng các hướng, dừng hình ở nhịp đổi hướng và ở người làm trụ</w:t>
+            </w:r>
+          </w:p>
+          <w:p>
+            <w:pPr>
+              <w:spacing w:after="0"/>
+            </w:pPr>
+            <w:r>
+              <w:rPr>
+                <w:b w:val="0"/>
+                <w:i w:val="0"/>
+                <w:sz w:val="18"/>
+              </w:rPr>
+              <w:t>NLS-GQVĐ (Cơ bản 2): GV quay lại phần trình diễn của từng nhóm rồi chiếu lại; HS tự chấm theo ba tiêu chí chiếu sẵn là đúng hướng, đều nhịp</w:t>
+            </w:r>
+          </w:p>
+          <w:p>
+            <w:pPr>
+              <w:spacing w:after="0"/>
+            </w:pPr>
+            <w:r>
+              <w:rPr>
+                <w:b w:val="0"/>
+                <w:i w:val="0"/>
+                <w:sz w:val="18"/>
+              </w:rPr>
+              <w:t>NLS-AT: GV báo trước khi quay, clip chỉ dùng trong giờ học rồi xoá, không đăng lên mạng</w:t>
+            </w:r>
+          </w:p>
+          <w:p>
+            <w:pPr>
+              <w:spacing w:after="0"/>
+            </w:pPr>
             <w:r>
               <w:rPr>
                 <w:b w:val="0"/>

--- a/assets/docs/lop5/Giao duc the chat - Lop 5.docx
+++ b/assets/docs/lop5/Giao duc the chat - Lop 5.docx
@@ -624,7 +624,7 @@
                 <w:i w:val="0"/>
                 <w:sz w:val="18"/>
               </w:rPr>
-              <w:t>NLS-KT (Cơ bản 2): GV mở video mẫu tập hợp hàng, dóng hàng, quay các hướng, dừng ở từng khẩu lệnh; HS quan sát tư thế, nói tổ mình sẽ làm gì</w:t>
+              <w:t>NLS-KT (Cơ bản 2): GV mở video mẫu tập hợp hàng dọc, hàng ngang, dóng hàng, điểm số, quay các hướng trên tivi trước khi ra sân</w:t>
             </w:r>
           </w:p>
           <w:p>
@@ -637,7 +637,7 @@
                 <w:i w:val="0"/>
                 <w:sz w:val="18"/>
               </w:rPr>
-              <w:t>NLS-ST (Cơ bản 2): GV quay đoạn ngắn lúc tổ tập bằng điện thoại; tổ xem lại trên màn hình, đánh dấu chỗ hàng chưa thẳng, nêu cách sửa</w:t>
+              <w:t>NLS-ST (Cơ bản 2): Sau phần luyện tập, GV quay một đoạn ngắn lúc tổ thực hiện phối hợp tập hợp hàng, dóng hàng, quay các hướng bằng điện thoại GV</w:t>
             </w:r>
           </w:p>
           <w:p>
@@ -650,7 +650,7 @@
                 <w:i w:val="0"/>
                 <w:sz w:val="18"/>
               </w:rPr>
-              <w:t>NLS-AT: Thiết bị đặt ngoài đường di chuyển; không vừa đi vừa xem màn hình.</w:t>
+              <w:t>NLS-AT: Chỉ mang thiết bị ra sân khi GV cho phép và đặt ở vị trí cố định ngoài</w:t>
             </w:r>
           </w:p>
           <w:p>
@@ -778,32 +778,6 @@
                 <w:i w:val="0"/>
                 <w:sz w:val="18"/>
               </w:rPr>
-              <w:t>NLS-KT (Cơ bản 2): GV chiếu video kĩ thuật của bài “Phối hợp các động tác đội hình đội ngũ đã học”, cho HS xem chậm để nhận ra khẩu lệnh</w:t>
-            </w:r>
-          </w:p>
-          <w:p>
-            <w:pPr>
-              <w:spacing w:after="0"/>
-            </w:pPr>
-            <w:r>
-              <w:rPr>
-                <w:b w:val="0"/>
-                <w:i w:val="0"/>
-                <w:sz w:val="18"/>
-              </w:rPr>
-              <w:t>NLS-AT: Chỉ quay clip khi HS đồng ý, không đăng lên mạng xã hội, xoá sau khi dùng</w:t>
-            </w:r>
-          </w:p>
-          <w:p>
-            <w:pPr>
-              <w:spacing w:after="0"/>
-            </w:pPr>
-            <w:r>
-              <w:rPr>
-                <w:b w:val="0"/>
-                <w:i w:val="0"/>
-                <w:sz w:val="18"/>
-              </w:rPr>
               <w:t>KNS: KN hợp tác và tuân thủ luật chơi; thắng không kiêu, thua không nản.</w:t>
             </w:r>
           </w:p>
@@ -921,7 +895,7 @@
                 <w:i w:val="0"/>
                 <w:sz w:val="18"/>
               </w:rPr>
-              <w:t>NLS-KT (Cơ bản 2): GV chiếu sơ đồ: chấm đánh số 1, 2, 3 và mũi tên khi biến đổi đội hình; HS đọc sơ đồ, nói mình bước sang đâu</w:t>
+              <w:t>NLS-KT (Cơ bản 2): GV chiếu sơ đồ nhìn từ trên xuống của bài “Bài tập phối hợp biến đổi đội hình”: các chấm đánh số 1, 2</w:t>
             </w:r>
           </w:p>
           <w:p>
@@ -934,7 +908,7 @@
                 <w:i w:val="0"/>
                 <w:sz w:val="18"/>
               </w:rPr>
-              <w:t>NLS-ST (Cơ bản 2): Mỗi tổ vẽ lại sơ đồ biến đổi đội hình của tổ trên bảng con hoặc ứng dụng vẽ trên máy GV, đánh dấu chỗ bước chưa đều</w:t>
+              <w:t>NLS-ST (Cơ bản 2): Sau khi tập, mỗi tổ vẽ lại sơ đồ biến đổi từ một hàng thành ba hàng dọc của tổ mình trên bảng con hoặc ứng dụng vẽ</w:t>
             </w:r>
           </w:p>
           <w:p>
@@ -947,7 +921,7 @@
                 <w:i w:val="0"/>
                 <w:sz w:val="18"/>
               </w:rPr>
-              <w:t>NLS-AT: Thiết bị đặt ngoài đường di chuyển; không vừa đi vừa xem màn hình.</w:t>
+              <w:t>NLS-AT: Chỉ mang thiết bị ra sân khi GV cho phép và đặt ở vị trí cố định ngoài</w:t>
             </w:r>
           </w:p>
           <w:p>
@@ -1075,32 +1049,6 @@
                 <w:i w:val="0"/>
                 <w:sz w:val="18"/>
               </w:rPr>
-              <w:t>NLS-GQVĐ (Cơ bản 2): Với bài “Bài tập phối hợp biến đổi đội hình”, GV chiếu sơ đồ động trên tivi mô tả cách một hàng ngang tách thành hai</w:t>
-            </w:r>
-          </w:p>
-          <w:p>
-            <w:pPr>
-              <w:spacing w:after="0"/>
-            </w:pPr>
-            <w:r>
-              <w:rPr>
-                <w:b w:val="0"/>
-                <w:i w:val="0"/>
-                <w:sz w:val="18"/>
-              </w:rPr>
-              <w:t>NLS-AT: Chỉ xem sơ đồ, video ở khu vực GV bố trí, không mang điện thoại ra sân tập</w:t>
-            </w:r>
-          </w:p>
-          <w:p>
-            <w:pPr>
-              <w:spacing w:after="0"/>
-            </w:pPr>
-            <w:r>
-              <w:rPr>
-                <w:b w:val="0"/>
-                <w:i w:val="0"/>
-                <w:sz w:val="18"/>
-              </w:rPr>
               <w:t>KNS: KN hợp tác và tuân thủ luật chơi; thắng không kiêu, thua không nản.</w:t>
             </w:r>
           </w:p>
@@ -1372,45 +1320,6 @@
                 <w:i w:val="0"/>
                 <w:sz w:val="18"/>
               </w:rPr>
-              <w:t>NLS-KT (Cơ bản 2): GV chiếu video bài tập phối hợp đi đều vòng các hướng, dừng hình ở nhịp đổi hướng và ở người làm trụ</w:t>
-            </w:r>
-          </w:p>
-          <w:p>
-            <w:pPr>
-              <w:spacing w:after="0"/>
-            </w:pPr>
-            <w:r>
-              <w:rPr>
-                <w:b w:val="0"/>
-                <w:i w:val="0"/>
-                <w:sz w:val="18"/>
-              </w:rPr>
-              <w:t>NLS-GQVĐ (Cơ bản 2): GV quay lại phần trình diễn của từng nhóm rồi chiếu lại; HS tự chấm theo ba tiêu chí chiếu sẵn là đúng hướng, đều nhịp</w:t>
-            </w:r>
-          </w:p>
-          <w:p>
-            <w:pPr>
-              <w:spacing w:after="0"/>
-            </w:pPr>
-            <w:r>
-              <w:rPr>
-                <w:b w:val="0"/>
-                <w:i w:val="0"/>
-                <w:sz w:val="18"/>
-              </w:rPr>
-              <w:t>NLS-AT: GV báo trước khi quay, clip chỉ dùng trong giờ học rồi xoá, không đăng lên mạng</w:t>
-            </w:r>
-          </w:p>
-          <w:p>
-            <w:pPr>
-              <w:spacing w:after="0"/>
-            </w:pPr>
-            <w:r>
-              <w:rPr>
-                <w:b w:val="0"/>
-                <w:i w:val="0"/>
-                <w:sz w:val="18"/>
-              </w:rPr>
               <w:t>KNS: KN hợp tác và tuân thủ luật chơi; thắng không kiêu, thua không nản.</w:t>
             </w:r>
           </w:p>
@@ -1760,6 +1669,45 @@
                 <w:i w:val="0"/>
                 <w:sz w:val="18"/>
               </w:rPr>
+              <w:t>NLS-KT (Cơ bản 2): GV chiếu clip mẫu “Động tác vươn thở, động tác tay với gậy” và giao cho mỗi tổ một việc quan sát riêng: tổ theo dõi tư thế</w:t>
+            </w:r>
+          </w:p>
+          <w:p>
+            <w:pPr>
+              <w:spacing w:after="0"/>
+            </w:pPr>
+            <w:r>
+              <w:rPr>
+                <w:b w:val="0"/>
+                <w:i w:val="0"/>
+                <w:sz w:val="18"/>
+              </w:rPr>
+              <w:t>NLS-GQVĐ (Cơ bản 2): Sau lượt tập đầu, HS đối chiếu động tác của mình với clip, tự nêu một lỗi cần sửa và tự đặt yêu cầu cho lượt tập sau</w:t>
+            </w:r>
+          </w:p>
+          <w:p>
+            <w:pPr>
+              <w:spacing w:after="0"/>
+            </w:pPr>
+            <w:r>
+              <w:rPr>
+                <w:b w:val="0"/>
+                <w:i w:val="0"/>
+                <w:sz w:val="18"/>
+              </w:rPr>
+              <w:t>NLS-AT: Xem clip xong phải cất thiết bị và ra sân, không mang điện thoại vào khu vực tập</w:t>
+            </w:r>
+          </w:p>
+          <w:p>
+            <w:pPr>
+              <w:spacing w:after="0"/>
+            </w:pPr>
+            <w:r>
+              <w:rPr>
+                <w:b w:val="0"/>
+                <w:i w:val="0"/>
+                <w:sz w:val="18"/>
+              </w:rPr>
               <w:t>KNS: KN hợp tác và tuân thủ luật chơi; thắng không kiêu, thua không nản.</w:t>
             </w:r>
           </w:p>
@@ -1992,6 +1940,45 @@
                 <w:i w:val="0"/>
                 <w:sz w:val="18"/>
               </w:rPr>
+              <w:t>NLS-KT (Cơ bản 2): GV chiếu clip mẫu “Động tác bụng, động tác vặn mình với gậy” và giao cho mỗi tổ một việc quan sát riêng: tổ theo dõi tư thế</w:t>
+            </w:r>
+          </w:p>
+          <w:p>
+            <w:pPr>
+              <w:spacing w:after="0"/>
+            </w:pPr>
+            <w:r>
+              <w:rPr>
+                <w:b w:val="0"/>
+                <w:i w:val="0"/>
+                <w:sz w:val="18"/>
+              </w:rPr>
+              <w:t>NLS-GQVĐ (Cơ bản 2): Sau lượt tập đầu, HS đối chiếu động tác của mình với clip, tự nêu một lỗi cần sửa và tự đặt yêu cầu cho lượt tập sau</w:t>
+            </w:r>
+          </w:p>
+          <w:p>
+            <w:pPr>
+              <w:spacing w:after="0"/>
+            </w:pPr>
+            <w:r>
+              <w:rPr>
+                <w:b w:val="0"/>
+                <w:i w:val="0"/>
+                <w:sz w:val="18"/>
+              </w:rPr>
+              <w:t>NLS-AT: Xem clip xong phải cất thiết bị và ra sân, không mang điện thoại vào khu vực tập</w:t>
+            </w:r>
+          </w:p>
+          <w:p>
+            <w:pPr>
+              <w:spacing w:after="0"/>
+            </w:pPr>
+            <w:r>
+              <w:rPr>
+                <w:b w:val="0"/>
+                <w:i w:val="0"/>
+                <w:sz w:val="18"/>
+              </w:rPr>
               <w:t>KNS: KN hợp tác và tuân thủ luật chơi; thắng không kiêu, thua không nản.</w:t>
             </w:r>
           </w:p>
@@ -2339,6 +2326,45 @@
                 <w:i w:val="0"/>
                 <w:sz w:val="18"/>
               </w:rPr>
+              <w:t>NLS-ST (Cơ bản 2): HS làm việc theo cặp với một máy GV giao cho mỗi tổ: một bạn quay 10 giây lúc bạn kia thực hiện “Hoàn thiện bài thể dục</w:t>
+            </w:r>
+          </w:p>
+          <w:p>
+            <w:pPr>
+              <w:spacing w:after="0"/>
+            </w:pPr>
+            <w:r>
+              <w:rPr>
+                <w:b w:val="0"/>
+                <w:i w:val="0"/>
+                <w:sz w:val="18"/>
+              </w:rPr>
+              <w:t>NLS-GT (Cơ bản 2): Mỗi cặp thống nhất một lỗi cần sửa rồi báo cáo với tổ; GV cho tổ chọn clip làm đúng nhất chiếu cho cả lớp xem</w:t>
+            </w:r>
+          </w:p>
+          <w:p>
+            <w:pPr>
+              <w:spacing w:after="0"/>
+            </w:pPr>
+            <w:r>
+              <w:rPr>
+                <w:b w:val="0"/>
+                <w:i w:val="0"/>
+                <w:sz w:val="18"/>
+              </w:rPr>
+              <w:t>NLS-AT: Máy chỉ dùng đúng việc quay động tác, không mở ứng dụng khác; hết tiết</w:t>
+            </w:r>
+          </w:p>
+          <w:p>
+            <w:pPr>
+              <w:spacing w:after="0"/>
+            </w:pPr>
+            <w:r>
+              <w:rPr>
+                <w:b w:val="0"/>
+                <w:i w:val="0"/>
+                <w:sz w:val="18"/>
+              </w:rPr>
               <w:t>KNS: KN hợp tác và tuân thủ luật chơi; thắng không kiêu, thua không nản.</w:t>
             </w:r>
           </w:p>
@@ -2456,6 +2482,33 @@
                 <w:i w:val="0"/>
                 <w:sz w:val="18"/>
               </w:rPr>
+              <w:t>NLS-GQVĐ (Cơ bản 2): HS làm việc theo tổ với một đồng hồ bấm giờ GV giao: một bạn bấm giờ, một bạn đếm</w:t>
+            </w:r>
+          </w:p>
+          <w:p>
+            <w:pPr>
+              <w:spacing w:after="0"/>
+            </w:pPr>
+            <w:r>
+              <w:rPr>
+                <w:b w:val="0"/>
+                <w:i w:val="0"/>
+                <w:sz w:val="18"/>
+              </w:rPr>
+              <w:t>NLS-GQVĐ (Cơ bản 2): HS so kết quả hôm nay với lần đo trước và tự trả lời vì sao tăng hoặc giảm (tập đều hơn, mệt hơn</w:t>
+            </w:r>
+          </w:p>
+          <w:p>
+            <w:pPr>
+              <w:spacing w:after="0"/>
+            </w:pPr>
+            <w:r>
+              <w:rPr>
+                <w:b w:val="0"/>
+                <w:i w:val="0"/>
+                <w:sz w:val="18"/>
+              </w:rPr>
+              <w:t>NLS-AT: Máy để ở vị trí cố định ngoài khu vực tập, không cầm máy khi đang chạy nhảy</w:t>
             </w:r>
           </w:p>
         </w:tc>
@@ -2570,7 +2623,33 @@
                 <w:i w:val="0"/>
                 <w:sz w:val="18"/>
               </w:rPr>
-              <w:t>NLS-KT: xem video mẫu động tác; lưu ý an toàn, không quay/chia sẻ hình ảnh cá nhân khi chưa được phép.</w:t>
+              <w:t>NLS-GQVĐ (Cơ bản 2): HS tự lập nhật kí vận động gắn với bài thể dục với gậy: ghi ngày, nội dung, thời gian tập và cảm nhận sau buổi tập</w:t>
+            </w:r>
+          </w:p>
+          <w:p>
+            <w:pPr>
+              <w:spacing w:after="0"/>
+            </w:pPr>
+            <w:r>
+              <w:rPr>
+                <w:b w:val="0"/>
+                <w:i w:val="0"/>
+                <w:sz w:val="18"/>
+              </w:rPr>
+              <w:t>AI-NB (Cơ bản 2): GV nêu: các ứng dụng và mạng xã hội tự gợi ý clip tập luyện</w:t>
+            </w:r>
+          </w:p>
+          <w:p>
+            <w:pPr>
+              <w:spacing w:after="0"/>
+            </w:pPr>
+            <w:r>
+              <w:rPr>
+                <w:b w:val="0"/>
+                <w:i w:val="0"/>
+                <w:sz w:val="18"/>
+              </w:rPr>
+              <w:t>NLS-AT: Không tự tập theo các bài tập nặng, bài giảm cân, cách nhịn ăn thấy trên mạng</w:t>
             </w:r>
           </w:p>
         </w:tc>
@@ -2917,6 +2996,33 @@
                 <w:i w:val="0"/>
                 <w:sz w:val="18"/>
               </w:rPr>
+              <w:t>NLS-KT (Cơ bản 2): GV chiếu clip mẫu “Động tác lăn” và giao cho mỗi tổ một việc quan sát riêng: tổ theo dõi tư thế chân</w:t>
+            </w:r>
+          </w:p>
+          <w:p>
+            <w:pPr>
+              <w:spacing w:after="0"/>
+            </w:pPr>
+            <w:r>
+              <w:rPr>
+                <w:b w:val="0"/>
+                <w:i w:val="0"/>
+                <w:sz w:val="18"/>
+              </w:rPr>
+              <w:t>NLS-GQVĐ (Cơ bản 2): Sau lượt tập đầu, HS đối chiếu động tác của mình với clip, tự nêu một lỗi cần sửa và tự đặt yêu cầu cho lượt tập sau</w:t>
+            </w:r>
+          </w:p>
+          <w:p>
+            <w:pPr>
+              <w:spacing w:after="0"/>
+            </w:pPr>
+            <w:r>
+              <w:rPr>
+                <w:b w:val="0"/>
+                <w:i w:val="0"/>
+                <w:sz w:val="18"/>
+              </w:rPr>
+              <w:t>NLS-AT: Xem clip xong phải cất thiết bị và ra sân, không mang điện thoại vào khu vực tập</w:t>
             </w:r>
           </w:p>
         </w:tc>
@@ -3378,6 +3484,45 @@
                 <w:i w:val="0"/>
                 <w:sz w:val="18"/>
               </w:rPr>
+              <w:t>NLS-ST (Cơ bản 2): HS làm việc theo cặp với một máy GV giao cho mỗi tổ: một bạn quay 10 giây lúc bạn kia thực hiện “Hoàn thiện động tác lăn”</w:t>
+            </w:r>
+          </w:p>
+          <w:p>
+            <w:pPr>
+              <w:spacing w:after="0"/>
+            </w:pPr>
+            <w:r>
+              <w:rPr>
+                <w:b w:val="0"/>
+                <w:i w:val="0"/>
+                <w:sz w:val="18"/>
+              </w:rPr>
+              <w:t>NLS-GT (Cơ bản 2): Mỗi cặp thống nhất một lỗi cần sửa rồi báo cáo với tổ; GV cho tổ chọn clip làm đúng nhất chiếu cho cả lớp xem</w:t>
+            </w:r>
+          </w:p>
+          <w:p>
+            <w:pPr>
+              <w:spacing w:after="0"/>
+            </w:pPr>
+            <w:r>
+              <w:rPr>
+                <w:b w:val="0"/>
+                <w:i w:val="0"/>
+                <w:sz w:val="18"/>
+              </w:rPr>
+              <w:t>NLS-AT: Máy chỉ dùng đúng việc quay động tác, không mở ứng dụng khác; hết tiết</w:t>
+            </w:r>
+          </w:p>
+          <w:p>
+            <w:pPr>
+              <w:spacing w:after="0"/>
+            </w:pPr>
+            <w:r>
+              <w:rPr>
+                <w:b w:val="0"/>
+                <w:i w:val="0"/>
+                <w:sz w:val="18"/>
+              </w:rPr>
               <w:t>KNS: KN bảo đảm an toàn khi vận động: khởi động kĩ, tập đúng sức, biết dừng khi mệt.</w:t>
             </w:r>
           </w:p>
@@ -3493,6 +3638,45 @@
                 <w:i w:val="0"/>
                 <w:sz w:val="18"/>
               </w:rPr>
+              <w:t>NLS-GQVĐ (Cơ bản 2): HS tự lập nhật kí vận động gắn với động tác lăn: ghi ngày, nội dung, thời gian tập và cảm nhận sau buổi tập</w:t>
+            </w:r>
+          </w:p>
+          <w:p>
+            <w:pPr>
+              <w:spacing w:after="0"/>
+            </w:pPr>
+            <w:r>
+              <w:rPr>
+                <w:b w:val="0"/>
+                <w:i w:val="0"/>
+                <w:sz w:val="18"/>
+              </w:rPr>
+              <w:t>AI-NB (Cơ bản 2): GV nêu: các ứng dụng và mạng xã hội tự gợi ý clip tập luyện</w:t>
+            </w:r>
+          </w:p>
+          <w:p>
+            <w:pPr>
+              <w:spacing w:after="0"/>
+            </w:pPr>
+            <w:r>
+              <w:rPr>
+                <w:b w:val="0"/>
+                <w:i w:val="0"/>
+                <w:sz w:val="18"/>
+              </w:rPr>
+              <w:t>NLS-AT: Không tự tập theo các bài tập nặng, bài giảm cân, cách nhịn ăn thấy trên mạng</w:t>
+            </w:r>
+          </w:p>
+          <w:p>
+            <w:pPr>
+              <w:spacing w:after="0"/>
+            </w:pPr>
+            <w:r>
+              <w:rPr>
+                <w:b w:val="0"/>
+                <w:i w:val="0"/>
+                <w:sz w:val="18"/>
+              </w:rPr>
               <w:t>KNS: KN bảo đảm an toàn khi vận động: khởi động kĩ, tập đúng sức, biết dừng khi mệt.</w:t>
             </w:r>
           </w:p>
@@ -3610,6 +3794,45 @@
                 <w:i w:val="0"/>
                 <w:sz w:val="18"/>
               </w:rPr>
+              <w:t>NLS-KT (Cơ bản 2): GV chiếu clip mẫu “Động tác lộn xuôi” và giao cho mỗi tổ một việc quan sát riêng: tổ theo dõi tư thế chân</w:t>
+            </w:r>
+          </w:p>
+          <w:p>
+            <w:pPr>
+              <w:spacing w:after="0"/>
+            </w:pPr>
+            <w:r>
+              <w:rPr>
+                <w:b w:val="0"/>
+                <w:i w:val="0"/>
+                <w:sz w:val="18"/>
+              </w:rPr>
+              <w:t>NLS-GQVĐ (Cơ bản 2): Sau lượt tập đầu, HS đối chiếu động tác của mình với clip, tự nêu một lỗi cần sửa và tự đặt yêu cầu cho lượt tập sau</w:t>
+            </w:r>
+          </w:p>
+          <w:p>
+            <w:pPr>
+              <w:spacing w:after="0"/>
+            </w:pPr>
+            <w:r>
+              <w:rPr>
+                <w:b w:val="0"/>
+                <w:i w:val="0"/>
+                <w:sz w:val="18"/>
+              </w:rPr>
+              <w:t>NLS-AT: Xem clip xong phải cất thiết bị và ra sân, không mang điện thoại vào khu vực tập</w:t>
+            </w:r>
+          </w:p>
+          <w:p>
+            <w:pPr>
+              <w:spacing w:after="0"/>
+            </w:pPr>
+            <w:r>
+              <w:rPr>
+                <w:b w:val="0"/>
+                <w:i w:val="0"/>
+                <w:sz w:val="18"/>
+              </w:rPr>
               <w:t>KNS: KN bảo đảm an toàn khi vận động: khởi động kĩ, tập đúng sức, biết dừng khi mệt.</w:t>
             </w:r>
           </w:p>
@@ -4074,6 +4297,45 @@
                 <w:i w:val="0"/>
                 <w:sz w:val="18"/>
               </w:rPr>
+              <w:t>NLS-ST (Cơ bản 2): HS làm việc theo cặp với một máy GV giao cho mỗi tổ: một bạn quay 10 giây lúc bạn kia thực hiện “Hoàn thiện động tác lộn</w:t>
+            </w:r>
+          </w:p>
+          <w:p>
+            <w:pPr>
+              <w:spacing w:after="0"/>
+            </w:pPr>
+            <w:r>
+              <w:rPr>
+                <w:b w:val="0"/>
+                <w:i w:val="0"/>
+                <w:sz w:val="18"/>
+              </w:rPr>
+              <w:t>NLS-GT (Cơ bản 2): Mỗi cặp thống nhất một lỗi cần sửa rồi báo cáo với tổ; GV cho tổ chọn clip làm đúng nhất chiếu cho cả lớp xem</w:t>
+            </w:r>
+          </w:p>
+          <w:p>
+            <w:pPr>
+              <w:spacing w:after="0"/>
+            </w:pPr>
+            <w:r>
+              <w:rPr>
+                <w:b w:val="0"/>
+                <w:i w:val="0"/>
+                <w:sz w:val="18"/>
+              </w:rPr>
+              <w:t>NLS-AT: Máy chỉ dùng đúng việc quay động tác, không mở ứng dụng khác; hết tiết</w:t>
+            </w:r>
+          </w:p>
+          <w:p>
+            <w:pPr>
+              <w:spacing w:after="0"/>
+            </w:pPr>
+            <w:r>
+              <w:rPr>
+                <w:b w:val="0"/>
+                <w:i w:val="0"/>
+                <w:sz w:val="18"/>
+              </w:rPr>
               <w:t>KNS: KN bảo đảm an toàn khi vận động: khởi động kĩ, tập đúng sức, biết dừng khi mệt.</w:t>
             </w:r>
           </w:p>
@@ -4306,6 +4568,45 @@
                 <w:i w:val="0"/>
                 <w:sz w:val="18"/>
               </w:rPr>
+              <w:t>NLS-GQVĐ (Cơ bản 2): HS tự điền số liệu của mình vào bảng theo dõi chung của tổ cho phần lăn và lộn xuôi (bảng tính trên máy hoặc bảng kẻ sẵn)</w:t>
+            </w:r>
+          </w:p>
+          <w:p>
+            <w:pPr>
+              <w:spacing w:after="0"/>
+            </w:pPr>
+            <w:r>
+              <w:rPr>
+                <w:b w:val="0"/>
+                <w:i w:val="0"/>
+                <w:sz w:val="18"/>
+              </w:rPr>
+              <w:t>NLS-ST (Cơ bản 2): Mỗi tổ chọn 3 ảnh hoặc clip ngắn ghi lại quá trình luyện tập</w:t>
+            </w:r>
+          </w:p>
+          <w:p>
+            <w:pPr>
+              <w:spacing w:after="0"/>
+            </w:pPr>
+            <w:r>
+              <w:rPr>
+                <w:b w:val="0"/>
+                <w:i w:val="0"/>
+                <w:sz w:val="18"/>
+              </w:rPr>
+              <w:t>NLS-AT: Số liệu phải ghi trung thực, không sửa cho đẹp</w:t>
+            </w:r>
+          </w:p>
+          <w:p>
+            <w:pPr>
+              <w:spacing w:after="0"/>
+            </w:pPr>
+            <w:r>
+              <w:rPr>
+                <w:b w:val="0"/>
+                <w:i w:val="0"/>
+                <w:sz w:val="18"/>
+              </w:rPr>
               <w:t>KNS: KN bảo đảm an toàn khi vận động: khởi động kĩ, tập đúng sức, biết dừng khi mệt.</w:t>
             </w:r>
           </w:p>
@@ -4770,6 +5071,33 @@
                 <w:i w:val="0"/>
                 <w:sz w:val="18"/>
               </w:rPr>
+              <w:t>NLS-GQVĐ (Cơ bản 2): HS tự lập nhật kí vận động gắn với các kĩ năng lăn, lộn xuôi, leo, trèo đã học: ghi ngày, nội dung</w:t>
+            </w:r>
+          </w:p>
+          <w:p>
+            <w:pPr>
+              <w:spacing w:after="0"/>
+            </w:pPr>
+            <w:r>
+              <w:rPr>
+                <w:b w:val="0"/>
+                <w:i w:val="0"/>
+                <w:sz w:val="18"/>
+              </w:rPr>
+              <w:t>AI-NB (Cơ bản 2): GV nêu: các ứng dụng và mạng xã hội tự gợi ý clip tập luyện</w:t>
+            </w:r>
+          </w:p>
+          <w:p>
+            <w:pPr>
+              <w:spacing w:after="0"/>
+            </w:pPr>
+            <w:r>
+              <w:rPr>
+                <w:b w:val="0"/>
+                <w:i w:val="0"/>
+                <w:sz w:val="18"/>
+              </w:rPr>
+              <w:t>NLS-AT: Không tự tập theo các bài tập nặng, bài giảm cân, cách nhịn ăn thấy trên mạng</w:t>
             </w:r>
           </w:p>
         </w:tc>
@@ -5038,6 +5366,45 @@
                 <w:i w:val="0"/>
                 <w:sz w:val="18"/>
               </w:rPr>
+              <w:t>NLS-KT (Cơ bản 2): GV chiếu clip mẫu “Động tác leo” và giao cho mỗi tổ một việc quan sát riêng: tổ theo dõi tư thế chân</w:t>
+            </w:r>
+          </w:p>
+          <w:p>
+            <w:pPr>
+              <w:spacing w:after="0"/>
+            </w:pPr>
+            <w:r>
+              <w:rPr>
+                <w:b w:val="0"/>
+                <w:i w:val="0"/>
+                <w:sz w:val="18"/>
+              </w:rPr>
+              <w:t>NLS-GQVĐ (Cơ bản 2): Sau lượt tập đầu, HS đối chiếu động tác của mình với clip, tự nêu một lỗi cần sửa và tự đặt yêu cầu cho lượt tập sau</w:t>
+            </w:r>
+          </w:p>
+          <w:p>
+            <w:pPr>
+              <w:spacing w:after="0"/>
+            </w:pPr>
+            <w:r>
+              <w:rPr>
+                <w:b w:val="0"/>
+                <w:i w:val="0"/>
+                <w:sz w:val="18"/>
+              </w:rPr>
+              <w:t>NLS-AT: Xem clip xong phải cất thiết bị và ra sân, không mang điện thoại vào khu vực tập</w:t>
+            </w:r>
+          </w:p>
+          <w:p>
+            <w:pPr>
+              <w:spacing w:after="0"/>
+            </w:pPr>
+            <w:r>
+              <w:rPr>
+                <w:b w:val="0"/>
+                <w:i w:val="0"/>
+                <w:sz w:val="18"/>
+              </w:rPr>
               <w:t>KNS: KN bảo đảm an toàn khi vận động: khởi động kĩ, tập đúng sức, biết dừng khi mệt.</w:t>
             </w:r>
           </w:p>
@@ -5502,6 +5869,45 @@
                 <w:i w:val="0"/>
                 <w:sz w:val="18"/>
               </w:rPr>
+              <w:t>NLS-ST (Cơ bản 2): HS làm việc theo cặp với một máy GV giao cho mỗi tổ: một bạn quay 10 giây lúc bạn kia thực hiện “Hoàn thiện động tác leo”</w:t>
+            </w:r>
+          </w:p>
+          <w:p>
+            <w:pPr>
+              <w:spacing w:after="0"/>
+            </w:pPr>
+            <w:r>
+              <w:rPr>
+                <w:b w:val="0"/>
+                <w:i w:val="0"/>
+                <w:sz w:val="18"/>
+              </w:rPr>
+              <w:t>NLS-GT (Cơ bản 2): Mỗi cặp thống nhất một lỗi cần sửa rồi báo cáo với tổ; GV cho tổ chọn clip làm đúng nhất chiếu cho cả lớp xem</w:t>
+            </w:r>
+          </w:p>
+          <w:p>
+            <w:pPr>
+              <w:spacing w:after="0"/>
+            </w:pPr>
+            <w:r>
+              <w:rPr>
+                <w:b w:val="0"/>
+                <w:i w:val="0"/>
+                <w:sz w:val="18"/>
+              </w:rPr>
+              <w:t>NLS-AT: Máy chỉ dùng đúng việc quay động tác, không mở ứng dụng khác; hết tiết</w:t>
+            </w:r>
+          </w:p>
+          <w:p>
+            <w:pPr>
+              <w:spacing w:after="0"/>
+            </w:pPr>
+            <w:r>
+              <w:rPr>
+                <w:b w:val="0"/>
+                <w:i w:val="0"/>
+                <w:sz w:val="18"/>
+              </w:rPr>
               <w:t>KNS: KN bảo đảm an toàn khi vận động: khởi động kĩ, tập đúng sức, biết dừng khi mệt.</w:t>
             </w:r>
           </w:p>
@@ -5734,6 +6140,45 @@
                 <w:i w:val="0"/>
                 <w:sz w:val="18"/>
               </w:rPr>
+              <w:t>NLS-KT (Cơ bản 2): GV chiếu clip mẫu “Động tác trèo” và giao cho mỗi tổ một việc quan sát riêng: tổ theo dõi tư thế chân</w:t>
+            </w:r>
+          </w:p>
+          <w:p>
+            <w:pPr>
+              <w:spacing w:after="0"/>
+            </w:pPr>
+            <w:r>
+              <w:rPr>
+                <w:b w:val="0"/>
+                <w:i w:val="0"/>
+                <w:sz w:val="18"/>
+              </w:rPr>
+              <w:t>NLS-GQVĐ (Cơ bản 2): Sau lượt tập đầu, HS đối chiếu động tác của mình với clip, tự nêu một lỗi cần sửa và tự đặt yêu cầu cho lượt tập sau</w:t>
+            </w:r>
+          </w:p>
+          <w:p>
+            <w:pPr>
+              <w:spacing w:after="0"/>
+            </w:pPr>
+            <w:r>
+              <w:rPr>
+                <w:b w:val="0"/>
+                <w:i w:val="0"/>
+                <w:sz w:val="18"/>
+              </w:rPr>
+              <w:t>NLS-AT: Xem clip xong phải cất thiết bị và ra sân, không mang điện thoại vào khu vực tập</w:t>
+            </w:r>
+          </w:p>
+          <w:p>
+            <w:pPr>
+              <w:spacing w:after="0"/>
+            </w:pPr>
+            <w:r>
+              <w:rPr>
+                <w:b w:val="0"/>
+                <w:i w:val="0"/>
+                <w:sz w:val="18"/>
+              </w:rPr>
               <w:t>KNS: KN bảo đảm an toàn khi vận động: khởi động kĩ, tập đúng sức, biết dừng khi mệt.</w:t>
             </w:r>
           </w:p>
@@ -6198,6 +6643,45 @@
                 <w:i w:val="0"/>
                 <w:sz w:val="18"/>
               </w:rPr>
+              <w:t>NLS-ST (Cơ bản 2): HS làm việc theo cặp với một máy GV giao cho mỗi tổ: một bạn quay 10 giây lúc bạn kia thực hiện “Hoàn thiện động tác trèo”</w:t>
+            </w:r>
+          </w:p>
+          <w:p>
+            <w:pPr>
+              <w:spacing w:after="0"/>
+            </w:pPr>
+            <w:r>
+              <w:rPr>
+                <w:b w:val="0"/>
+                <w:i w:val="0"/>
+                <w:sz w:val="18"/>
+              </w:rPr>
+              <w:t>NLS-GT (Cơ bản 2): Mỗi cặp thống nhất một lỗi cần sửa rồi báo cáo với tổ; GV cho tổ chọn clip làm đúng nhất chiếu cho cả lớp xem</w:t>
+            </w:r>
+          </w:p>
+          <w:p>
+            <w:pPr>
+              <w:spacing w:after="0"/>
+            </w:pPr>
+            <w:r>
+              <w:rPr>
+                <w:b w:val="0"/>
+                <w:i w:val="0"/>
+                <w:sz w:val="18"/>
+              </w:rPr>
+              <w:t>NLS-AT: Máy chỉ dùng đúng việc quay động tác, không mở ứng dụng khác; hết tiết</w:t>
+            </w:r>
+          </w:p>
+          <w:p>
+            <w:pPr>
+              <w:spacing w:after="0"/>
+            </w:pPr>
+            <w:r>
+              <w:rPr>
+                <w:b w:val="0"/>
+                <w:i w:val="0"/>
+                <w:sz w:val="18"/>
+              </w:rPr>
               <w:t>KNS: KN bảo đảm an toàn khi vận động: khởi động kĩ, tập đúng sức, biết dừng khi mệt.</w:t>
             </w:r>
           </w:p>
@@ -6313,6 +6797,45 @@
                 <w:i w:val="0"/>
                 <w:sz w:val="18"/>
               </w:rPr>
+              <w:t>NLS-GQVĐ (Cơ bản 2): HS tự bắt mạch ở cổ tay, đếm trong 15 giây rồi nhân 4 để ra nhịp tim một phút</w:t>
+            </w:r>
+          </w:p>
+          <w:p>
+            <w:pPr>
+              <w:spacing w:after="0"/>
+            </w:pPr>
+            <w:r>
+              <w:rPr>
+                <w:b w:val="0"/>
+                <w:i w:val="0"/>
+                <w:sz w:val="18"/>
+              </w:rPr>
+              <w:t>AI-NB (Cơ bản 2): GV nêu rõ: đồng hồ và điện thoại đếm bước, đo nhịp tim bằng cách để máy tự học từ rung động cổ tay và tín hiệu ánh</w:t>
+            </w:r>
+          </w:p>
+          <w:p>
+            <w:pPr>
+              <w:spacing w:after="0"/>
+            </w:pPr>
+            <w:r>
+              <w:rPr>
+                <w:b w:val="0"/>
+                <w:i w:val="0"/>
+                <w:sz w:val="18"/>
+              </w:rPr>
+              <w:t>NLS-AT: Chỉ số của thiết bị không dùng để đánh giá sức khoẻ hay xếp hạng bất kì ai</w:t>
+            </w:r>
+          </w:p>
+          <w:p>
+            <w:pPr>
+              <w:spacing w:after="0"/>
+            </w:pPr>
+            <w:r>
+              <w:rPr>
+                <w:b w:val="0"/>
+                <w:i w:val="0"/>
+                <w:sz w:val="18"/>
+              </w:rPr>
               <w:t>KNS: KN bảo đảm an toàn khi vận động: khởi động kĩ, tập đúng sức, biết dừng khi mệt.</w:t>
             </w:r>
           </w:p>
@@ -6430,6 +6953,33 @@
                 <w:i w:val="0"/>
                 <w:sz w:val="18"/>
               </w:rPr>
+              <w:t>NLS-KT (Cơ bản 2): GV chiếu clip mẫu “Làm quen với bóng rổ và tư thế dẫn bóng tại chỗ” và giao cho mỗi tổ một việc quan sát riêng: tổ theo</w:t>
+            </w:r>
+          </w:p>
+          <w:p>
+            <w:pPr>
+              <w:spacing w:after="0"/>
+            </w:pPr>
+            <w:r>
+              <w:rPr>
+                <w:b w:val="0"/>
+                <w:i w:val="0"/>
+                <w:sz w:val="18"/>
+              </w:rPr>
+              <w:t>NLS-GQVĐ (Cơ bản 2): Sau lượt tập đầu, HS đối chiếu động tác của mình với clip, tự nêu một lỗi cần sửa và tự đặt yêu cầu cho lượt tập sau</w:t>
+            </w:r>
+          </w:p>
+          <w:p>
+            <w:pPr>
+              <w:spacing w:after="0"/>
+            </w:pPr>
+            <w:r>
+              <w:rPr>
+                <w:b w:val="0"/>
+                <w:i w:val="0"/>
+                <w:sz w:val="18"/>
+              </w:rPr>
+              <w:t>NLS-AT: Xem clip xong phải cất thiết bị và ra sân, không mang điện thoại vào khu vực tập</w:t>
             </w:r>
           </w:p>
         </w:tc>
@@ -6660,6 +7210,33 @@
                 <w:i w:val="0"/>
                 <w:sz w:val="18"/>
               </w:rPr>
+              <w:t>NLS-KT (Cơ bản 2): GV chiếu sơ đồ nhìn từ trên xuống có mũi tên chỉ đường di chuyển của “Dẫn bóng theo đường vòng, đường zíc-zắc”</w:t>
+            </w:r>
+          </w:p>
+          <w:p>
+            <w:pPr>
+              <w:spacing w:after="0"/>
+            </w:pPr>
+            <w:r>
+              <w:rPr>
+                <w:b w:val="0"/>
+                <w:i w:val="0"/>
+                <w:sz w:val="18"/>
+              </w:rPr>
+              <w:t>NLS-ST (Cơ bản 2): Sau khi tập, mỗi tổ vẽ lại sơ đồ đường di chuyển của tổ mình (trên bảng con hoặc bằng phần mềm vẽ đơn giản)</w:t>
+            </w:r>
+          </w:p>
+          <w:p>
+            <w:pPr>
+              <w:spacing w:after="0"/>
+            </w:pPr>
+            <w:r>
+              <w:rPr>
+                <w:b w:val="0"/>
+                <w:i w:val="0"/>
+                <w:sz w:val="18"/>
+              </w:rPr>
+              <w:t>NLS-AT: Chỉ mang thiết bị ra sân khi GV cho phép và đặt ở vị trí cố định ngoài</w:t>
             </w:r>
           </w:p>
         </w:tc>
@@ -6774,7 +7351,6 @@
                 <w:i w:val="0"/>
                 <w:sz w:val="18"/>
               </w:rPr>
-              <w:t>NLS-KT: xem video mẫu động tác; lưu ý an toàn, không quay/chia sẻ hình ảnh cá nhân khi chưa được phép.</w:t>
             </w:r>
           </w:p>
         </w:tc>
@@ -7005,6 +7581,33 @@
                 <w:i w:val="0"/>
                 <w:sz w:val="18"/>
               </w:rPr>
+              <w:t>NLS-KT (Cơ bản 2): GV chiếu clip mẫu “Chuyền và bắt bóng bằng hai tay trước ngực” và giao cho mỗi tổ một việc quan sát riêng: tổ theo dõi tư thế</w:t>
+            </w:r>
+          </w:p>
+          <w:p>
+            <w:pPr>
+              <w:spacing w:after="0"/>
+            </w:pPr>
+            <w:r>
+              <w:rPr>
+                <w:b w:val="0"/>
+                <w:i w:val="0"/>
+                <w:sz w:val="18"/>
+              </w:rPr>
+              <w:t>NLS-GQVĐ (Cơ bản 2): Sau lượt tập đầu, HS đối chiếu động tác của mình với clip, tự nêu một lỗi cần sửa và tự đặt yêu cầu cho lượt tập sau</w:t>
+            </w:r>
+          </w:p>
+          <w:p>
+            <w:pPr>
+              <w:spacing w:after="0"/>
+            </w:pPr>
+            <w:r>
+              <w:rPr>
+                <w:b w:val="0"/>
+                <w:i w:val="0"/>
+                <w:sz w:val="18"/>
+              </w:rPr>
+              <w:t>NLS-AT: Xem clip xong phải cất thiết bị và ra sân, không mang điện thoại vào khu vực tập</w:t>
             </w:r>
           </w:p>
         </w:tc>
@@ -7352,6 +7955,33 @@
                 <w:i w:val="0"/>
                 <w:sz w:val="18"/>
               </w:rPr>
+              <w:t>NLS-KT (Cơ bản 2): GV chiếu clip mẫu “Làm quen động tác ném rổ bằng một tay trên vai tại chỗ” và giao cho mỗi tổ một việc quan sát riêng: tổ</w:t>
+            </w:r>
+          </w:p>
+          <w:p>
+            <w:pPr>
+              <w:spacing w:after="0"/>
+            </w:pPr>
+            <w:r>
+              <w:rPr>
+                <w:b w:val="0"/>
+                <w:i w:val="0"/>
+                <w:sz w:val="18"/>
+              </w:rPr>
+              <w:t>NLS-GQVĐ (Cơ bản 2): Sau lượt tập đầu, HS đối chiếu động tác của mình với clip, tự nêu một lỗi cần sửa và tự đặt yêu cầu cho lượt tập sau</w:t>
+            </w:r>
+          </w:p>
+          <w:p>
+            <w:pPr>
+              <w:spacing w:after="0"/>
+            </w:pPr>
+            <w:r>
+              <w:rPr>
+                <w:b w:val="0"/>
+                <w:i w:val="0"/>
+                <w:sz w:val="18"/>
+              </w:rPr>
+              <w:t>NLS-AT: Xem clip xong phải cất thiết bị và ra sân, không mang điện thoại vào khu vực tập</w:t>
             </w:r>
           </w:p>
         </w:tc>
@@ -7466,6 +8096,33 @@
                 <w:i w:val="0"/>
                 <w:sz w:val="18"/>
               </w:rPr>
+              <w:t>AI-NB (Cơ bản 2): GV dùng ứng dụng quay chậm có vạch chuẩn hoặc ứng dụng nhận diện tư thế để phân tích “Hai bước ném rổ bằng một tay trên vai”</w:t>
+            </w:r>
+          </w:p>
+          <w:p>
+            <w:pPr>
+              <w:spacing w:after="0"/>
+            </w:pPr>
+            <w:r>
+              <w:rPr>
+                <w:b w:val="0"/>
+                <w:i w:val="0"/>
+                <w:sz w:val="18"/>
+              </w:rPr>
+              <w:t>NLS-GQVĐ (Cơ bản 2): HS đối chiếu nhận xét của máy với nhận xét của GV và của bạn</w:t>
+            </w:r>
+          </w:p>
+          <w:p>
+            <w:pPr>
+              <w:spacing w:after="0"/>
+            </w:pPr>
+            <w:r>
+              <w:rPr>
+                <w:b w:val="0"/>
+                <w:i w:val="0"/>
+                <w:sz w:val="18"/>
+              </w:rPr>
+              <w:t>NLS-AT: Kết quả chấm của ứng dụng chỉ để tham khảo</w:t>
             </w:r>
           </w:p>
         </w:tc>
@@ -7582,6 +8239,33 @@
                 <w:i w:val="0"/>
                 <w:sz w:val="18"/>
               </w:rPr>
+              <w:t>AI-NB (Cơ bản 2): GV dùng ứng dụng quay chậm có vạch chuẩn hoặc ứng dụng nhận diện tư thế để phân tích “Luyện tập hai bước ném rổ và phát triển</w:t>
+            </w:r>
+          </w:p>
+          <w:p>
+            <w:pPr>
+              <w:spacing w:after="0"/>
+            </w:pPr>
+            <w:r>
+              <w:rPr>
+                <w:b w:val="0"/>
+                <w:i w:val="0"/>
+                <w:sz w:val="18"/>
+              </w:rPr>
+              <w:t>NLS-GQVĐ (Cơ bản 2): HS đối chiếu nhận xét của máy với nhận xét của GV và của bạn</w:t>
+            </w:r>
+          </w:p>
+          <w:p>
+            <w:pPr>
+              <w:spacing w:after="0"/>
+            </w:pPr>
+            <w:r>
+              <w:rPr>
+                <w:b w:val="0"/>
+                <w:i w:val="0"/>
+                <w:sz w:val="18"/>
+              </w:rPr>
+              <w:t>NLS-AT: Kết quả chấm của ứng dụng chỉ để tham khảo</w:t>
             </w:r>
           </w:p>
         </w:tc>
@@ -7696,6 +8380,33 @@
                 <w:i w:val="0"/>
                 <w:sz w:val="18"/>
               </w:rPr>
+              <w:t>NLS-KT (Cơ bản 2): HS tra cứu luật của trò chơi gắn với “bóng rổ” trong tài liệu số GV chỉ định (trang của liên đoàn thể thao</w:t>
+            </w:r>
+          </w:p>
+          <w:p>
+            <w:pPr>
+              <w:spacing w:after="0"/>
+            </w:pPr>
+            <w:r>
+              <w:rPr>
+                <w:b w:val="0"/>
+                <w:i w:val="0"/>
+                <w:sz w:val="18"/>
+              </w:rPr>
+              <w:t>NLS-GQVĐ (Cơ bản 2): Khi có tình huống tranh cãi, tổ trọng tài của lớp mở lại phần luật đã ghi để quyết định</w:t>
+            </w:r>
+          </w:p>
+          <w:p>
+            <w:pPr>
+              <w:spacing w:after="0"/>
+            </w:pPr>
+            <w:r>
+              <w:rPr>
+                <w:b w:val="0"/>
+                <w:i w:val="0"/>
+                <w:sz w:val="18"/>
+              </w:rPr>
+              <w:t>NLS-AT: Chỉ mở đúng trang GV đã chỉ định, không tự tìm kiếm thêm và không tải tệp lạ</w:t>
             </w:r>
           </w:p>
         </w:tc>
@@ -7812,6 +8523,33 @@
                 <w:i w:val="0"/>
                 <w:sz w:val="18"/>
               </w:rPr>
+              <w:t>NLS-KT (Cơ bản 2): HS xem clip quay từ dưới mặt nước cho bài “an toàn dưới nước và làm quen với nước” — góc quay này cho thấy đường đi của</w:t>
+            </w:r>
+          </w:p>
+          <w:p>
+            <w:pPr>
+              <w:spacing w:after="0"/>
+            </w:pPr>
+            <w:r>
+              <w:rPr>
+                <w:b w:val="0"/>
+                <w:i w:val="0"/>
+                <w:sz w:val="18"/>
+              </w:rPr>
+              <w:t>NLS-KT (Cơ bản 2): HS tra bảng biển báo, cờ hiệu vùng nước nguy hiểm trong tài liệu số GV cung cấp rồi ghép mỗi biển báo với một chỗ nước có</w:t>
+            </w:r>
+          </w:p>
+          <w:p>
+            <w:pPr>
+              <w:spacing w:after="0"/>
+            </w:pPr>
+            <w:r>
+              <w:rPr>
+                <w:b w:val="0"/>
+                <w:i w:val="0"/>
+                <w:sz w:val="18"/>
+              </w:rPr>
+              <w:t>NLS-AT: Học an toàn qua clip không thay được người lớn đi kèm: tuyệt đối không tự ra ao</w:t>
             </w:r>
           </w:p>
         </w:tc>
@@ -7926,6 +8664,33 @@
                 <w:i w:val="0"/>
                 <w:sz w:val="18"/>
               </w:rPr>
+              <w:t>NLS-KT (Cơ bản 2): GV chiếu clip mẫu “Động tác chân bơi trườn sấp” và giao cho mỗi tổ một việc quan sát riêng: tổ theo dõi tư thế chân</w:t>
+            </w:r>
+          </w:p>
+          <w:p>
+            <w:pPr>
+              <w:spacing w:after="0"/>
+            </w:pPr>
+            <w:r>
+              <w:rPr>
+                <w:b w:val="0"/>
+                <w:i w:val="0"/>
+                <w:sz w:val="18"/>
+              </w:rPr>
+              <w:t>NLS-GQVĐ (Cơ bản 2): Sau lượt tập đầu, HS đối chiếu động tác của mình với clip, tự nêu một lỗi cần sửa và tự đặt yêu cầu cho lượt tập sau</w:t>
+            </w:r>
+          </w:p>
+          <w:p>
+            <w:pPr>
+              <w:spacing w:after="0"/>
+            </w:pPr>
+            <w:r>
+              <w:rPr>
+                <w:b w:val="0"/>
+                <w:i w:val="0"/>
+                <w:sz w:val="18"/>
+              </w:rPr>
+              <w:t>NLS-AT: Xem clip xong phải cất thiết bị và ra sân, không mang điện thoại vào khu vực tập</w:t>
             </w:r>
           </w:p>
         </w:tc>
@@ -8156,6 +8921,33 @@
                 <w:i w:val="0"/>
                 <w:sz w:val="18"/>
               </w:rPr>
+              <w:t>NLS-KT (Cơ bản 2): GV chiếu clip mẫu “Động tác tay bơi trườn sấp” và giao cho mỗi tổ một việc quan sát riêng: tổ theo dõi tư thế chân</w:t>
+            </w:r>
+          </w:p>
+          <w:p>
+            <w:pPr>
+              <w:spacing w:after="0"/>
+            </w:pPr>
+            <w:r>
+              <w:rPr>
+                <w:b w:val="0"/>
+                <w:i w:val="0"/>
+                <w:sz w:val="18"/>
+              </w:rPr>
+              <w:t>NLS-GQVĐ (Cơ bản 2): Sau lượt tập đầu, HS đối chiếu động tác của mình với clip, tự nêu một lỗi cần sửa và tự đặt yêu cầu cho lượt tập sau</w:t>
+            </w:r>
+          </w:p>
+          <w:p>
+            <w:pPr>
+              <w:spacing w:after="0"/>
+            </w:pPr>
+            <w:r>
+              <w:rPr>
+                <w:b w:val="0"/>
+                <w:i w:val="0"/>
+                <w:sz w:val="18"/>
+              </w:rPr>
+              <w:t>NLS-AT: Xem clip xong phải cất thiết bị và ra sân, không mang điện thoại vào khu vực tập</w:t>
             </w:r>
           </w:p>
         </w:tc>
@@ -8272,6 +9064,33 @@
                 <w:i w:val="0"/>
                 <w:sz w:val="18"/>
               </w:rPr>
+              <w:t>NLS-KT (Cơ bản 2): GV chiếu clip mẫu “Phối hợp động tác tay với nhịp thở” và giao cho mỗi tổ một việc quan sát riêng: tổ theo dõi tư thế chân</w:t>
+            </w:r>
+          </w:p>
+          <w:p>
+            <w:pPr>
+              <w:spacing w:after="0"/>
+            </w:pPr>
+            <w:r>
+              <w:rPr>
+                <w:b w:val="0"/>
+                <w:i w:val="0"/>
+                <w:sz w:val="18"/>
+              </w:rPr>
+              <w:t>NLS-GQVĐ (Cơ bản 2): Sau lượt tập đầu, HS đối chiếu động tác của mình với clip, tự nêu một lỗi cần sửa và tự đặt yêu cầu cho lượt tập sau</w:t>
+            </w:r>
+          </w:p>
+          <w:p>
+            <w:pPr>
+              <w:spacing w:after="0"/>
+            </w:pPr>
+            <w:r>
+              <w:rPr>
+                <w:b w:val="0"/>
+                <w:i w:val="0"/>
+                <w:sz w:val="18"/>
+              </w:rPr>
+              <w:t>NLS-AT: Xem clip xong phải cất thiết bị và ra sân, không mang điện thoại vào khu vực tập</w:t>
             </w:r>
           </w:p>
         </w:tc>
@@ -8617,6 +9436,33 @@
                 <w:i w:val="0"/>
                 <w:sz w:val="18"/>
               </w:rPr>
+              <w:t>NLS-KT (Cơ bản 2): HS xem clip quay từ dưới mặt nước cho bài “phối hợp bơi trườn sấp và an toàn dưới nước” — góc quay này cho thấy đường đi</w:t>
+            </w:r>
+          </w:p>
+          <w:p>
+            <w:pPr>
+              <w:spacing w:after="0"/>
+            </w:pPr>
+            <w:r>
+              <w:rPr>
+                <w:b w:val="0"/>
+                <w:i w:val="0"/>
+                <w:sz w:val="18"/>
+              </w:rPr>
+              <w:t>NLS-KT (Cơ bản 2): HS tra bảng biển báo, cờ hiệu vùng nước nguy hiểm trong tài liệu số GV cung cấp rồi ghép mỗi biển báo với một chỗ nước có</w:t>
+            </w:r>
+          </w:p>
+          <w:p>
+            <w:pPr>
+              <w:spacing w:after="0"/>
+            </w:pPr>
+            <w:r>
+              <w:rPr>
+                <w:b w:val="0"/>
+                <w:i w:val="0"/>
+                <w:sz w:val="18"/>
+              </w:rPr>
+              <w:t>NLS-AT: Học an toàn qua clip không thay được người lớn đi kèm: tuyệt đối không tự ra ao</w:t>
             </w:r>
           </w:p>
         </w:tc>

--- a/assets/docs/lop5/Giao duc the chat - Lop 5.docx
+++ b/assets/docs/lop5/Giao duc the chat - Lop 5.docx
@@ -1823,6 +1823,45 @@
                 <w:i w:val="0"/>
                 <w:sz w:val="18"/>
               </w:rPr>
+              <w:t>NLS-KT (Cơ bản 2): GV chiếu video mẫu động tác chân với gậy, cho chạy chậm và dừng hình ở nhịp khuỵu gối, nhịp đưa gậy ngang vai</w:t>
+            </w:r>
+          </w:p>
+          <w:p>
+            <w:pPr>
+              <w:spacing w:after="0"/>
+            </w:pPr>
+            <w:r>
+              <w:rPr>
+                <w:b w:val="0"/>
+                <w:i w:val="0"/>
+                <w:sz w:val="18"/>
+              </w:rPr>
+              <w:t>NLS-GQVĐ (Cơ bản 2): GV quay một lượt tập của từng tổ rồi chiếu lại; HS tự chấm theo tiêu chí chiếu sẵn là đúng nhịp, đủ biên độ, gậy giữ ngang</w:t>
+            </w:r>
+          </w:p>
+          <w:p>
+            <w:pPr>
+              <w:spacing w:after="0"/>
+            </w:pPr>
+            <w:r>
+              <w:rPr>
+                <w:b w:val="0"/>
+                <w:i w:val="0"/>
+                <w:sz w:val="18"/>
+              </w:rPr>
+              <w:t>NLS-AT: GV báo trước khi quay, clip chỉ mở trong giờ rồi xoá, không đăng lên mạng</w:t>
+            </w:r>
+          </w:p>
+          <w:p>
+            <w:pPr>
+              <w:spacing w:after="0"/>
+            </w:pPr>
+            <w:r>
+              <w:rPr>
+                <w:b w:val="0"/>
+                <w:i w:val="0"/>
+                <w:sz w:val="18"/>
+              </w:rPr>
               <w:t>KNS: KN hợp tác và tuân thủ luật chơi; thắng không kiêu, thua không nản.</w:t>
             </w:r>
           </w:p>
@@ -2094,6 +2133,45 @@
                 <w:i w:val="0"/>
                 <w:sz w:val="18"/>
               </w:rPr>
+              <w:t>NLS-KT (Cơ bản 2): GV chiếu video mẫu động tác toàn thân với gậy, cho chạy chậm và dừng hình ở nhịp gập thân, nhịp đưa gậy lên cao</w:t>
+            </w:r>
+          </w:p>
+          <w:p>
+            <w:pPr>
+              <w:spacing w:after="0"/>
+            </w:pPr>
+            <w:r>
+              <w:rPr>
+                <w:b w:val="0"/>
+                <w:i w:val="0"/>
+                <w:sz w:val="18"/>
+              </w:rPr>
+              <w:t>NLS-GQVĐ (Cơ bản 2): GV quay một lượt tập của từng tổ rồi chiếu lại; HS tự chấm theo tiêu chí chiếu sẵn là đúng trình tự, đủ biên độ</w:t>
+            </w:r>
+          </w:p>
+          <w:p>
+            <w:pPr>
+              <w:spacing w:after="0"/>
+            </w:pPr>
+            <w:r>
+              <w:rPr>
+                <w:b w:val="0"/>
+                <w:i w:val="0"/>
+                <w:sz w:val="18"/>
+              </w:rPr>
+              <w:t>NLS-AT: GV báo trước khi quay, clip chỉ mở trong giờ rồi xoá, không đăng lên mạng</w:t>
+            </w:r>
+          </w:p>
+          <w:p>
+            <w:pPr>
+              <w:spacing w:after="0"/>
+            </w:pPr>
+            <w:r>
+              <w:rPr>
+                <w:b w:val="0"/>
+                <w:i w:val="0"/>
+                <w:sz w:val="18"/>
+              </w:rPr>
               <w:t>KNS: KN hợp tác và tuân thủ luật chơi; thắng không kiêu, thua không nản.</w:t>
             </w:r>
           </w:p>
@@ -2211,6 +2289,45 @@
                 <w:i w:val="0"/>
                 <w:sz w:val="18"/>
               </w:rPr>
+              <w:t>NLS-KT (Cơ bản 2): GV chiếu video mẫu động tác nhảy và động tác điều hoà với gậy, cho chạy chậm và dừng hình ở nhịp bật nhảy</w:t>
+            </w:r>
+          </w:p>
+          <w:p>
+            <w:pPr>
+              <w:spacing w:after="0"/>
+            </w:pPr>
+            <w:r>
+              <w:rPr>
+                <w:b w:val="0"/>
+                <w:i w:val="0"/>
+                <w:sz w:val="18"/>
+              </w:rPr>
+              <w:t>NLS-GQVĐ (Cơ bản 2): GV quay một lượt tập của từng tổ rồi chiếu lại; HS tự chấm theo tiêu chí chiếu sẵn là bật đúng nhịp, tiếp đất êm</w:t>
+            </w:r>
+          </w:p>
+          <w:p>
+            <w:pPr>
+              <w:spacing w:after="0"/>
+            </w:pPr>
+            <w:r>
+              <w:rPr>
+                <w:b w:val="0"/>
+                <w:i w:val="0"/>
+                <w:sz w:val="18"/>
+              </w:rPr>
+              <w:t>NLS-AT: GV báo trước khi quay, clip chỉ mở trong giờ rồi xoá, không đăng lên mạng</w:t>
+            </w:r>
+          </w:p>
+          <w:p>
+            <w:pPr>
+              <w:spacing w:after="0"/>
+            </w:pPr>
+            <w:r>
+              <w:rPr>
+                <w:b w:val="0"/>
+                <w:i w:val="0"/>
+                <w:sz w:val="18"/>
+              </w:rPr>
               <w:t>KNS: KN hợp tác và tuân thủ luật chơi; thắng không kiêu, thua không nản.</w:t>
             </w:r>
           </w:p>
@@ -3253,6 +3370,33 @@
                 <w:i w:val="0"/>
                 <w:sz w:val="18"/>
               </w:rPr>
+              <w:t>NLS-KT (Cơ bản 2): GV chiếu video mẫu bài phối hợp lăn, cho chạy chậm và dừng hình ở tư thế thu người, ở lúc tay chống hỗ trợ</w:t>
+            </w:r>
+          </w:p>
+          <w:p>
+            <w:pPr>
+              <w:spacing w:after="0"/>
+            </w:pPr>
+            <w:r>
+              <w:rPr>
+                <w:b w:val="0"/>
+                <w:i w:val="0"/>
+                <w:sz w:val="18"/>
+              </w:rPr>
+              <w:t>NLS-GQVĐ (Cơ bản 2): GV quay một lượt tập của từng tổ rồi chiếu lại; HS tự chấm theo tiêu chí chiếu sẵn là thu người gọn, lăn thẳng hướng</w:t>
+            </w:r>
+          </w:p>
+          <w:p>
+            <w:pPr>
+              <w:spacing w:after="0"/>
+            </w:pPr>
+            <w:r>
+              <w:rPr>
+                <w:b w:val="0"/>
+                <w:i w:val="0"/>
+                <w:sz w:val="18"/>
+              </w:rPr>
+              <w:t>NLS-AT: GV báo trước khi quay, clip chỉ mở trong giờ rồi xoá, không đăng lên mạng; khi lăn</w:t>
             </w:r>
           </w:p>
         </w:tc>
@@ -3368,6 +3512,33 @@
                 <w:i w:val="0"/>
                 <w:sz w:val="18"/>
               </w:rPr>
+              <w:t>NLS-GQVĐ (Cơ bản 2): Ở tiết trò chơi và bài tập bổ trợ lăn, GV chiếu sơ đồ khu tập và luật chơi lên màn hình rồi cùng HS bàn cách chia</w:t>
+            </w:r>
+          </w:p>
+          <w:p>
+            <w:pPr>
+              <w:spacing w:after="0"/>
+            </w:pPr>
+            <w:r>
+              <w:rPr>
+                <w:b w:val="0"/>
+                <w:i w:val="0"/>
+                <w:sz w:val="18"/>
+              </w:rPr>
+              <w:t>NLS-KT (Cơ bản 2): GV chiếu video các bài tập bổ trợ, dừng hình ở tư thế chuẩn bị và tư thế kết thúc</w:t>
+            </w:r>
+          </w:p>
+          <w:p>
+            <w:pPr>
+              <w:spacing w:after="0"/>
+            </w:pPr>
+            <w:r>
+              <w:rPr>
+                <w:b w:val="0"/>
+                <w:i w:val="0"/>
+                <w:sz w:val="18"/>
+              </w:rPr>
+              <w:t>NLS-AT: Tập trên đệm hoặc thảm, khởi động kĩ khớp cổ và vai trước khi lăn</w:t>
             </w:r>
           </w:p>
         </w:tc>
@@ -4065,6 +4236,45 @@
                 <w:i w:val="0"/>
                 <w:sz w:val="18"/>
               </w:rPr>
+              <w:t>NLS-KT (Cơ bản 2): GV chiếu video mẫu bài phối hợp lộn xuôi, cho chạy chậm và dừng hình ở tư thế chống tay, thu cằm, đẩy hông</w:t>
+            </w:r>
+          </w:p>
+          <w:p>
+            <w:pPr>
+              <w:spacing w:after="0"/>
+            </w:pPr>
+            <w:r>
+              <w:rPr>
+                <w:b w:val="0"/>
+                <w:i w:val="0"/>
+                <w:sz w:val="18"/>
+              </w:rPr>
+              <w:t>NLS-GQVĐ (Cơ bản 2): GV quay một lượt tập của từng tổ rồi chiếu lại; HS tự chấm theo tiêu chí chiếu sẵn là chống tay đúng chỗ, thu cằm</w:t>
+            </w:r>
+          </w:p>
+          <w:p>
+            <w:pPr>
+              <w:spacing w:after="0"/>
+            </w:pPr>
+            <w:r>
+              <w:rPr>
+                <w:b w:val="0"/>
+                <w:i w:val="0"/>
+                <w:sz w:val="18"/>
+              </w:rPr>
+              <w:t>NLS-AT: GV báo trước khi quay, clip chỉ mở trong giờ rồi xoá, không đăng lên mạng</w:t>
+            </w:r>
+          </w:p>
+          <w:p>
+            <w:pPr>
+              <w:spacing w:after="0"/>
+            </w:pPr>
+            <w:r>
+              <w:rPr>
+                <w:b w:val="0"/>
+                <w:i w:val="0"/>
+                <w:sz w:val="18"/>
+              </w:rPr>
               <w:t>KNS: KN bảo đảm an toàn khi vận động: khởi động kĩ, tập đúng sức, biết dừng khi mệt.</w:t>
             </w:r>
           </w:p>
@@ -4174,6 +4384,45 @@
               <w:spacing w:after="0"/>
             </w:pPr>
             <w:r/>
+            <w:r>
+              <w:rPr>
+                <w:b w:val="0"/>
+                <w:i w:val="0"/>
+                <w:sz w:val="18"/>
+              </w:rPr>
+              <w:t>NLS-GQVĐ (Cơ bản 2): Ở tiết trò chơi và bài tập bổ trợ lộn xuôi, GV chiếu sơ đồ khu tập và luật chơi lên màn hình rồi cùng HS bàn cách</w:t>
+            </w:r>
+          </w:p>
+          <w:p>
+            <w:pPr>
+              <w:spacing w:after="0"/>
+            </w:pPr>
+            <w:r>
+              <w:rPr>
+                <w:b w:val="0"/>
+                <w:i w:val="0"/>
+                <w:sz w:val="18"/>
+              </w:rPr>
+              <w:t>NLS-KT (Cơ bản 2): GV chiếu video các bài tập bổ trợ, dừng hình ở tư thế chuẩn bị và tư thế kết thúc</w:t>
+            </w:r>
+          </w:p>
+          <w:p>
+            <w:pPr>
+              <w:spacing w:after="0"/>
+            </w:pPr>
+            <w:r>
+              <w:rPr>
+                <w:b w:val="0"/>
+                <w:i w:val="0"/>
+                <w:sz w:val="18"/>
+              </w:rPr>
+              <w:t>NLS-AT: Tập trên đệm, khởi động kĩ khớp cổ, vai và lưng trước khi tập</w:t>
+            </w:r>
+          </w:p>
+          <w:p>
+            <w:pPr>
+              <w:spacing w:after="0"/>
+            </w:pPr>
             <w:r>
               <w:rPr>
                 <w:b w:val="0"/>

--- a/assets/docs/lop5/Giao duc the chat - Lop 5.docx
+++ b/assets/docs/lop5/Giao duc the chat - Lop 5.docx
@@ -624,33 +624,7 @@
                 <w:i w:val="0"/>
                 <w:sz w:val="18"/>
               </w:rPr>
-              <w:t>NLS-KT (Cơ bản 2): GV mở video mẫu tập hợp hàng dọc, hàng ngang, dóng hàng, điểm số, quay các hướng trên tivi trước khi ra sân</w:t>
-            </w:r>
-          </w:p>
-          <w:p>
-            <w:pPr>
-              <w:spacing w:after="0"/>
-            </w:pPr>
-            <w:r>
-              <w:rPr>
-                <w:b w:val="0"/>
-                <w:i w:val="0"/>
-                <w:sz w:val="18"/>
-              </w:rPr>
-              <w:t>NLS-ST (Cơ bản 2): Sau phần luyện tập, GV quay một đoạn ngắn lúc tổ thực hiện phối hợp tập hợp hàng, dóng hàng, quay các hướng bằng điện thoại GV</w:t>
-            </w:r>
-          </w:p>
-          <w:p>
-            <w:pPr>
-              <w:spacing w:after="0"/>
-            </w:pPr>
-            <w:r>
-              <w:rPr>
-                <w:b w:val="0"/>
-                <w:i w:val="0"/>
-                <w:sz w:val="18"/>
-              </w:rPr>
-              <w:t>NLS-AT: Chỉ mang thiết bị ra sân khi GV cho phép và đặt ở vị trí cố định ngoài</w:t>
+              <w:t>NLS-KT (Cơ bản 2): Mở video mẫu tập hợp hàng dọc, hàng ngang, dóng hàng, điểm số, quay các hướng trên tivi trước khi ra sân.</w:t>
             </w:r>
           </w:p>
           <w:p>
@@ -895,33 +869,7 @@
                 <w:i w:val="0"/>
                 <w:sz w:val="18"/>
               </w:rPr>
-              <w:t>NLS-KT (Cơ bản 2): GV chiếu sơ đồ nhìn từ trên xuống của bài “Bài tập phối hợp biến đổi đội hình”: các chấm đánh số 1, 2</w:t>
-            </w:r>
-          </w:p>
-          <w:p>
-            <w:pPr>
-              <w:spacing w:after="0"/>
-            </w:pPr>
-            <w:r>
-              <w:rPr>
-                <w:b w:val="0"/>
-                <w:i w:val="0"/>
-                <w:sz w:val="18"/>
-              </w:rPr>
-              <w:t>NLS-ST (Cơ bản 2): Sau khi tập, mỗi tổ vẽ lại sơ đồ biến đổi từ một hàng thành ba hàng dọc của tổ mình trên bảng con hoặc ứng dụng vẽ</w:t>
-            </w:r>
-          </w:p>
-          <w:p>
-            <w:pPr>
-              <w:spacing w:after="0"/>
-            </w:pPr>
-            <w:r>
-              <w:rPr>
-                <w:b w:val="0"/>
-                <w:i w:val="0"/>
-                <w:sz w:val="18"/>
-              </w:rPr>
-              <w:t>NLS-AT: Chỉ mang thiết bị ra sân khi GV cho phép và đặt ở vị trí cố định ngoài</w:t>
+              <w:t>NLS-ST (Cơ bản 2): Sau khi tập.</w:t>
             </w:r>
           </w:p>
           <w:p>
@@ -1166,33 +1114,7 @@
                 <w:i w:val="0"/>
                 <w:sz w:val="18"/>
               </w:rPr>
-              <w:t>NLS-KT (Cơ bản 2): GV chiếu clip mẫu “Bài tập phối hợp đi đều vòng các hướng” và giao cho mỗi tổ một việc quan sát riêng: tổ theo dõi tư thế</w:t>
-            </w:r>
-          </w:p>
-          <w:p>
-            <w:pPr>
-              <w:spacing w:after="0"/>
-            </w:pPr>
-            <w:r>
-              <w:rPr>
-                <w:b w:val="0"/>
-                <w:i w:val="0"/>
-                <w:sz w:val="18"/>
-              </w:rPr>
-              <w:t>NLS-GQVĐ (Cơ bản 2): Sau lượt tập đầu, HS đối chiếu động tác của mình với clip, tự nêu một lỗi cần sửa và tự đặt yêu cầu cho lượt tập sau</w:t>
-            </w:r>
-          </w:p>
-          <w:p>
-            <w:pPr>
-              <w:spacing w:after="0"/>
-            </w:pPr>
-            <w:r>
-              <w:rPr>
-                <w:b w:val="0"/>
-                <w:i w:val="0"/>
-                <w:sz w:val="18"/>
-              </w:rPr>
-              <w:t>NLS-AT: Xem clip xong phải cất thiết bị và ra sân, không mang điện thoại vào khu vực tập</w:t>
+              <w:t>NLS-KT (Cơ bản 2): Chiếu clip mẫu “Bài tập phối hợp đi đều vòng các hướng” và giao cho mỗi tổ một việc quan sát riêng.</w:t>
             </w:r>
           </w:p>
           <w:p>
@@ -1669,33 +1591,7 @@
                 <w:i w:val="0"/>
                 <w:sz w:val="18"/>
               </w:rPr>
-              <w:t>NLS-KT (Cơ bản 2): GV chiếu clip mẫu “Động tác vươn thở, động tác tay với gậy” và giao cho mỗi tổ một việc quan sát riêng: tổ theo dõi tư thế</w:t>
-            </w:r>
-          </w:p>
-          <w:p>
-            <w:pPr>
-              <w:spacing w:after="0"/>
-            </w:pPr>
-            <w:r>
-              <w:rPr>
-                <w:b w:val="0"/>
-                <w:i w:val="0"/>
-                <w:sz w:val="18"/>
-              </w:rPr>
-              <w:t>NLS-GQVĐ (Cơ bản 2): Sau lượt tập đầu, HS đối chiếu động tác của mình với clip, tự nêu một lỗi cần sửa và tự đặt yêu cầu cho lượt tập sau</w:t>
-            </w:r>
-          </w:p>
-          <w:p>
-            <w:pPr>
-              <w:spacing w:after="0"/>
-            </w:pPr>
-            <w:r>
-              <w:rPr>
-                <w:b w:val="0"/>
-                <w:i w:val="0"/>
-                <w:sz w:val="18"/>
-              </w:rPr>
-              <w:t>NLS-AT: Xem clip xong phải cất thiết bị và ra sân, không mang điện thoại vào khu vực tập</w:t>
+              <w:t>NLS-GQVĐ (Cơ bản 2): Sau lượt tập đầu, HS đối chiếu động tác của mình với clip, tự nêu một lỗi cần sửa.</w:t>
             </w:r>
           </w:p>
           <w:p>
@@ -1823,45 +1719,6 @@
                 <w:i w:val="0"/>
                 <w:sz w:val="18"/>
               </w:rPr>
-              <w:t>NLS-KT (Cơ bản 2): GV chiếu video mẫu động tác chân với gậy, cho chạy chậm và dừng hình ở nhịp khuỵu gối, nhịp đưa gậy ngang vai</w:t>
-            </w:r>
-          </w:p>
-          <w:p>
-            <w:pPr>
-              <w:spacing w:after="0"/>
-            </w:pPr>
-            <w:r>
-              <w:rPr>
-                <w:b w:val="0"/>
-                <w:i w:val="0"/>
-                <w:sz w:val="18"/>
-              </w:rPr>
-              <w:t>NLS-GQVĐ (Cơ bản 2): GV quay một lượt tập của từng tổ rồi chiếu lại; HS tự chấm theo tiêu chí chiếu sẵn là đúng nhịp, đủ biên độ, gậy giữ ngang</w:t>
-            </w:r>
-          </w:p>
-          <w:p>
-            <w:pPr>
-              <w:spacing w:after="0"/>
-            </w:pPr>
-            <w:r>
-              <w:rPr>
-                <w:b w:val="0"/>
-                <w:i w:val="0"/>
-                <w:sz w:val="18"/>
-              </w:rPr>
-              <w:t>NLS-AT: GV báo trước khi quay, clip chỉ mở trong giờ rồi xoá, không đăng lên mạng</w:t>
-            </w:r>
-          </w:p>
-          <w:p>
-            <w:pPr>
-              <w:spacing w:after="0"/>
-            </w:pPr>
-            <w:r>
-              <w:rPr>
-                <w:b w:val="0"/>
-                <w:i w:val="0"/>
-                <w:sz w:val="18"/>
-              </w:rPr>
               <w:t>KNS: KN hợp tác và tuân thủ luật chơi; thắng không kiêu, thua không nản.</w:t>
             </w:r>
           </w:p>
@@ -1979,33 +1836,7 @@
                 <w:i w:val="0"/>
                 <w:sz w:val="18"/>
               </w:rPr>
-              <w:t>NLS-KT (Cơ bản 2): GV chiếu clip mẫu “Động tác bụng, động tác vặn mình với gậy” và giao cho mỗi tổ một việc quan sát riêng: tổ theo dõi tư thế</w:t>
-            </w:r>
-          </w:p>
-          <w:p>
-            <w:pPr>
-              <w:spacing w:after="0"/>
-            </w:pPr>
-            <w:r>
-              <w:rPr>
-                <w:b w:val="0"/>
-                <w:i w:val="0"/>
-                <w:sz w:val="18"/>
-              </w:rPr>
-              <w:t>NLS-GQVĐ (Cơ bản 2): Sau lượt tập đầu, HS đối chiếu động tác của mình với clip, tự nêu một lỗi cần sửa và tự đặt yêu cầu cho lượt tập sau</w:t>
-            </w:r>
-          </w:p>
-          <w:p>
-            <w:pPr>
-              <w:spacing w:after="0"/>
-            </w:pPr>
-            <w:r>
-              <w:rPr>
-                <w:b w:val="0"/>
-                <w:i w:val="0"/>
-                <w:sz w:val="18"/>
-              </w:rPr>
-              <w:t>NLS-AT: Xem clip xong phải cất thiết bị và ra sân, không mang điện thoại vào khu vực tập</w:t>
+              <w:t>NLS-KT (Cơ bản 2): Chiếu clip mẫu “Động tác bụng, động tác vặn mình với gậy” và giao cho mỗi tổ một việc quan sát riêng.</w:t>
             </w:r>
           </w:p>
           <w:p>
@@ -2133,45 +1964,6 @@
                 <w:i w:val="0"/>
                 <w:sz w:val="18"/>
               </w:rPr>
-              <w:t>NLS-KT (Cơ bản 2): GV chiếu video mẫu động tác toàn thân với gậy, cho chạy chậm và dừng hình ở nhịp gập thân, nhịp đưa gậy lên cao</w:t>
-            </w:r>
-          </w:p>
-          <w:p>
-            <w:pPr>
-              <w:spacing w:after="0"/>
-            </w:pPr>
-            <w:r>
-              <w:rPr>
-                <w:b w:val="0"/>
-                <w:i w:val="0"/>
-                <w:sz w:val="18"/>
-              </w:rPr>
-              <w:t>NLS-GQVĐ (Cơ bản 2): GV quay một lượt tập của từng tổ rồi chiếu lại; HS tự chấm theo tiêu chí chiếu sẵn là đúng trình tự, đủ biên độ</w:t>
-            </w:r>
-          </w:p>
-          <w:p>
-            <w:pPr>
-              <w:spacing w:after="0"/>
-            </w:pPr>
-            <w:r>
-              <w:rPr>
-                <w:b w:val="0"/>
-                <w:i w:val="0"/>
-                <w:sz w:val="18"/>
-              </w:rPr>
-              <w:t>NLS-AT: GV báo trước khi quay, clip chỉ mở trong giờ rồi xoá, không đăng lên mạng</w:t>
-            </w:r>
-          </w:p>
-          <w:p>
-            <w:pPr>
-              <w:spacing w:after="0"/>
-            </w:pPr>
-            <w:r>
-              <w:rPr>
-                <w:b w:val="0"/>
-                <w:i w:val="0"/>
-                <w:sz w:val="18"/>
-              </w:rPr>
               <w:t>KNS: KN hợp tác và tuân thủ luật chơi; thắng không kiêu, thua không nản.</w:t>
             </w:r>
           </w:p>
@@ -2289,33 +2081,7 @@
                 <w:i w:val="0"/>
                 <w:sz w:val="18"/>
               </w:rPr>
-              <w:t>NLS-KT (Cơ bản 2): GV chiếu video mẫu động tác nhảy và động tác điều hoà với gậy, cho chạy chậm và dừng hình ở nhịp bật nhảy</w:t>
-            </w:r>
-          </w:p>
-          <w:p>
-            <w:pPr>
-              <w:spacing w:after="0"/>
-            </w:pPr>
-            <w:r>
-              <w:rPr>
-                <w:b w:val="0"/>
-                <w:i w:val="0"/>
-                <w:sz w:val="18"/>
-              </w:rPr>
-              <w:t>NLS-GQVĐ (Cơ bản 2): GV quay một lượt tập của từng tổ rồi chiếu lại; HS tự chấm theo tiêu chí chiếu sẵn là bật đúng nhịp, tiếp đất êm</w:t>
-            </w:r>
-          </w:p>
-          <w:p>
-            <w:pPr>
-              <w:spacing w:after="0"/>
-            </w:pPr>
-            <w:r>
-              <w:rPr>
-                <w:b w:val="0"/>
-                <w:i w:val="0"/>
-                <w:sz w:val="18"/>
-              </w:rPr>
-              <w:t>NLS-AT: GV báo trước khi quay, clip chỉ mở trong giờ rồi xoá, không đăng lên mạng</w:t>
+              <w:t>NLS-GQVĐ (Cơ bản 2): Quay một lượt tập của từng tổ.</w:t>
             </w:r>
           </w:p>
           <w:p>
@@ -2443,45 +2209,6 @@
                 <w:i w:val="0"/>
                 <w:sz w:val="18"/>
               </w:rPr>
-              <w:t>NLS-ST (Cơ bản 2): HS làm việc theo cặp với một máy GV giao cho mỗi tổ: một bạn quay 10 giây lúc bạn kia thực hiện “Hoàn thiện bài thể dục</w:t>
-            </w:r>
-          </w:p>
-          <w:p>
-            <w:pPr>
-              <w:spacing w:after="0"/>
-            </w:pPr>
-            <w:r>
-              <w:rPr>
-                <w:b w:val="0"/>
-                <w:i w:val="0"/>
-                <w:sz w:val="18"/>
-              </w:rPr>
-              <w:t>NLS-GT (Cơ bản 2): Mỗi cặp thống nhất một lỗi cần sửa rồi báo cáo với tổ; GV cho tổ chọn clip làm đúng nhất chiếu cho cả lớp xem</w:t>
-            </w:r>
-          </w:p>
-          <w:p>
-            <w:pPr>
-              <w:spacing w:after="0"/>
-            </w:pPr>
-            <w:r>
-              <w:rPr>
-                <w:b w:val="0"/>
-                <w:i w:val="0"/>
-                <w:sz w:val="18"/>
-              </w:rPr>
-              <w:t>NLS-AT: Máy chỉ dùng đúng việc quay động tác, không mở ứng dụng khác; hết tiết</w:t>
-            </w:r>
-          </w:p>
-          <w:p>
-            <w:pPr>
-              <w:spacing w:after="0"/>
-            </w:pPr>
-            <w:r>
-              <w:rPr>
-                <w:b w:val="0"/>
-                <w:i w:val="0"/>
-                <w:sz w:val="18"/>
-              </w:rPr>
               <w:t>KNS: KN hợp tác và tuân thủ luật chơi; thắng không kiêu, thua không nản.</w:t>
             </w:r>
           </w:p>
@@ -2599,33 +2326,7 @@
                 <w:i w:val="0"/>
                 <w:sz w:val="18"/>
               </w:rPr>
-              <w:t>NLS-GQVĐ (Cơ bản 2): HS làm việc theo tổ với một đồng hồ bấm giờ GV giao: một bạn bấm giờ, một bạn đếm</w:t>
-            </w:r>
-          </w:p>
-          <w:p>
-            <w:pPr>
-              <w:spacing w:after="0"/>
-            </w:pPr>
-            <w:r>
-              <w:rPr>
-                <w:b w:val="0"/>
-                <w:i w:val="0"/>
-                <w:sz w:val="18"/>
-              </w:rPr>
-              <w:t>NLS-GQVĐ (Cơ bản 2): HS so kết quả hôm nay với lần đo trước và tự trả lời vì sao tăng hoặc giảm (tập đều hơn, mệt hơn</w:t>
-            </w:r>
-          </w:p>
-          <w:p>
-            <w:pPr>
-              <w:spacing w:after="0"/>
-            </w:pPr>
-            <w:r>
-              <w:rPr>
-                <w:b w:val="0"/>
-                <w:i w:val="0"/>
-                <w:sz w:val="18"/>
-              </w:rPr>
-              <w:t>NLS-AT: Máy để ở vị trí cố định ngoài khu vực tập, không cầm máy khi đang chạy nhảy</w:t>
+              <w:t>NLS-GQVĐ (Cơ bản 2): HS làm việc theo tổ với một đồng hồ bấm giờ GV giao.</w:t>
             </w:r>
           </w:p>
         </w:tc>
@@ -2740,33 +2441,6 @@
                 <w:i w:val="0"/>
                 <w:sz w:val="18"/>
               </w:rPr>
-              <w:t>NLS-GQVĐ (Cơ bản 2): HS tự lập nhật kí vận động gắn với bài thể dục với gậy: ghi ngày, nội dung, thời gian tập và cảm nhận sau buổi tập</w:t>
-            </w:r>
-          </w:p>
-          <w:p>
-            <w:pPr>
-              <w:spacing w:after="0"/>
-            </w:pPr>
-            <w:r>
-              <w:rPr>
-                <w:b w:val="0"/>
-                <w:i w:val="0"/>
-                <w:sz w:val="18"/>
-              </w:rPr>
-              <w:t>AI-NB (Cơ bản 2): GV nêu: các ứng dụng và mạng xã hội tự gợi ý clip tập luyện</w:t>
-            </w:r>
-          </w:p>
-          <w:p>
-            <w:pPr>
-              <w:spacing w:after="0"/>
-            </w:pPr>
-            <w:r>
-              <w:rPr>
-                <w:b w:val="0"/>
-                <w:i w:val="0"/>
-                <w:sz w:val="18"/>
-              </w:rPr>
-              <w:t>NLS-AT: Không tự tập theo các bài tập nặng, bài giảm cân, cách nhịn ăn thấy trên mạng</w:t>
             </w:r>
           </w:p>
         </w:tc>
@@ -3113,33 +2787,7 @@
                 <w:i w:val="0"/>
                 <w:sz w:val="18"/>
               </w:rPr>
-              <w:t>NLS-KT (Cơ bản 2): GV chiếu clip mẫu “Động tác lăn” và giao cho mỗi tổ một việc quan sát riêng: tổ theo dõi tư thế chân</w:t>
-            </w:r>
-          </w:p>
-          <w:p>
-            <w:pPr>
-              <w:spacing w:after="0"/>
-            </w:pPr>
-            <w:r>
-              <w:rPr>
-                <w:b w:val="0"/>
-                <w:i w:val="0"/>
-                <w:sz w:val="18"/>
-              </w:rPr>
-              <w:t>NLS-GQVĐ (Cơ bản 2): Sau lượt tập đầu, HS đối chiếu động tác của mình với clip, tự nêu một lỗi cần sửa và tự đặt yêu cầu cho lượt tập sau</w:t>
-            </w:r>
-          </w:p>
-          <w:p>
-            <w:pPr>
-              <w:spacing w:after="0"/>
-            </w:pPr>
-            <w:r>
-              <w:rPr>
-                <w:b w:val="0"/>
-                <w:i w:val="0"/>
-                <w:sz w:val="18"/>
-              </w:rPr>
-              <w:t>NLS-AT: Xem clip xong phải cất thiết bị và ra sân, không mang điện thoại vào khu vực tập</w:t>
+              <w:t>NLS-KT (Cơ bản 2): Chiếu clip mẫu “Động tác lăn” và giao cho mỗi tổ một việc quan sát riêng.</w:t>
             </w:r>
           </w:p>
         </w:tc>
@@ -3370,33 +3018,7 @@
                 <w:i w:val="0"/>
                 <w:sz w:val="18"/>
               </w:rPr>
-              <w:t>NLS-KT (Cơ bản 2): GV chiếu video mẫu bài phối hợp lăn, cho chạy chậm và dừng hình ở tư thế thu người, ở lúc tay chống hỗ trợ</w:t>
-            </w:r>
-          </w:p>
-          <w:p>
-            <w:pPr>
-              <w:spacing w:after="0"/>
-            </w:pPr>
-            <w:r>
-              <w:rPr>
-                <w:b w:val="0"/>
-                <w:i w:val="0"/>
-                <w:sz w:val="18"/>
-              </w:rPr>
-              <w:t>NLS-GQVĐ (Cơ bản 2): GV quay một lượt tập của từng tổ rồi chiếu lại; HS tự chấm theo tiêu chí chiếu sẵn là thu người gọn, lăn thẳng hướng</w:t>
-            </w:r>
-          </w:p>
-          <w:p>
-            <w:pPr>
-              <w:spacing w:after="0"/>
-            </w:pPr>
-            <w:r>
-              <w:rPr>
-                <w:b w:val="0"/>
-                <w:i w:val="0"/>
-                <w:sz w:val="18"/>
-              </w:rPr>
-              <w:t>NLS-AT: GV báo trước khi quay, clip chỉ mở trong giờ rồi xoá, không đăng lên mạng; khi lăn</w:t>
+              <w:t>NLS-GQVĐ (Cơ bản 2): Quay một lượt tập của từng tổ.</w:t>
             </w:r>
           </w:p>
         </w:tc>
@@ -3512,33 +3134,6 @@
                 <w:i w:val="0"/>
                 <w:sz w:val="18"/>
               </w:rPr>
-              <w:t>NLS-GQVĐ (Cơ bản 2): Ở tiết trò chơi và bài tập bổ trợ lăn, GV chiếu sơ đồ khu tập và luật chơi lên màn hình rồi cùng HS bàn cách chia</w:t>
-            </w:r>
-          </w:p>
-          <w:p>
-            <w:pPr>
-              <w:spacing w:after="0"/>
-            </w:pPr>
-            <w:r>
-              <w:rPr>
-                <w:b w:val="0"/>
-                <w:i w:val="0"/>
-                <w:sz w:val="18"/>
-              </w:rPr>
-              <w:t>NLS-KT (Cơ bản 2): GV chiếu video các bài tập bổ trợ, dừng hình ở tư thế chuẩn bị và tư thế kết thúc</w:t>
-            </w:r>
-          </w:p>
-          <w:p>
-            <w:pPr>
-              <w:spacing w:after="0"/>
-            </w:pPr>
-            <w:r>
-              <w:rPr>
-                <w:b w:val="0"/>
-                <w:i w:val="0"/>
-                <w:sz w:val="18"/>
-              </w:rPr>
-              <w:t>NLS-AT: Tập trên đệm hoặc thảm, khởi động kĩ khớp cổ và vai trước khi lăn</w:t>
             </w:r>
           </w:p>
         </w:tc>
@@ -3655,33 +3250,7 @@
                 <w:i w:val="0"/>
                 <w:sz w:val="18"/>
               </w:rPr>
-              <w:t>NLS-ST (Cơ bản 2): HS làm việc theo cặp với một máy GV giao cho mỗi tổ: một bạn quay 10 giây lúc bạn kia thực hiện “Hoàn thiện động tác lăn”</w:t>
-            </w:r>
-          </w:p>
-          <w:p>
-            <w:pPr>
-              <w:spacing w:after="0"/>
-            </w:pPr>
-            <w:r>
-              <w:rPr>
-                <w:b w:val="0"/>
-                <w:i w:val="0"/>
-                <w:sz w:val="18"/>
-              </w:rPr>
-              <w:t>NLS-GT (Cơ bản 2): Mỗi cặp thống nhất một lỗi cần sửa rồi báo cáo với tổ; GV cho tổ chọn clip làm đúng nhất chiếu cho cả lớp xem</w:t>
-            </w:r>
-          </w:p>
-          <w:p>
-            <w:pPr>
-              <w:spacing w:after="0"/>
-            </w:pPr>
-            <w:r>
-              <w:rPr>
-                <w:b w:val="0"/>
-                <w:i w:val="0"/>
-                <w:sz w:val="18"/>
-              </w:rPr>
-              <w:t>NLS-AT: Máy chỉ dùng đúng việc quay động tác, không mở ứng dụng khác; hết tiết</w:t>
+              <w:t>NLS-ST (Cơ bản 2): HS làm việc theo cặp với một máy GV giao cho mỗi tổ: một bạn quay 10 giây lúc bạn kia thực.</w:t>
             </w:r>
           </w:p>
           <w:p>
@@ -3809,45 +3378,6 @@
                 <w:i w:val="0"/>
                 <w:sz w:val="18"/>
               </w:rPr>
-              <w:t>NLS-GQVĐ (Cơ bản 2): HS tự lập nhật kí vận động gắn với động tác lăn: ghi ngày, nội dung, thời gian tập và cảm nhận sau buổi tập</w:t>
-            </w:r>
-          </w:p>
-          <w:p>
-            <w:pPr>
-              <w:spacing w:after="0"/>
-            </w:pPr>
-            <w:r>
-              <w:rPr>
-                <w:b w:val="0"/>
-                <w:i w:val="0"/>
-                <w:sz w:val="18"/>
-              </w:rPr>
-              <w:t>AI-NB (Cơ bản 2): GV nêu: các ứng dụng và mạng xã hội tự gợi ý clip tập luyện</w:t>
-            </w:r>
-          </w:p>
-          <w:p>
-            <w:pPr>
-              <w:spacing w:after="0"/>
-            </w:pPr>
-            <w:r>
-              <w:rPr>
-                <w:b w:val="0"/>
-                <w:i w:val="0"/>
-                <w:sz w:val="18"/>
-              </w:rPr>
-              <w:t>NLS-AT: Không tự tập theo các bài tập nặng, bài giảm cân, cách nhịn ăn thấy trên mạng</w:t>
-            </w:r>
-          </w:p>
-          <w:p>
-            <w:pPr>
-              <w:spacing w:after="0"/>
-            </w:pPr>
-            <w:r>
-              <w:rPr>
-                <w:b w:val="0"/>
-                <w:i w:val="0"/>
-                <w:sz w:val="18"/>
-              </w:rPr>
               <w:t>KNS: KN bảo đảm an toàn khi vận động: khởi động kĩ, tập đúng sức, biết dừng khi mệt.</w:t>
             </w:r>
           </w:p>
@@ -3965,33 +3495,7 @@
                 <w:i w:val="0"/>
                 <w:sz w:val="18"/>
               </w:rPr>
-              <w:t>NLS-KT (Cơ bản 2): GV chiếu clip mẫu “Động tác lộn xuôi” và giao cho mỗi tổ một việc quan sát riêng: tổ theo dõi tư thế chân</w:t>
-            </w:r>
-          </w:p>
-          <w:p>
-            <w:pPr>
-              <w:spacing w:after="0"/>
-            </w:pPr>
-            <w:r>
-              <w:rPr>
-                <w:b w:val="0"/>
-                <w:i w:val="0"/>
-                <w:sz w:val="18"/>
-              </w:rPr>
-              <w:t>NLS-GQVĐ (Cơ bản 2): Sau lượt tập đầu, HS đối chiếu động tác của mình với clip, tự nêu một lỗi cần sửa và tự đặt yêu cầu cho lượt tập sau</w:t>
-            </w:r>
-          </w:p>
-          <w:p>
-            <w:pPr>
-              <w:spacing w:after="0"/>
-            </w:pPr>
-            <w:r>
-              <w:rPr>
-                <w:b w:val="0"/>
-                <w:i w:val="0"/>
-                <w:sz w:val="18"/>
-              </w:rPr>
-              <w:t>NLS-AT: Xem clip xong phải cất thiết bị và ra sân, không mang điện thoại vào khu vực tập</w:t>
+              <w:t>NLS-KT (Cơ bản 2): Chiếu clip mẫu “Động tác lộn xuôi” và giao cho mỗi tổ một việc quan sát riêng.</w:t>
             </w:r>
           </w:p>
           <w:p>
@@ -4236,33 +3740,7 @@
                 <w:i w:val="0"/>
                 <w:sz w:val="18"/>
               </w:rPr>
-              <w:t>NLS-KT (Cơ bản 2): GV chiếu video mẫu bài phối hợp lộn xuôi, cho chạy chậm và dừng hình ở tư thế chống tay, thu cằm, đẩy hông</w:t>
-            </w:r>
-          </w:p>
-          <w:p>
-            <w:pPr>
-              <w:spacing w:after="0"/>
-            </w:pPr>
-            <w:r>
-              <w:rPr>
-                <w:b w:val="0"/>
-                <w:i w:val="0"/>
-                <w:sz w:val="18"/>
-              </w:rPr>
-              <w:t>NLS-GQVĐ (Cơ bản 2): GV quay một lượt tập của từng tổ rồi chiếu lại; HS tự chấm theo tiêu chí chiếu sẵn là chống tay đúng chỗ, thu cằm</w:t>
-            </w:r>
-          </w:p>
-          <w:p>
-            <w:pPr>
-              <w:spacing w:after="0"/>
-            </w:pPr>
-            <w:r>
-              <w:rPr>
-                <w:b w:val="0"/>
-                <w:i w:val="0"/>
-                <w:sz w:val="18"/>
-              </w:rPr>
-              <w:t>NLS-AT: GV báo trước khi quay, clip chỉ mở trong giờ rồi xoá, không đăng lên mạng</w:t>
+              <w:t>NLS-GQVĐ (Cơ bản 2): Quay một lượt tập của từng tổ.</w:t>
             </w:r>
           </w:p>
           <w:p>
@@ -4390,45 +3868,6 @@
                 <w:i w:val="0"/>
                 <w:sz w:val="18"/>
               </w:rPr>
-              <w:t>NLS-GQVĐ (Cơ bản 2): Ở tiết trò chơi và bài tập bổ trợ lộn xuôi, GV chiếu sơ đồ khu tập và luật chơi lên màn hình rồi cùng HS bàn cách</w:t>
-            </w:r>
-          </w:p>
-          <w:p>
-            <w:pPr>
-              <w:spacing w:after="0"/>
-            </w:pPr>
-            <w:r>
-              <w:rPr>
-                <w:b w:val="0"/>
-                <w:i w:val="0"/>
-                <w:sz w:val="18"/>
-              </w:rPr>
-              <w:t>NLS-KT (Cơ bản 2): GV chiếu video các bài tập bổ trợ, dừng hình ở tư thế chuẩn bị và tư thế kết thúc</w:t>
-            </w:r>
-          </w:p>
-          <w:p>
-            <w:pPr>
-              <w:spacing w:after="0"/>
-            </w:pPr>
-            <w:r>
-              <w:rPr>
-                <w:b w:val="0"/>
-                <w:i w:val="0"/>
-                <w:sz w:val="18"/>
-              </w:rPr>
-              <w:t>NLS-AT: Tập trên đệm, khởi động kĩ khớp cổ, vai và lưng trước khi tập</w:t>
-            </w:r>
-          </w:p>
-          <w:p>
-            <w:pPr>
-              <w:spacing w:after="0"/>
-            </w:pPr>
-            <w:r>
-              <w:rPr>
-                <w:b w:val="0"/>
-                <w:i w:val="0"/>
-                <w:sz w:val="18"/>
-              </w:rPr>
               <w:t>KNS: KN bảo đảm an toàn khi vận động: khởi động kĩ, tập đúng sức, biết dừng khi mệt.</w:t>
             </w:r>
           </w:p>
@@ -4546,33 +3985,7 @@
                 <w:i w:val="0"/>
                 <w:sz w:val="18"/>
               </w:rPr>
-              <w:t>NLS-ST (Cơ bản 2): HS làm việc theo cặp với một máy GV giao cho mỗi tổ: một bạn quay 10 giây lúc bạn kia thực hiện “Hoàn thiện động tác lộn</w:t>
-            </w:r>
-          </w:p>
-          <w:p>
-            <w:pPr>
-              <w:spacing w:after="0"/>
-            </w:pPr>
-            <w:r>
-              <w:rPr>
-                <w:b w:val="0"/>
-                <w:i w:val="0"/>
-                <w:sz w:val="18"/>
-              </w:rPr>
-              <w:t>NLS-GT (Cơ bản 2): Mỗi cặp thống nhất một lỗi cần sửa rồi báo cáo với tổ; GV cho tổ chọn clip làm đúng nhất chiếu cho cả lớp xem</w:t>
-            </w:r>
-          </w:p>
-          <w:p>
-            <w:pPr>
-              <w:spacing w:after="0"/>
-            </w:pPr>
-            <w:r>
-              <w:rPr>
-                <w:b w:val="0"/>
-                <w:i w:val="0"/>
-                <w:sz w:val="18"/>
-              </w:rPr>
-              <w:t>NLS-AT: Máy chỉ dùng đúng việc quay động tác, không mở ứng dụng khác; hết tiết</w:t>
+              <w:t>NLS-ST (Cơ bản 2): HS làm việc theo cặp với một máy GV giao cho mỗi tổ: một bạn quay 10 giây lúc bạn kia thực.</w:t>
             </w:r>
           </w:p>
           <w:p>
@@ -4817,33 +4230,7 @@
                 <w:i w:val="0"/>
                 <w:sz w:val="18"/>
               </w:rPr>
-              <w:t>NLS-GQVĐ (Cơ bản 2): HS tự điền số liệu của mình vào bảng theo dõi chung của tổ cho phần lăn và lộn xuôi (bảng tính trên máy hoặc bảng kẻ sẵn)</w:t>
-            </w:r>
-          </w:p>
-          <w:p>
-            <w:pPr>
-              <w:spacing w:after="0"/>
-            </w:pPr>
-            <w:r>
-              <w:rPr>
-                <w:b w:val="0"/>
-                <w:i w:val="0"/>
-                <w:sz w:val="18"/>
-              </w:rPr>
-              <w:t>NLS-ST (Cơ bản 2): Mỗi tổ chọn 3 ảnh hoặc clip ngắn ghi lại quá trình luyện tập</w:t>
-            </w:r>
-          </w:p>
-          <w:p>
-            <w:pPr>
-              <w:spacing w:after="0"/>
-            </w:pPr>
-            <w:r>
-              <w:rPr>
-                <w:b w:val="0"/>
-                <w:i w:val="0"/>
-                <w:sz w:val="18"/>
-              </w:rPr>
-              <w:t>NLS-AT: Số liệu phải ghi trung thực, không sửa cho đẹp</w:t>
+              <w:t>NLS-GQVĐ (Cơ bản 2): HS tự điền số liệu của mình vào bảng theo dõi chung của tổ cho phần lăn và lộn xuôi (bảng tính trên máy hoặc bảng kẻ sẵn).</w:t>
             </w:r>
           </w:p>
           <w:p>
@@ -5203,6 +4590,19 @@
                 <w:i w:val="0"/>
                 <w:sz w:val="18"/>
               </w:rPr>
+              <w:t>NLS-KT (Cơ bản 2): Ở phần Hình thành kiến thức bài hoàn thiện phối hợp lăn và lộn xuôi, GV chiếu trên tivi video kĩ thuật.</w:t>
+            </w:r>
+          </w:p>
+          <w:p>
+            <w:pPr>
+              <w:spacing w:after="0"/>
+            </w:pPr>
+            <w:r>
+              <w:rPr>
+                <w:b w:val="0"/>
+                <w:i w:val="0"/>
+                <w:sz w:val="18"/>
+              </w:rPr>
               <w:t>KNS: KN bảo đảm an toàn khi vận động: khởi động kĩ, tập đúng sức, biết dừng khi mệt.</w:t>
             </w:r>
           </w:p>
@@ -5320,33 +4720,7 @@
                 <w:i w:val="0"/>
                 <w:sz w:val="18"/>
               </w:rPr>
-              <w:t>NLS-GQVĐ (Cơ bản 2): HS tự lập nhật kí vận động gắn với các kĩ năng lăn, lộn xuôi, leo, trèo đã học: ghi ngày, nội dung</w:t>
-            </w:r>
-          </w:p>
-          <w:p>
-            <w:pPr>
-              <w:spacing w:after="0"/>
-            </w:pPr>
-            <w:r>
-              <w:rPr>
-                <w:b w:val="0"/>
-                <w:i w:val="0"/>
-                <w:sz w:val="18"/>
-              </w:rPr>
-              <w:t>AI-NB (Cơ bản 2): GV nêu: các ứng dụng và mạng xã hội tự gợi ý clip tập luyện</w:t>
-            </w:r>
-          </w:p>
-          <w:p>
-            <w:pPr>
-              <w:spacing w:after="0"/>
-            </w:pPr>
-            <w:r>
-              <w:rPr>
-                <w:b w:val="0"/>
-                <w:i w:val="0"/>
-                <w:sz w:val="18"/>
-              </w:rPr>
-              <w:t>NLS-AT: Không tự tập theo các bài tập nặng, bài giảm cân, cách nhịn ăn thấy trên mạng</w:t>
+              <w:t>NLS-GQVĐ (Cơ bản 2): HS tự lập nhật kí vận động gắn với các kĩ năng lăn, lộn xuôi, leo, trèo đã học.</w:t>
             </w:r>
           </w:p>
         </w:tc>
@@ -5615,33 +4989,7 @@
                 <w:i w:val="0"/>
                 <w:sz w:val="18"/>
               </w:rPr>
-              <w:t>NLS-KT (Cơ bản 2): GV chiếu clip mẫu “Động tác leo” và giao cho mỗi tổ một việc quan sát riêng: tổ theo dõi tư thế chân</w:t>
-            </w:r>
-          </w:p>
-          <w:p>
-            <w:pPr>
-              <w:spacing w:after="0"/>
-            </w:pPr>
-            <w:r>
-              <w:rPr>
-                <w:b w:val="0"/>
-                <w:i w:val="0"/>
-                <w:sz w:val="18"/>
-              </w:rPr>
-              <w:t>NLS-GQVĐ (Cơ bản 2): Sau lượt tập đầu, HS đối chiếu động tác của mình với clip, tự nêu một lỗi cần sửa và tự đặt yêu cầu cho lượt tập sau</w:t>
-            </w:r>
-          </w:p>
-          <w:p>
-            <w:pPr>
-              <w:spacing w:after="0"/>
-            </w:pPr>
-            <w:r>
-              <w:rPr>
-                <w:b w:val="0"/>
-                <w:i w:val="0"/>
-                <w:sz w:val="18"/>
-              </w:rPr>
-              <w:t>NLS-AT: Xem clip xong phải cất thiết bị và ra sân, không mang điện thoại vào khu vực tập</w:t>
+              <w:t>NLS-KT (Cơ bản 2): Chiếu clip mẫu “Động tác leo” và giao cho mỗi tổ một việc quan sát riêng.</w:t>
             </w:r>
           </w:p>
           <w:p>
@@ -5886,6 +5234,19 @@
                 <w:i w:val="0"/>
                 <w:sz w:val="18"/>
               </w:rPr>
+              <w:t>NLS-GQVĐ (Cơ bản 2): Ở phần Luyện tập, GV quay lại lượt leo của vài.</w:t>
+            </w:r>
+          </w:p>
+          <w:p>
+            <w:pPr>
+              <w:spacing w:after="0"/>
+            </w:pPr>
+            <w:r>
+              <w:rPr>
+                <w:b w:val="0"/>
+                <w:i w:val="0"/>
+                <w:sz w:val="18"/>
+              </w:rPr>
               <w:t>KNS: KN bảo đảm an toàn khi vận động: khởi động kĩ, tập đúng sức, biết dừng khi mệt.</w:t>
             </w:r>
           </w:p>
@@ -6118,33 +5479,7 @@
                 <w:i w:val="0"/>
                 <w:sz w:val="18"/>
               </w:rPr>
-              <w:t>NLS-ST (Cơ bản 2): HS làm việc theo cặp với một máy GV giao cho mỗi tổ: một bạn quay 10 giây lúc bạn kia thực hiện “Hoàn thiện động tác leo”</w:t>
-            </w:r>
-          </w:p>
-          <w:p>
-            <w:pPr>
-              <w:spacing w:after="0"/>
-            </w:pPr>
-            <w:r>
-              <w:rPr>
-                <w:b w:val="0"/>
-                <w:i w:val="0"/>
-                <w:sz w:val="18"/>
-              </w:rPr>
-              <w:t>NLS-GT (Cơ bản 2): Mỗi cặp thống nhất một lỗi cần sửa rồi báo cáo với tổ; GV cho tổ chọn clip làm đúng nhất chiếu cho cả lớp xem</w:t>
-            </w:r>
-          </w:p>
-          <w:p>
-            <w:pPr>
-              <w:spacing w:after="0"/>
-            </w:pPr>
-            <w:r>
-              <w:rPr>
-                <w:b w:val="0"/>
-                <w:i w:val="0"/>
-                <w:sz w:val="18"/>
-              </w:rPr>
-              <w:t>NLS-AT: Máy chỉ dùng đúng việc quay động tác, không mở ứng dụng khác; hết tiết</w:t>
+              <w:t>NLS-ST (Cơ bản 2): HS làm việc theo cặp với một máy GV giao cho mỗi tổ: một bạn quay 10 giây lúc bạn kia thực.</w:t>
             </w:r>
           </w:p>
           <w:p>
@@ -6389,33 +5724,7 @@
                 <w:i w:val="0"/>
                 <w:sz w:val="18"/>
               </w:rPr>
-              <w:t>NLS-KT (Cơ bản 2): GV chiếu clip mẫu “Động tác trèo” và giao cho mỗi tổ một việc quan sát riêng: tổ theo dõi tư thế chân</w:t>
-            </w:r>
-          </w:p>
-          <w:p>
-            <w:pPr>
-              <w:spacing w:after="0"/>
-            </w:pPr>
-            <w:r>
-              <w:rPr>
-                <w:b w:val="0"/>
-                <w:i w:val="0"/>
-                <w:sz w:val="18"/>
-              </w:rPr>
-              <w:t>NLS-GQVĐ (Cơ bản 2): Sau lượt tập đầu, HS đối chiếu động tác của mình với clip, tự nêu một lỗi cần sửa và tự đặt yêu cầu cho lượt tập sau</w:t>
-            </w:r>
-          </w:p>
-          <w:p>
-            <w:pPr>
-              <w:spacing w:after="0"/>
-            </w:pPr>
-            <w:r>
-              <w:rPr>
-                <w:b w:val="0"/>
-                <w:i w:val="0"/>
-                <w:sz w:val="18"/>
-              </w:rPr>
-              <w:t>NLS-AT: Xem clip xong phải cất thiết bị và ra sân, không mang điện thoại vào khu vực tập</w:t>
+              <w:t>NLS-KT (Cơ bản 2): Chiếu clip mẫu “Động tác trèo” và giao cho mỗi tổ một việc quan sát riêng.</w:t>
             </w:r>
           </w:p>
           <w:p>
@@ -6660,6 +5969,19 @@
                 <w:i w:val="0"/>
                 <w:sz w:val="18"/>
               </w:rPr>
+              <w:t>NLS-GQVĐ (Cơ bản 2): Ở phần Luyện tập, GV quay lượt trèo của vài.</w:t>
+            </w:r>
+          </w:p>
+          <w:p>
+            <w:pPr>
+              <w:spacing w:after="0"/>
+            </w:pPr>
+            <w:r>
+              <w:rPr>
+                <w:b w:val="0"/>
+                <w:i w:val="0"/>
+                <w:sz w:val="18"/>
+              </w:rPr>
               <w:t>KNS: KN bảo đảm an toàn khi vận động: khởi động kĩ, tập đúng sức, biết dừng khi mệt.</w:t>
             </w:r>
           </w:p>
@@ -6892,33 +6214,7 @@
                 <w:i w:val="0"/>
                 <w:sz w:val="18"/>
               </w:rPr>
-              <w:t>NLS-ST (Cơ bản 2): HS làm việc theo cặp với một máy GV giao cho mỗi tổ: một bạn quay 10 giây lúc bạn kia thực hiện “Hoàn thiện động tác trèo”</w:t>
-            </w:r>
-          </w:p>
-          <w:p>
-            <w:pPr>
-              <w:spacing w:after="0"/>
-            </w:pPr>
-            <w:r>
-              <w:rPr>
-                <w:b w:val="0"/>
-                <w:i w:val="0"/>
-                <w:sz w:val="18"/>
-              </w:rPr>
-              <w:t>NLS-GT (Cơ bản 2): Mỗi cặp thống nhất một lỗi cần sửa rồi báo cáo với tổ; GV cho tổ chọn clip làm đúng nhất chiếu cho cả lớp xem</w:t>
-            </w:r>
-          </w:p>
-          <w:p>
-            <w:pPr>
-              <w:spacing w:after="0"/>
-            </w:pPr>
-            <w:r>
-              <w:rPr>
-                <w:b w:val="0"/>
-                <w:i w:val="0"/>
-                <w:sz w:val="18"/>
-              </w:rPr>
-              <w:t>NLS-AT: Máy chỉ dùng đúng việc quay động tác, không mở ứng dụng khác; hết tiết</w:t>
+              <w:t>NLS-ST (Cơ bản 2): HS làm việc theo cặp với một máy GV giao cho mỗi tổ: một bạn quay 10 giây lúc bạn kia thực.</w:t>
             </w:r>
           </w:p>
           <w:p>
@@ -7046,45 +6342,6 @@
                 <w:i w:val="0"/>
                 <w:sz w:val="18"/>
               </w:rPr>
-              <w:t>NLS-GQVĐ (Cơ bản 2): HS tự bắt mạch ở cổ tay, đếm trong 15 giây rồi nhân 4 để ra nhịp tim một phút</w:t>
-            </w:r>
-          </w:p>
-          <w:p>
-            <w:pPr>
-              <w:spacing w:after="0"/>
-            </w:pPr>
-            <w:r>
-              <w:rPr>
-                <w:b w:val="0"/>
-                <w:i w:val="0"/>
-                <w:sz w:val="18"/>
-              </w:rPr>
-              <w:t>AI-NB (Cơ bản 2): GV nêu rõ: đồng hồ và điện thoại đếm bước, đo nhịp tim bằng cách để máy tự học từ rung động cổ tay và tín hiệu ánh</w:t>
-            </w:r>
-          </w:p>
-          <w:p>
-            <w:pPr>
-              <w:spacing w:after="0"/>
-            </w:pPr>
-            <w:r>
-              <w:rPr>
-                <w:b w:val="0"/>
-                <w:i w:val="0"/>
-                <w:sz w:val="18"/>
-              </w:rPr>
-              <w:t>NLS-AT: Chỉ số của thiết bị không dùng để đánh giá sức khoẻ hay xếp hạng bất kì ai</w:t>
-            </w:r>
-          </w:p>
-          <w:p>
-            <w:pPr>
-              <w:spacing w:after="0"/>
-            </w:pPr>
-            <w:r>
-              <w:rPr>
-                <w:b w:val="0"/>
-                <w:i w:val="0"/>
-                <w:sz w:val="18"/>
-              </w:rPr>
               <w:t>KNS: KN bảo đảm an toàn khi vận động: khởi động kĩ, tập đúng sức, biết dừng khi mệt.</w:t>
             </w:r>
           </w:p>
@@ -7202,33 +6459,7 @@
                 <w:i w:val="0"/>
                 <w:sz w:val="18"/>
               </w:rPr>
-              <w:t>NLS-KT (Cơ bản 2): GV chiếu clip mẫu “Làm quen với bóng rổ và tư thế dẫn bóng tại chỗ” và giao cho mỗi tổ một việc quan sát riêng: tổ theo</w:t>
-            </w:r>
-          </w:p>
-          <w:p>
-            <w:pPr>
-              <w:spacing w:after="0"/>
-            </w:pPr>
-            <w:r>
-              <w:rPr>
-                <w:b w:val="0"/>
-                <w:i w:val="0"/>
-                <w:sz w:val="18"/>
-              </w:rPr>
-              <w:t>NLS-GQVĐ (Cơ bản 2): Sau lượt tập đầu, HS đối chiếu động tác của mình với clip, tự nêu một lỗi cần sửa và tự đặt yêu cầu cho lượt tập sau</w:t>
-            </w:r>
-          </w:p>
-          <w:p>
-            <w:pPr>
-              <w:spacing w:after="0"/>
-            </w:pPr>
-            <w:r>
-              <w:rPr>
-                <w:b w:val="0"/>
-                <w:i w:val="0"/>
-                <w:sz w:val="18"/>
-              </w:rPr>
-              <w:t>NLS-AT: Xem clip xong phải cất thiết bị và ra sân, không mang điện thoại vào khu vực tập</w:t>
+              <w:t>NLS-KT (Cơ bản 2): Chiếu clip mẫu “Làm quen với bóng rổ và tư thế dẫn bóng tại chỗ” và giao cho mỗi tổ một việc quan sát riêng.</w:t>
             </w:r>
           </w:p>
         </w:tc>
@@ -7459,33 +6690,7 @@
                 <w:i w:val="0"/>
                 <w:sz w:val="18"/>
               </w:rPr>
-              <w:t>NLS-KT (Cơ bản 2): GV chiếu sơ đồ nhìn từ trên xuống có mũi tên chỉ đường di chuyển của “Dẫn bóng theo đường vòng, đường zíc-zắc”</w:t>
-            </w:r>
-          </w:p>
-          <w:p>
-            <w:pPr>
-              <w:spacing w:after="0"/>
-            </w:pPr>
-            <w:r>
-              <w:rPr>
-                <w:b w:val="0"/>
-                <w:i w:val="0"/>
-                <w:sz w:val="18"/>
-              </w:rPr>
-              <w:t>NLS-ST (Cơ bản 2): Sau khi tập, mỗi tổ vẽ lại sơ đồ đường di chuyển của tổ mình (trên bảng con hoặc bằng phần mềm vẽ đơn giản)</w:t>
-            </w:r>
-          </w:p>
-          <w:p>
-            <w:pPr>
-              <w:spacing w:after="0"/>
-            </w:pPr>
-            <w:r>
-              <w:rPr>
-                <w:b w:val="0"/>
-                <w:i w:val="0"/>
-                <w:sz w:val="18"/>
-              </w:rPr>
-              <w:t>NLS-AT: Chỉ mang thiết bị ra sân khi GV cho phép và đặt ở vị trí cố định ngoài</w:t>
+              <w:t>NLS-ST (Cơ bản 2): Sau khi tập.</w:t>
             </w:r>
           </w:p>
         </w:tc>
@@ -7830,33 +7035,7 @@
                 <w:i w:val="0"/>
                 <w:sz w:val="18"/>
               </w:rPr>
-              <w:t>NLS-KT (Cơ bản 2): GV chiếu clip mẫu “Chuyền và bắt bóng bằng hai tay trước ngực” và giao cho mỗi tổ một việc quan sát riêng: tổ theo dõi tư thế</w:t>
-            </w:r>
-          </w:p>
-          <w:p>
-            <w:pPr>
-              <w:spacing w:after="0"/>
-            </w:pPr>
-            <w:r>
-              <w:rPr>
-                <w:b w:val="0"/>
-                <w:i w:val="0"/>
-                <w:sz w:val="18"/>
-              </w:rPr>
-              <w:t>NLS-GQVĐ (Cơ bản 2): Sau lượt tập đầu, HS đối chiếu động tác của mình với clip, tự nêu một lỗi cần sửa và tự đặt yêu cầu cho lượt tập sau</w:t>
-            </w:r>
-          </w:p>
-          <w:p>
-            <w:pPr>
-              <w:spacing w:after="0"/>
-            </w:pPr>
-            <w:r>
-              <w:rPr>
-                <w:b w:val="0"/>
-                <w:i w:val="0"/>
-                <w:sz w:val="18"/>
-              </w:rPr>
-              <w:t>NLS-AT: Xem clip xong phải cất thiết bị và ra sân, không mang điện thoại vào khu vực tập</w:t>
+              <w:t>NLS-KT (Cơ bản 2): Chiếu clip mẫu “Chuyền và bắt bóng bằng hai tay trước ngực” và giao cho mỗi tổ một việc quan sát riêng.</w:t>
             </w:r>
           </w:p>
         </w:tc>
@@ -7973,6 +7152,7 @@
                 <w:i w:val="0"/>
                 <w:sz w:val="18"/>
               </w:rPr>
+              <w:t>NLS-GQVĐ (Cơ bản 2): Ở phần Luyện tập, GV quay lượt chuyền bóng của vài cặp.</w:t>
             </w:r>
           </w:p>
         </w:tc>
@@ -8204,33 +7384,7 @@
                 <w:i w:val="0"/>
                 <w:sz w:val="18"/>
               </w:rPr>
-              <w:t>NLS-KT (Cơ bản 2): GV chiếu clip mẫu “Làm quen động tác ném rổ bằng một tay trên vai tại chỗ” và giao cho mỗi tổ một việc quan sát riêng: tổ</w:t>
-            </w:r>
-          </w:p>
-          <w:p>
-            <w:pPr>
-              <w:spacing w:after="0"/>
-            </w:pPr>
-            <w:r>
-              <w:rPr>
-                <w:b w:val="0"/>
-                <w:i w:val="0"/>
-                <w:sz w:val="18"/>
-              </w:rPr>
-              <w:t>NLS-GQVĐ (Cơ bản 2): Sau lượt tập đầu, HS đối chiếu động tác của mình với clip, tự nêu một lỗi cần sửa và tự đặt yêu cầu cho lượt tập sau</w:t>
-            </w:r>
-          </w:p>
-          <w:p>
-            <w:pPr>
-              <w:spacing w:after="0"/>
-            </w:pPr>
-            <w:r>
-              <w:rPr>
-                <w:b w:val="0"/>
-                <w:i w:val="0"/>
-                <w:sz w:val="18"/>
-              </w:rPr>
-              <w:t>NLS-AT: Xem clip xong phải cất thiết bị và ra sân, không mang điện thoại vào khu vực tập</w:t>
+              <w:t>NLS-KT (Cơ bản 2): Chiếu clip mẫu “Làm quen động tác ném rổ bằng một tay trên vai tại chỗ” và giao cho mỗi tổ một việc quan sát riêng.</w:t>
             </w:r>
           </w:p>
         </w:tc>
@@ -8345,33 +7499,6 @@
                 <w:i w:val="0"/>
                 <w:sz w:val="18"/>
               </w:rPr>
-              <w:t>AI-NB (Cơ bản 2): GV dùng ứng dụng quay chậm có vạch chuẩn hoặc ứng dụng nhận diện tư thế để phân tích “Hai bước ném rổ bằng một tay trên vai”</w:t>
-            </w:r>
-          </w:p>
-          <w:p>
-            <w:pPr>
-              <w:spacing w:after="0"/>
-            </w:pPr>
-            <w:r>
-              <w:rPr>
-                <w:b w:val="0"/>
-                <w:i w:val="0"/>
-                <w:sz w:val="18"/>
-              </w:rPr>
-              <w:t>NLS-GQVĐ (Cơ bản 2): HS đối chiếu nhận xét của máy với nhận xét của GV và của bạn</w:t>
-            </w:r>
-          </w:p>
-          <w:p>
-            <w:pPr>
-              <w:spacing w:after="0"/>
-            </w:pPr>
-            <w:r>
-              <w:rPr>
-                <w:b w:val="0"/>
-                <w:i w:val="0"/>
-                <w:sz w:val="18"/>
-              </w:rPr>
-              <w:t>NLS-AT: Kết quả chấm của ứng dụng chỉ để tham khảo</w:t>
             </w:r>
           </w:p>
         </w:tc>
@@ -8488,33 +7615,7 @@
                 <w:i w:val="0"/>
                 <w:sz w:val="18"/>
               </w:rPr>
-              <w:t>AI-NB (Cơ bản 2): GV dùng ứng dụng quay chậm có vạch chuẩn hoặc ứng dụng nhận diện tư thế để phân tích “Luyện tập hai bước ném rổ và phát triển</w:t>
-            </w:r>
-          </w:p>
-          <w:p>
-            <w:pPr>
-              <w:spacing w:after="0"/>
-            </w:pPr>
-            <w:r>
-              <w:rPr>
-                <w:b w:val="0"/>
-                <w:i w:val="0"/>
-                <w:sz w:val="18"/>
-              </w:rPr>
-              <w:t>NLS-GQVĐ (Cơ bản 2): HS đối chiếu nhận xét của máy với nhận xét của GV và của bạn</w:t>
-            </w:r>
-          </w:p>
-          <w:p>
-            <w:pPr>
-              <w:spacing w:after="0"/>
-            </w:pPr>
-            <w:r>
-              <w:rPr>
-                <w:b w:val="0"/>
-                <w:i w:val="0"/>
-                <w:sz w:val="18"/>
-              </w:rPr>
-              <w:t>NLS-AT: Kết quả chấm của ứng dụng chỉ để tham khảo</w:t>
+              <w:t>AI-NB (Nhận biết): Dùng ứng dụng quay chậm có vạch chuẩn.</w:t>
             </w:r>
           </w:p>
         </w:tc>
@@ -8629,33 +7730,6 @@
                 <w:i w:val="0"/>
                 <w:sz w:val="18"/>
               </w:rPr>
-              <w:t>NLS-KT (Cơ bản 2): HS tra cứu luật của trò chơi gắn với “bóng rổ” trong tài liệu số GV chỉ định (trang của liên đoàn thể thao</w:t>
-            </w:r>
-          </w:p>
-          <w:p>
-            <w:pPr>
-              <w:spacing w:after="0"/>
-            </w:pPr>
-            <w:r>
-              <w:rPr>
-                <w:b w:val="0"/>
-                <w:i w:val="0"/>
-                <w:sz w:val="18"/>
-              </w:rPr>
-              <w:t>NLS-GQVĐ (Cơ bản 2): Khi có tình huống tranh cãi, tổ trọng tài của lớp mở lại phần luật đã ghi để quyết định</w:t>
-            </w:r>
-          </w:p>
-          <w:p>
-            <w:pPr>
-              <w:spacing w:after="0"/>
-            </w:pPr>
-            <w:r>
-              <w:rPr>
-                <w:b w:val="0"/>
-                <w:i w:val="0"/>
-                <w:sz w:val="18"/>
-              </w:rPr>
-              <w:t>NLS-AT: Chỉ mở đúng trang GV đã chỉ định, không tự tìm kiếm thêm và không tải tệp lạ</w:t>
             </w:r>
           </w:p>
         </w:tc>
@@ -8772,33 +7846,7 @@
                 <w:i w:val="0"/>
                 <w:sz w:val="18"/>
               </w:rPr>
-              <w:t>NLS-KT (Cơ bản 2): HS xem clip quay từ dưới mặt nước cho bài “an toàn dưới nước và làm quen với nước” — góc quay này cho thấy đường đi của</w:t>
-            </w:r>
-          </w:p>
-          <w:p>
-            <w:pPr>
-              <w:spacing w:after="0"/>
-            </w:pPr>
-            <w:r>
-              <w:rPr>
-                <w:b w:val="0"/>
-                <w:i w:val="0"/>
-                <w:sz w:val="18"/>
-              </w:rPr>
-              <w:t>NLS-KT (Cơ bản 2): HS tra bảng biển báo, cờ hiệu vùng nước nguy hiểm trong tài liệu số GV cung cấp rồi ghép mỗi biển báo với một chỗ nước có</w:t>
-            </w:r>
-          </w:p>
-          <w:p>
-            <w:pPr>
-              <w:spacing w:after="0"/>
-            </w:pPr>
-            <w:r>
-              <w:rPr>
-                <w:b w:val="0"/>
-                <w:i w:val="0"/>
-                <w:sz w:val="18"/>
-              </w:rPr>
-              <w:t>NLS-AT: Học an toàn qua clip không thay được người lớn đi kèm: tuyệt đối không tự ra ao</w:t>
+              <w:t>NLS-KT (Cơ bản 2): HS xem clip quay từ dưới mặt nước cho bài “an toàn dưới nước và làm quen với nước”.</w:t>
             </w:r>
           </w:p>
         </w:tc>
@@ -8913,33 +7961,6 @@
                 <w:i w:val="0"/>
                 <w:sz w:val="18"/>
               </w:rPr>
-              <w:t>NLS-KT (Cơ bản 2): GV chiếu clip mẫu “Động tác chân bơi trườn sấp” và giao cho mỗi tổ một việc quan sát riêng: tổ theo dõi tư thế chân</w:t>
-            </w:r>
-          </w:p>
-          <w:p>
-            <w:pPr>
-              <w:spacing w:after="0"/>
-            </w:pPr>
-            <w:r>
-              <w:rPr>
-                <w:b w:val="0"/>
-                <w:i w:val="0"/>
-                <w:sz w:val="18"/>
-              </w:rPr>
-              <w:t>NLS-GQVĐ (Cơ bản 2): Sau lượt tập đầu, HS đối chiếu động tác của mình với clip, tự nêu một lỗi cần sửa và tự đặt yêu cầu cho lượt tập sau</w:t>
-            </w:r>
-          </w:p>
-          <w:p>
-            <w:pPr>
-              <w:spacing w:after="0"/>
-            </w:pPr>
-            <w:r>
-              <w:rPr>
-                <w:b w:val="0"/>
-                <w:i w:val="0"/>
-                <w:sz w:val="18"/>
-              </w:rPr>
-              <w:t>NLS-AT: Xem clip xong phải cất thiết bị và ra sân, không mang điện thoại vào khu vực tập</w:t>
             </w:r>
           </w:p>
         </w:tc>
@@ -9056,6 +8077,7 @@
                 <w:i w:val="0"/>
                 <w:sz w:val="18"/>
               </w:rPr>
+              <w:t>NLS-GQVĐ (Cơ bản 2): Ở phần Luyện tập, GV quay lượt tập của vài.</w:t>
             </w:r>
           </w:p>
         </w:tc>
@@ -9170,33 +8192,6 @@
                 <w:i w:val="0"/>
                 <w:sz w:val="18"/>
               </w:rPr>
-              <w:t>NLS-KT (Cơ bản 2): GV chiếu clip mẫu “Động tác tay bơi trườn sấp” và giao cho mỗi tổ một việc quan sát riêng: tổ theo dõi tư thế chân</w:t>
-            </w:r>
-          </w:p>
-          <w:p>
-            <w:pPr>
-              <w:spacing w:after="0"/>
-            </w:pPr>
-            <w:r>
-              <w:rPr>
-                <w:b w:val="0"/>
-                <w:i w:val="0"/>
-                <w:sz w:val="18"/>
-              </w:rPr>
-              <w:t>NLS-GQVĐ (Cơ bản 2): Sau lượt tập đầu, HS đối chiếu động tác của mình với clip, tự nêu một lỗi cần sửa và tự đặt yêu cầu cho lượt tập sau</w:t>
-            </w:r>
-          </w:p>
-          <w:p>
-            <w:pPr>
-              <w:spacing w:after="0"/>
-            </w:pPr>
-            <w:r>
-              <w:rPr>
-                <w:b w:val="0"/>
-                <w:i w:val="0"/>
-                <w:sz w:val="18"/>
-              </w:rPr>
-              <w:t>NLS-AT: Xem clip xong phải cất thiết bị và ra sân, không mang điện thoại vào khu vực tập</w:t>
             </w:r>
           </w:p>
         </w:tc>
@@ -9313,33 +8308,7 @@
                 <w:i w:val="0"/>
                 <w:sz w:val="18"/>
               </w:rPr>
-              <w:t>NLS-KT (Cơ bản 2): GV chiếu clip mẫu “Phối hợp động tác tay với nhịp thở” và giao cho mỗi tổ một việc quan sát riêng: tổ theo dõi tư thế chân</w:t>
-            </w:r>
-          </w:p>
-          <w:p>
-            <w:pPr>
-              <w:spacing w:after="0"/>
-            </w:pPr>
-            <w:r>
-              <w:rPr>
-                <w:b w:val="0"/>
-                <w:i w:val="0"/>
-                <w:sz w:val="18"/>
-              </w:rPr>
-              <w:t>NLS-GQVĐ (Cơ bản 2): Sau lượt tập đầu, HS đối chiếu động tác của mình với clip, tự nêu một lỗi cần sửa và tự đặt yêu cầu cho lượt tập sau</w:t>
-            </w:r>
-          </w:p>
-          <w:p>
-            <w:pPr>
-              <w:spacing w:after="0"/>
-            </w:pPr>
-            <w:r>
-              <w:rPr>
-                <w:b w:val="0"/>
-                <w:i w:val="0"/>
-                <w:sz w:val="18"/>
-              </w:rPr>
-              <w:t>NLS-AT: Xem clip xong phải cất thiết bị và ra sân, không mang điện thoại vào khu vực tập</w:t>
+              <w:t>NLS-KT (Cơ bản 2): Chiếu clip mẫu “Phối hợp động tác tay với nhịp thở” và giao cho mỗi tổ một việc quan sát riêng.</w:t>
             </w:r>
           </w:p>
         </w:tc>
@@ -9570,6 +8539,7 @@
                 <w:i w:val="0"/>
                 <w:sz w:val="18"/>
               </w:rPr>
+              <w:t>NLS-GQVĐ (Cơ bản 2): Ở phần Luyện tập, GV quay lượt tập của vài.</w:t>
             </w:r>
           </w:p>
         </w:tc>
@@ -9685,33 +8655,6 @@
                 <w:i w:val="0"/>
                 <w:sz w:val="18"/>
               </w:rPr>
-              <w:t>NLS-KT (Cơ bản 2): HS xem clip quay từ dưới mặt nước cho bài “phối hợp bơi trườn sấp và an toàn dưới nước” — góc quay này cho thấy đường đi</w:t>
-            </w:r>
-          </w:p>
-          <w:p>
-            <w:pPr>
-              <w:spacing w:after="0"/>
-            </w:pPr>
-            <w:r>
-              <w:rPr>
-                <w:b w:val="0"/>
-                <w:i w:val="0"/>
-                <w:sz w:val="18"/>
-              </w:rPr>
-              <w:t>NLS-KT (Cơ bản 2): HS tra bảng biển báo, cờ hiệu vùng nước nguy hiểm trong tài liệu số GV cung cấp rồi ghép mỗi biển báo với một chỗ nước có</w:t>
-            </w:r>
-          </w:p>
-          <w:p>
-            <w:pPr>
-              <w:spacing w:after="0"/>
-            </w:pPr>
-            <w:r>
-              <w:rPr>
-                <w:b w:val="0"/>
-                <w:i w:val="0"/>
-                <w:sz w:val="18"/>
-              </w:rPr>
-              <w:t>NLS-AT: Học an toàn qua clip không thay được người lớn đi kèm: tuyệt đối không tự ra ao</w:t>
             </w:r>
           </w:p>
         </w:tc>

--- a/assets/docs/lop5/Giao duc the chat - Lop 5.docx
+++ b/assets/docs/lop5/Giao duc the chat - Lop 5.docx
@@ -624,7 +624,7 @@
                 <w:i w:val="0"/>
                 <w:sz w:val="18"/>
               </w:rPr>
-              <w:t>NLS-KT (Cơ bản 2): Mở video mẫu tập hợp hàng dọc, hàng ngang, dóng hàng, điểm số, quay các hướng trên tivi trước khi ra sân.</w:t>
+              <w:t>Năng lực số 1.1 CB2c: HS đọc được sơ đồ đường di chuyển của “Bài tập phối hợp biến đổi đội hình” và dự đoán đúng vị trí tổ mình</w:t>
             </w:r>
           </w:p>
           <w:p>
@@ -869,7 +869,7 @@
                 <w:i w:val="0"/>
                 <w:sz w:val="18"/>
               </w:rPr>
-              <w:t>NLS-ST (Cơ bản 2): Sau khi tập.</w:t>
+              <w:t>Năng lực số 1.1 CB2c: HS đọc được sơ đồ đường di chuyển của “Bài tập phối hợp biến đổi đội hình” và dự đoán đúng vị trí tổ mình</w:t>
             </w:r>
           </w:p>
           <w:p>
@@ -1114,7 +1114,7 @@
                 <w:i w:val="0"/>
                 <w:sz w:val="18"/>
               </w:rPr>
-              <w:t>NLS-KT (Cơ bản 2): Chiếu clip mẫu “Bài tập phối hợp đi đều vòng các hướng” và giao cho mỗi tổ một việc quan sát riêng.</w:t>
+              <w:t>Năng lực số 1.1 CB2c: HS đọc được sơ đồ đường di chuyển của “Bài tập phối hợp biến đổi đội hình” và dự đoán đúng vị trí tổ mình</w:t>
             </w:r>
           </w:p>
           <w:p>
@@ -1359,6 +1359,19 @@
                 <w:i w:val="0"/>
                 <w:sz w:val="18"/>
               </w:rPr>
+              <w:t>NLS: Năng lực số 2.5 CB2a: HS xin phép bạn trước khi chiếu clip và tự xoá clip sau tiết học</w:t>
+            </w:r>
+          </w:p>
+          <w:p>
+            <w:pPr>
+              <w:spacing w:after="0"/>
+            </w:pPr>
+            <w:r>
+              <w:rPr>
+                <w:b w:val="0"/>
+                <w:i w:val="0"/>
+                <w:sz w:val="18"/>
+              </w:rPr>
               <w:t>KNS: KN hợp tác và tuân thủ luật chơi; thắng không kiêu, thua không nản.</w:t>
             </w:r>
           </w:p>
@@ -1591,7 +1604,7 @@
                 <w:i w:val="0"/>
                 <w:sz w:val="18"/>
               </w:rPr>
-              <w:t>NLS-GQVĐ (Cơ bản 2): Sau lượt tập đầu, HS đối chiếu động tác của mình với clip, tự nêu một lỗi cần sửa.</w:t>
+              <w:t>Năng lực số 1.1 CB2c: HS nêu được điểm khác nhau giữa cách mình thực hiện “Động tác vươn thở, động tác tay với gậy” với động tác mẫu trong clip</w:t>
             </w:r>
           </w:p>
           <w:p>
@@ -1836,7 +1849,7 @@
                 <w:i w:val="0"/>
                 <w:sz w:val="18"/>
               </w:rPr>
-              <w:t>NLS-KT (Cơ bản 2): Chiếu clip mẫu “Động tác bụng, động tác vặn mình với gậy” và giao cho mỗi tổ một việc quan sát riêng.</w:t>
+              <w:t>Năng lực số 1.1 CB2c: HS nêu được điểm khác nhau giữa cách mình thực hiện “Bài tập phối hợp đi đều vòng các hướng” với động tác mẫu trong clip</w:t>
             </w:r>
           </w:p>
           <w:p>
@@ -2209,6 +2222,19 @@
                 <w:i w:val="0"/>
                 <w:sz w:val="18"/>
               </w:rPr>
+              <w:t>Năng lực số 3.2 CB2a: HS quay và xem chậm được clip mình thực hiện “Hoàn thiện bài thể dục với gậy”, tự chỉ ra lỗi của mình và của bạn</w:t>
+            </w:r>
+          </w:p>
+          <w:p>
+            <w:pPr>
+              <w:spacing w:after="0"/>
+            </w:pPr>
+            <w:r>
+              <w:rPr>
+                <w:b w:val="0"/>
+                <w:i w:val="0"/>
+                <w:sz w:val="18"/>
+              </w:rPr>
               <w:t>KNS: KN hợp tác và tuân thủ luật chơi; thắng không kiêu, thua không nản.</w:t>
             </w:r>
           </w:p>
@@ -2326,7 +2352,7 @@
                 <w:i w:val="0"/>
                 <w:sz w:val="18"/>
               </w:rPr>
-              <w:t>NLS-GQVĐ (Cơ bản 2): HS làm việc theo tổ với một đồng hồ bấm giờ GV giao.</w:t>
+              <w:t>Năng lực số 1.1 CB2c: HS nêu được điểm khác nhau giữa cách mình thực hiện “Động tác vươn thở, động tác tay với gậy” với động tác mẫu trong clip</w:t>
             </w:r>
           </w:p>
         </w:tc>
@@ -2557,6 +2583,7 @@
                 <w:i w:val="0"/>
                 <w:sz w:val="18"/>
               </w:rPr>
+              <w:t>Năng lực số 1.1 CB2c: HS nêu được điểm khác nhau giữa cách mình thực hiện “Động tác bụng, động tác vặn mình với gậy” với động tác mẫu trong clip</w:t>
             </w:r>
           </w:p>
         </w:tc>
@@ -2787,7 +2814,7 @@
                 <w:i w:val="0"/>
                 <w:sz w:val="18"/>
               </w:rPr>
-              <w:t>NLS-KT (Cơ bản 2): Chiếu clip mẫu “Động tác lăn” và giao cho mỗi tổ một việc quan sát riêng.</w:t>
+              <w:t>Năng lực số 1.1 CB2c: HS nêu được điểm khác nhau giữa cách mình thực hiện “Động tác lăn” với động tác mẫu trong clip</w:t>
             </w:r>
           </w:p>
         </w:tc>
@@ -3018,7 +3045,7 @@
                 <w:i w:val="0"/>
                 <w:sz w:val="18"/>
               </w:rPr>
-              <w:t>NLS-GQVĐ (Cơ bản 2): Quay một lượt tập của từng tổ.</w:t>
+              <w:t>Năng lực số 3.2 CB2a: HS quay và xem chậm được clip mình thực hiện “Hoàn thiện bài thể dục với gậy”, tự chỉ ra lỗi của mình và của bạn</w:t>
             </w:r>
           </w:p>
         </w:tc>
@@ -3076,7 +3103,7 @@
                 <w:i w:val="0"/>
                 <w:sz w:val="20"/>
               </w:rPr>
-              <w:t>Ôn tập, kiểm tra, đánh giá</w:t>
+              <w:t>Ôn tập, đánh giá</w:t>
             </w:r>
           </w:p>
         </w:tc>
@@ -3134,6 +3161,7 @@
                 <w:i w:val="0"/>
                 <w:sz w:val="18"/>
               </w:rPr>
+              <w:t>Năng lực số 5.2 CB2b: HS điền và đọc được bảng theo dõi phần đội hình đội ngũ, tự xác định nội dung cần cố gắng thêm</w:t>
             </w:r>
           </w:p>
         </w:tc>
@@ -3250,7 +3278,7 @@
                 <w:i w:val="0"/>
                 <w:sz w:val="18"/>
               </w:rPr>
-              <w:t>NLS-ST (Cơ bản 2): HS làm việc theo cặp với một máy GV giao cho mỗi tổ: một bạn quay 10 giây lúc bạn kia thực.</w:t>
+              <w:t>Năng lực số 1.1 CB2c: HS nêu được điểm khác nhau giữa cách mình thực hiện “Động tác lăn” với động tác mẫu trong clip</w:t>
             </w:r>
           </w:p>
           <w:p>
@@ -3378,6 +3406,19 @@
                 <w:i w:val="0"/>
                 <w:sz w:val="18"/>
               </w:rPr>
+              <w:t>Năng lực số 5.2 CB2b: HS lập được nhật kí vận động gắn với động tác lăn và tự điều chỉnh kế hoạch sau một tuần</w:t>
+            </w:r>
+          </w:p>
+          <w:p>
+            <w:pPr>
+              <w:spacing w:after="0"/>
+            </w:pPr>
+            <w:r>
+              <w:rPr>
+                <w:b w:val="0"/>
+                <w:i w:val="0"/>
+                <w:sz w:val="18"/>
+              </w:rPr>
               <w:t>KNS: KN bảo đảm an toàn khi vận động: khởi động kĩ, tập đúng sức, biết dừng khi mệt.</w:t>
             </w:r>
           </w:p>
@@ -3495,7 +3536,7 @@
                 <w:i w:val="0"/>
                 <w:sz w:val="18"/>
               </w:rPr>
-              <w:t>NLS-KT (Cơ bản 2): Chiếu clip mẫu “Động tác lộn xuôi” và giao cho mỗi tổ một việc quan sát riêng.</w:t>
+              <w:t>Năng lực số 5.2 CB2b: HS lập được nhật kí vận động gắn với các kĩ năng lăn, lộn xuôi, leo, trèo đã học và tự điều chỉnh kế hoạch sau một tuần</w:t>
             </w:r>
           </w:p>
           <w:p>
@@ -3740,7 +3781,7 @@
                 <w:i w:val="0"/>
                 <w:sz w:val="18"/>
               </w:rPr>
-              <w:t>NLS-GQVĐ (Cơ bản 2): Quay một lượt tập của từng tổ.</w:t>
+              <w:t>Năng lực số 5.2 CB2b: HS lập được nhật kí vận động gắn với các kĩ năng lăn, lộn xuôi, leo, trèo đã học và tự điều chỉnh kế hoạch sau một tuần</w:t>
             </w:r>
           </w:p>
           <w:p>
@@ -3985,7 +4026,7 @@
                 <w:i w:val="0"/>
                 <w:sz w:val="18"/>
               </w:rPr>
-              <w:t>NLS-ST (Cơ bản 2): HS làm việc theo cặp với một máy GV giao cho mỗi tổ: một bạn quay 10 giây lúc bạn kia thực.</w:t>
+              <w:t>Năng lực số 1.1 CB2c: HS nêu được điểm khác nhau giữa cách mình thực hiện “Động tác lộn xuôi” với động tác mẫu trong clip</w:t>
             </w:r>
           </w:p>
           <w:p>
@@ -4230,7 +4271,7 @@
                 <w:i w:val="0"/>
                 <w:sz w:val="18"/>
               </w:rPr>
-              <w:t>NLS-GQVĐ (Cơ bản 2): HS tự điền số liệu của mình vào bảng theo dõi chung của tổ cho phần lăn và lộn xuôi (bảng tính trên máy hoặc bảng kẻ sẵn).</w:t>
+              <w:t>Năng lực số 5.2 CB2b: HS lập được nhật kí vận động gắn với các kĩ năng lăn, lộn xuôi, leo, trèo đã học và tự điều chỉnh kế hoạch sau một tuần</w:t>
             </w:r>
           </w:p>
           <w:p>
@@ -4475,6 +4516,19 @@
                 <w:i w:val="0"/>
                 <w:sz w:val="18"/>
               </w:rPr>
+              <w:t>Năng lực số 5.2 CB2b: HS lập được nhật kí vận động gắn với các kĩ năng lăn, lộn xuôi, leo, trèo đã học và tự điều chỉnh kế hoạch sau một tuần</w:t>
+            </w:r>
+          </w:p>
+          <w:p>
+            <w:pPr>
+              <w:spacing w:after="0"/>
+            </w:pPr>
+            <w:r>
+              <w:rPr>
+                <w:b w:val="0"/>
+                <w:i w:val="0"/>
+                <w:sz w:val="18"/>
+              </w:rPr>
               <w:t>KNS: KN bảo đảm an toàn khi vận động: khởi động kĩ, tập đúng sức, biết dừng khi mệt.</w:t>
             </w:r>
           </w:p>
@@ -4662,7 +4716,7 @@
                 <w:i w:val="0"/>
                 <w:sz w:val="20"/>
               </w:rPr>
-              <w:t>Ôn tập, kiểm tra, đánh giá</w:t>
+              <w:t>Ôn tập, đánh giá</w:t>
             </w:r>
           </w:p>
         </w:tc>
@@ -4720,7 +4774,7 @@
                 <w:i w:val="0"/>
                 <w:sz w:val="18"/>
               </w:rPr>
-              <w:t>NLS-GQVĐ (Cơ bản 2): HS tự lập nhật kí vận động gắn với các kĩ năng lăn, lộn xuôi, leo, trèo đã học.</w:t>
+              <w:t>Năng lực số 5.2 CB2b: HS điền và đọc được bảng theo dõi phần hệ thống nội dung đã học, tự xác định nội dung cần cố gắng thêm</w:t>
             </w:r>
           </w:p>
         </w:tc>
@@ -4976,20 +5030,7 @@
                 <w:i w:val="0"/>
                 <w:sz w:val="18"/>
               </w:rPr>
-              <w:t>Điều chỉnh: Bài 2 (Tiết 6) chuyển sang tuần 19</w:t>
-            </w:r>
-          </w:p>
-          <w:p>
-            <w:pPr>
-              <w:spacing w:after="0"/>
-            </w:pPr>
-            <w:r>
-              <w:rPr>
-                <w:b w:val="0"/>
-                <w:i w:val="0"/>
-                <w:sz w:val="18"/>
-              </w:rPr>
-              <w:t>NLS-KT (Cơ bản 2): Chiếu clip mẫu “Động tác leo” và giao cho mỗi tổ một việc quan sát riêng.</w:t>
+              <w:t>Điều chỉnh: Bài 2 (Tiết 6) chuyển sang tuần 19; Năng lực số 1.1 CB2c: HS nêu được điểm khác nhau giữa cách mình thực hiện “Động tác leo” với động tác mẫu trong clip</w:t>
             </w:r>
           </w:p>
           <w:p>
@@ -5234,7 +5275,7 @@
                 <w:i w:val="0"/>
                 <w:sz w:val="18"/>
               </w:rPr>
-              <w:t>NLS-GQVĐ (Cơ bản 2): Ở phần Luyện tập, GV quay lại lượt leo của vài.</w:t>
+              <w:t>Năng lực số 5.2 CB2b: HS lập được nhật kí vận động gắn với các kĩ năng lăn, lộn xuôi, leo, trèo đã học và tự điều chỉnh kế hoạch sau một tuần</w:t>
             </w:r>
           </w:p>
           <w:p>
@@ -5479,7 +5520,7 @@
                 <w:i w:val="0"/>
                 <w:sz w:val="18"/>
               </w:rPr>
-              <w:t>NLS-ST (Cơ bản 2): HS làm việc theo cặp với một máy GV giao cho mỗi tổ: một bạn quay 10 giây lúc bạn kia thực.</w:t>
+              <w:t>Năng lực số 5.2 CB2b: HS lập được nhật kí vận động gắn với các kĩ năng lăn, lộn xuôi, leo, trèo đã học và tự điều chỉnh kế hoạch sau một tuần</w:t>
             </w:r>
           </w:p>
           <w:p>
@@ -5607,6 +5648,19 @@
                 <w:i w:val="0"/>
                 <w:sz w:val="18"/>
               </w:rPr>
+              <w:t>Năng lực số 3.2 CB2a: HS quay và xem chậm được clip mình thực hiện “Hoàn thiện động tác leo”, tự chỉ ra lỗi của mình và của bạn</w:t>
+            </w:r>
+          </w:p>
+          <w:p>
+            <w:pPr>
+              <w:spacing w:after="0"/>
+            </w:pPr>
+            <w:r>
+              <w:rPr>
+                <w:b w:val="0"/>
+                <w:i w:val="0"/>
+                <w:sz w:val="18"/>
+              </w:rPr>
               <w:t>KNS: KN bảo đảm an toàn khi vận động: khởi động kĩ, tập đúng sức, biết dừng khi mệt.</w:t>
             </w:r>
           </w:p>
@@ -5724,7 +5778,7 @@
                 <w:i w:val="0"/>
                 <w:sz w:val="18"/>
               </w:rPr>
-              <w:t>NLS-KT (Cơ bản 2): Chiếu clip mẫu “Động tác trèo” và giao cho mỗi tổ một việc quan sát riêng.</w:t>
+              <w:t>Năng lực số 1.1 CB2c: HS nêu được điểm khác nhau giữa cách mình thực hiện “Động tác trèo” với động tác mẫu trong clip</w:t>
             </w:r>
           </w:p>
           <w:p>
@@ -5969,7 +6023,7 @@
                 <w:i w:val="0"/>
                 <w:sz w:val="18"/>
               </w:rPr>
-              <w:t>NLS-GQVĐ (Cơ bản 2): Ở phần Luyện tập, GV quay lượt trèo của vài.</w:t>
+              <w:t>Năng lực số 5.2 CB2b: HS lập được nhật kí vận động gắn với các kĩ năng lăn, lộn xuôi, leo, trèo đã học và tự điều chỉnh kế hoạch sau một tuần</w:t>
             </w:r>
           </w:p>
           <w:p>
@@ -6214,7 +6268,7 @@
                 <w:i w:val="0"/>
                 <w:sz w:val="18"/>
               </w:rPr>
-              <w:t>NLS-ST (Cơ bản 2): HS làm việc theo cặp với một máy GV giao cho mỗi tổ: một bạn quay 10 giây lúc bạn kia thực.</w:t>
+              <w:t>Năng lực số 5.2 CB2b: HS lập được nhật kí vận động gắn với các kĩ năng lăn, lộn xuôi, leo, trèo đã học và tự điều chỉnh kế hoạch sau một tuần</w:t>
             </w:r>
           </w:p>
           <w:p>
@@ -6342,6 +6396,19 @@
                 <w:i w:val="0"/>
                 <w:sz w:val="18"/>
               </w:rPr>
+              <w:t>Năng lực số 3.2 CB2a: HS quay và xem chậm được clip mình thực hiện “Hoàn thiện động tác trèo”, tự chỉ ra lỗi của mình và của bạn</w:t>
+            </w:r>
+          </w:p>
+          <w:p>
+            <w:pPr>
+              <w:spacing w:after="0"/>
+            </w:pPr>
+            <w:r>
+              <w:rPr>
+                <w:b w:val="0"/>
+                <w:i w:val="0"/>
+                <w:sz w:val="18"/>
+              </w:rPr>
               <w:t>KNS: KN bảo đảm an toàn khi vận động: khởi động kĩ, tập đúng sức, biết dừng khi mệt.</w:t>
             </w:r>
           </w:p>
@@ -6459,7 +6526,7 @@
                 <w:i w:val="0"/>
                 <w:sz w:val="18"/>
               </w:rPr>
-              <w:t>NLS-KT (Cơ bản 2): Chiếu clip mẫu “Làm quen với bóng rổ và tư thế dẫn bóng tại chỗ” và giao cho mỗi tổ một việc quan sát riêng.</w:t>
+              <w:t>Năng lực số 1.1 CB2c: HS nêu được điểm khác nhau giữa cách mình thực hiện “Làm quen với bóng rổ và tư thế dẫn bóng tại chỗ” với động tác mẫu trong clip</w:t>
             </w:r>
           </w:p>
         </w:tc>
@@ -6690,7 +6757,7 @@
                 <w:i w:val="0"/>
                 <w:sz w:val="18"/>
               </w:rPr>
-              <w:t>NLS-ST (Cơ bản 2): Sau khi tập.</w:t>
+              <w:t>Năng lực số 1.1 CB2c: HS đọc được sơ đồ đường di chuyển của “Dẫn bóng theo đường vòng, đường zíc-zắc” và dự đoán đúng vị trí tổ mình</w:t>
             </w:r>
           </w:p>
         </w:tc>
@@ -6921,6 +6988,7 @@
                 <w:i w:val="0"/>
                 <w:sz w:val="18"/>
               </w:rPr>
+              <w:t>Năng lực số 5.2 CB2b: HS điền và đọc được bảng theo dõi phần kĩ năng vận động cơ bản (leo, trèo) và Bóng rổ (dẫn bóng), tự xác định nội dung cần cố gắng thêm</w:t>
             </w:r>
           </w:p>
         </w:tc>
@@ -7035,7 +7103,7 @@
                 <w:i w:val="0"/>
                 <w:sz w:val="18"/>
               </w:rPr>
-              <w:t>NLS-KT (Cơ bản 2): Chiếu clip mẫu “Chuyền và bắt bóng bằng hai tay trước ngực” và giao cho mỗi tổ một việc quan sát riêng.</w:t>
+              <w:t>Năng lực số 1.1 CB2c: HS nêu được điểm khác nhau giữa cách mình thực hiện “Chuyền và bắt bóng bằng hai tay trước ngực” với động tác mẫu trong clip</w:t>
             </w:r>
           </w:p>
         </w:tc>
@@ -7094,7 +7162,7 @@
                 <w:i w:val="0"/>
                 <w:sz w:val="20"/>
               </w:rPr>
-              <w:t>Ôn tập, kiểm tra, đánh giá</w:t>
+              <w:t>Ôn tập, đánh giá</w:t>
             </w:r>
           </w:p>
         </w:tc>
@@ -7152,7 +7220,7 @@
                 <w:i w:val="0"/>
                 <w:sz w:val="18"/>
               </w:rPr>
-              <w:t>NLS-GQVĐ (Cơ bản 2): Ở phần Luyện tập, GV quay lượt chuyền bóng của vài cặp.</w:t>
+              <w:t>Năng lực số 5.2 CB2b: HS điền và đọc được bảng theo dõi phần kĩ năng vận động cơ bản (leo, trèo) và Bóng rổ (dẫn bóng), tự xác định nội dung cần cố gắng thêm</w:t>
             </w:r>
           </w:p>
         </w:tc>
@@ -7268,6 +7336,7 @@
                 <w:i w:val="0"/>
                 <w:sz w:val="18"/>
               </w:rPr>
+              <w:t>Năng lực số 1.1 CB2c: HS nêu được điểm khác nhau giữa cách mình thực hiện “Chuyền và bắt bóng bằng hai tay trước ngực” với động tác mẫu trong clip</w:t>
             </w:r>
           </w:p>
         </w:tc>
@@ -7499,6 +7568,7 @@
                 <w:i w:val="0"/>
                 <w:sz w:val="18"/>
               </w:rPr>
+              <w:t>Năng lực số 1.1 CB2c: HS nêu được điểm khác nhau giữa cách mình thực hiện “Làm quen động tác ném rổ bằng một tay trên vai tại chỗ” với động tác mẫu trong clip</w:t>
             </w:r>
           </w:p>
         </w:tc>
@@ -7615,7 +7685,7 @@
                 <w:i w:val="0"/>
                 <w:sz w:val="18"/>
               </w:rPr>
-              <w:t>AI-NB (Nhận biết): Dùng ứng dụng quay chậm có vạch chuẩn.</w:t>
+              <w:t>Năng lực số 6.1 CB2a: HS đọc được nhận xét của ứng dụng về “Luyện tập hai bước ném rổ và phát triển thể lực” và biết đối chiếu với nhận xét của GV</w:t>
             </w:r>
           </w:p>
         </w:tc>
@@ -7730,6 +7800,7 @@
                 <w:i w:val="0"/>
                 <w:sz w:val="18"/>
               </w:rPr>
+              <w:t>Năng lực số 1.1 CB2c: HS nêu được điểm khác nhau giữa cách mình thực hiện “Làm quen động tác ném rổ bằng một tay trên vai tại chỗ” với động tác mẫu trong clip</w:t>
             </w:r>
           </w:p>
         </w:tc>
@@ -7846,7 +7917,7 @@
                 <w:i w:val="0"/>
                 <w:sz w:val="18"/>
               </w:rPr>
-              <w:t>NLS-KT (Cơ bản 2): HS xem clip quay từ dưới mặt nước cho bài “an toàn dưới nước và làm quen với nước”.</w:t>
+              <w:t>Năng lực số 6.1 CB2a: HS đọc được nhận xét của ứng dụng về “Hai bước ném rổ bằng một tay trên vai” và biết đối chiếu với nhận xét của GV</w:t>
             </w:r>
           </w:p>
         </w:tc>
@@ -7961,6 +8032,7 @@
                 <w:i w:val="0"/>
                 <w:sz w:val="18"/>
               </w:rPr>
+              <w:t>Năng lực số 1.1 CB2c: HS mô tả được đường đi của tay, chân trong “an toàn dưới nước và làm quen với nước” nhờ clip quay dưới mặt nước</w:t>
             </w:r>
           </w:p>
         </w:tc>
@@ -8192,6 +8264,7 @@
                 <w:i w:val="0"/>
                 <w:sz w:val="18"/>
               </w:rPr>
+              <w:t>Năng lực số 1.1 CB2c: HS nêu được điểm khác nhau giữa cách mình thực hiện “Động tác tay bơi trườn sấp” với động tác mẫu trong clip</w:t>
             </w:r>
           </w:p>
         </w:tc>
@@ -8308,7 +8381,7 @@
                 <w:i w:val="0"/>
                 <w:sz w:val="18"/>
               </w:rPr>
-              <w:t>NLS-KT (Cơ bản 2): Chiếu clip mẫu “Phối hợp động tác tay với nhịp thở” và giao cho mỗi tổ một việc quan sát riêng.</w:t>
+              <w:t>Năng lực số 1.1 CB2c: HS nêu được điểm khác nhau giữa cách mình thực hiện “Phối hợp động tác tay với nhịp thở” với động tác mẫu trong clip</w:t>
             </w:r>
           </w:p>
         </w:tc>
@@ -8597,7 +8670,7 @@
                 <w:i w:val="0"/>
                 <w:sz w:val="20"/>
               </w:rPr>
-              <w:t>Ôn tập, kiểm tra, đánh giá</w:t>
+              <w:t>Ôn tập, đánh giá</w:t>
             </w:r>
           </w:p>
         </w:tc>
@@ -8655,6 +8728,7 @@
                 <w:i w:val="0"/>
                 <w:sz w:val="18"/>
               </w:rPr>
+              <w:t>Năng lực số 1.1 CB2c: HS mô tả được đường đi của tay, chân trong “phối hợp bơi trườn sấp và an toàn dưới nước” nhờ clip quay dưới mặt nước</w:t>
             </w:r>
           </w:p>
         </w:tc>
@@ -8713,7 +8787,7 @@
                 <w:i w:val="0"/>
                 <w:sz w:val="20"/>
               </w:rPr>
-              <w:t>Ôn tập, kiểm tra, đánh giá</w:t>
+              <w:t>Ôn tập, đánh giá</w:t>
             </w:r>
           </w:p>
         </w:tc>

--- a/assets/docs/lop5/Giao duc the chat - Lop 5.docx
+++ b/assets/docs/lop5/Giao duc the chat - Lop 5.docx
@@ -1732,6 +1732,32 @@
                 <w:i w:val="0"/>
                 <w:sz w:val="18"/>
               </w:rPr>
+              <w:t>Năng lực số Miền 1 (Cơ bản, bậc 2): GV chiếu video mẫu động tác chân với gậy, cho chạy chậm và dừng hình ở nhịp khuỵu gối, nhịp đưa gậy ngang vai; HS quan sát cách cầm gậy; HS tự chấm theo tiêu chí chiếu sẵn là đúng nhịp, đủ biên độ, gậy giữ ngang</w:t>
+            </w:r>
+          </w:p>
+          <w:p>
+            <w:pPr>
+              <w:spacing w:after="0"/>
+            </w:pPr>
+            <w:r>
+              <w:rPr>
+                <w:b w:val="0"/>
+                <w:i w:val="0"/>
+                <w:sz w:val="18"/>
+              </w:rPr>
+              <w:t>NLS: Năng lực số Miền 5 (Cơ bản, bậc 2): GV quay một lượt tập của từng tổ rồi chiếu lại</w:t>
+            </w:r>
+          </w:p>
+          <w:p>
+            <w:pPr>
+              <w:spacing w:after="0"/>
+            </w:pPr>
+            <w:r>
+              <w:rPr>
+                <w:b w:val="0"/>
+                <w:i w:val="0"/>
+                <w:sz w:val="18"/>
+              </w:rPr>
               <w:t>KNS: KN hợp tác và tuân thủ luật chơi; thắng không kiêu, thua không nản.</w:t>
             </w:r>
           </w:p>
@@ -2094,7 +2120,20 @@
                 <w:i w:val="0"/>
                 <w:sz w:val="18"/>
               </w:rPr>
-              <w:t>NLS-GQVĐ (Cơ bản 2): Quay một lượt tập của từng tổ.</w:t>
+              <w:t>Năng lực số Miền 1 (Cơ bản, bậc 2): GV chiếu video mẫu động tác nhảy và động tác điều hoà với gậy, cho chạy chậm và dừng hình ở nhịp bật nhảy, nhịp hạ gậy thả lỏng; HS tự chấm theo tiêu chí chiếu sẵn là bật đúng nhịp, tiếp đất êm, gậy giữ ổn định</w:t>
+            </w:r>
+          </w:p>
+          <w:p>
+            <w:pPr>
+              <w:spacing w:after="0"/>
+            </w:pPr>
+            <w:r>
+              <w:rPr>
+                <w:b w:val="0"/>
+                <w:i w:val="0"/>
+                <w:sz w:val="18"/>
+              </w:rPr>
+              <w:t>NLS: Năng lực số Miền 5 (Cơ bản, bậc 2): GV quay một lượt tập của từng tổ rồi chiếu lại</w:t>
             </w:r>
           </w:p>
           <w:p>
@@ -2467,6 +2506,20 @@
                 <w:i w:val="0"/>
                 <w:sz w:val="18"/>
               </w:rPr>
+              <w:t>Năng lực số Miền 1 (Cơ bản, bậc 2): GV chiếu video mẫu động tác chân với gậy, cho chạy chậm và dừng hình ở nhịp khuỵu gối, nhịp đưa gậy ngang vai; HS quan sát cách cầm gậy; HS tự chấm theo tiêu chí chiếu sẵn là đúng nhịp, đủ biên độ, gậy giữ ngang</w:t>
+            </w:r>
+          </w:p>
+          <w:p>
+            <w:pPr>
+              <w:spacing w:after="0"/>
+            </w:pPr>
+            <w:r>
+              <w:rPr>
+                <w:b w:val="0"/>
+                <w:i w:val="0"/>
+                <w:sz w:val="18"/>
+              </w:rPr>
+              <w:t>NLS: Năng lực số Miền 5 (Cơ bản, bậc 2): GV quay một lượt tập của từng tổ rồi chiếu lại</w:t>
             </w:r>
           </w:p>
         </w:tc>
@@ -2698,6 +2751,20 @@
                 <w:i w:val="0"/>
                 <w:sz w:val="18"/>
               </w:rPr>
+              <w:t>Năng lực số Miền 1 (Cơ bản, bậc 2): GV chiếu video mẫu động tác toàn thân với gậy, cho chạy chậm và dừng hình ở nhịp gập thân, nhịp đưa gậy lên cao; HS quan sát trình tự phối hợp tay, thân; HS tự chấm theo tiêu chí chiếu sẵn là đúng trình tự, đủ biên độ, gậy giữ đúng hướng</w:t>
+            </w:r>
+          </w:p>
+          <w:p>
+            <w:pPr>
+              <w:spacing w:after="0"/>
+            </w:pPr>
+            <w:r>
+              <w:rPr>
+                <w:b w:val="0"/>
+                <w:i w:val="0"/>
+                <w:sz w:val="18"/>
+              </w:rPr>
+              <w:t>NLS: Năng lực số Miền 5 (Cơ bản, bậc 2): GV quay một lượt tập của từng tổ rồi chiếu lại</w:t>
             </w:r>
           </w:p>
         </w:tc>
@@ -2929,6 +2996,20 @@
                 <w:i w:val="0"/>
                 <w:sz w:val="18"/>
               </w:rPr>
+              <w:t>Năng lực số Miền 1 (Cơ bản, bậc 2): GV chiếu video mẫu động tác nhảy và động tác điều hoà với gậy, cho chạy chậm và dừng hình ở nhịp bật nhảy, nhịp hạ gậy thả lỏng; HS tự chấm theo tiêu chí chiếu sẵn là bật đúng nhịp, tiếp đất êm, gậy giữ ổn định</w:t>
+            </w:r>
+          </w:p>
+          <w:p>
+            <w:pPr>
+              <w:spacing w:after="0"/>
+            </w:pPr>
+            <w:r>
+              <w:rPr>
+                <w:b w:val="0"/>
+                <w:i w:val="0"/>
+                <w:sz w:val="18"/>
+              </w:rPr>
+              <w:t>NLS: Năng lực số Miền 5 (Cơ bản, bậc 2): GV quay một lượt tập của từng tổ rồi chiếu lại</w:t>
             </w:r>
           </w:p>
         </w:tc>
@@ -3664,6 +3745,19 @@
                 <w:i w:val="0"/>
                 <w:sz w:val="18"/>
               </w:rPr>
+              <w:t>Năng lực số Miền 1 (Cơ bản, bậc 2): Ở phần Hình thành kiến thức bài hoàn thiện phối hợp lăn và lộn xuôi, GV chiếu trên tivi video kĩ thuật; Năng lực số Miền 5 (Cơ bản, bậc 2): Ở phần Luyện tập, GV quay lại lượt tập của vài HS rồi chiếu chậm; cả nhóm cùng chỉ ra lỗi làm động tác chưa liền mạch như dừng lâu giữa hai động tác</w:t>
+            </w:r>
+          </w:p>
+          <w:p>
+            <w:pPr>
+              <w:spacing w:after="0"/>
+            </w:pPr>
+            <w:r>
+              <w:rPr>
+                <w:b w:val="0"/>
+                <w:i w:val="0"/>
+                <w:sz w:val="18"/>
+              </w:rPr>
               <w:t>KNS: KN bảo đảm an toàn khi vận động: khởi động kĩ, tập đúng sức, biết dừng khi mệt.</w:t>
             </w:r>
           </w:p>
@@ -3909,6 +4003,19 @@
                 <w:i w:val="0"/>
                 <w:sz w:val="18"/>
               </w:rPr>
+              <w:t>Năng lực số Miền 1 (Cơ bản, bậc 2): Ở phần Hình thành kiến thức bài hoàn thiện phối hợp lăn và lộn xuôi, GV chiếu trên tivi video kĩ thuật; Năng lực số Miền 5 (Cơ bản, bậc 2): Ở phần Luyện tập, GV quay lại lượt tập của vài HS rồi chiếu chậm; cả nhóm cùng chỉ ra lỗi làm động tác chưa liền mạch như dừng lâu giữa hai động tác</w:t>
+            </w:r>
+          </w:p>
+          <w:p>
+            <w:pPr>
+              <w:spacing w:after="0"/>
+            </w:pPr>
+            <w:r>
+              <w:rPr>
+                <w:b w:val="0"/>
+                <w:i w:val="0"/>
+                <w:sz w:val="18"/>
+              </w:rPr>
               <w:t>KNS: KN bảo đảm an toàn khi vận động: khởi động kĩ, tập đúng sức, biết dừng khi mệt.</w:t>
             </w:r>
           </w:p>
@@ -4154,6 +4261,19 @@
                 <w:i w:val="0"/>
                 <w:sz w:val="18"/>
               </w:rPr>
+              <w:t>Năng lực số Miền 1 (Cơ bản, bậc 2): Ở phần Hình thành kiến thức của bài “Lộn xuôi: Vận dụng rèn luyện sức khoẻ”, GV chiếu trên tivi đoạn video kĩ thuật lộn xuôi; Năng lực số Miền 5 (Cơ bản, bậc 2): Ở phần Luyện tập, GV quay lại vài lượt lộn xuôi của HS bằng điện thoại rồi chiếu chậm, cả nhóm cùng chỉ ra lỗi thường gặp như chưa cuộn tròn lưng</w:t>
+            </w:r>
+          </w:p>
+          <w:p>
+            <w:pPr>
+              <w:spacing w:after="0"/>
+            </w:pPr>
+            <w:r>
+              <w:rPr>
+                <w:b w:val="0"/>
+                <w:i w:val="0"/>
+                <w:sz w:val="18"/>
+              </w:rPr>
               <w:t>KNS: KN bảo đảm an toàn khi vận động: khởi động kĩ, tập đúng sức, biết dừng khi mệt.</w:t>
             </w:r>
           </w:p>
@@ -4399,6 +4519,19 @@
                 <w:i w:val="0"/>
                 <w:sz w:val="18"/>
               </w:rPr>
+              <w:t>Năng lực số Miền 1 (Cơ bản, bậc 2): Ở phần Hình thành kiến thức bài hoàn thiện phối hợp lăn và lộn xuôi, GV chiếu trên tivi video kĩ thuật; Năng lực số Miền 5 (Cơ bản, bậc 2): Ở phần Luyện tập, GV quay lại lượt tập của vài HS rồi chiếu chậm; cả nhóm cùng chỉ ra lỗi làm động tác chưa liền mạch như dừng lâu giữa hai động tác</w:t>
+            </w:r>
+          </w:p>
+          <w:p>
+            <w:pPr>
+              <w:spacing w:after="0"/>
+            </w:pPr>
+            <w:r>
+              <w:rPr>
+                <w:b w:val="0"/>
+                <w:i w:val="0"/>
+                <w:sz w:val="18"/>
+              </w:rPr>
               <w:t>KNS: KN bảo đảm an toàn khi vận động: khởi động kĩ, tập đúng sức, biết dừng khi mệt.</w:t>
             </w:r>
           </w:p>
@@ -4644,7 +4777,7 @@
                 <w:i w:val="0"/>
                 <w:sz w:val="18"/>
               </w:rPr>
-              <w:t>NLS-KT (Cơ bản 2): Ở phần Hình thành kiến thức bài hoàn thiện phối hợp lăn và lộn xuôi, GV chiếu trên tivi video kĩ thuật.</w:t>
+              <w:t>Năng lực số Miền 1 (Cơ bản, bậc 2): Ở phần Hình thành kiến thức bài hoàn thiện phối hợp lăn và lộn xuôi, GV chiếu trên tivi video kĩ thuật; Năng lực số Miền 5 (Cơ bản, bậc 2): Ở phần Luyện tập, GV quay lại lượt tập của vài HS rồi chiếu chậm; cả nhóm cùng chỉ ra lỗi làm động tác chưa liền mạch như dừng lâu giữa hai động tác</w:t>
             </w:r>
           </w:p>
           <w:p>
@@ -5403,6 +5536,19 @@
                 <w:i w:val="0"/>
                 <w:sz w:val="18"/>
               </w:rPr>
+              <w:t>Năng lực số Miền 1 (Cơ bản, bậc 2): Ở phần Hình thành kiến thức bài “Leo: Phối hợp leo”, GV chiếu trên tivi video kĩ thuật leo, cho chạy chậm và dừng ở chỗ tay bám; Năng lực số Miền 5 (Cơ bản, bậc 2): Ở phần Luyện tập, GV quay lại lượt leo của vài HS rồi chiếu chậm; cả nhóm cùng chỉ ra lỗi hay gặp như bám tay quá xa</w:t>
+            </w:r>
+          </w:p>
+          <w:p>
+            <w:pPr>
+              <w:spacing w:after="0"/>
+            </w:pPr>
+            <w:r>
+              <w:rPr>
+                <w:b w:val="0"/>
+                <w:i w:val="0"/>
+                <w:sz w:val="18"/>
+              </w:rPr>
               <w:t>KNS: KN bảo đảm an toàn khi vận động: khởi động kĩ, tập đúng sức, biết dừng khi mệt.</w:t>
             </w:r>
           </w:p>
@@ -6151,6 +6297,19 @@
                 <w:i w:val="0"/>
                 <w:sz w:val="18"/>
               </w:rPr>
+              <w:t>Năng lực số Miền 1 (Cơ bản, bậc 2): Ở phần Hình thành kiến thức bài “Trèo: Phối hợp trèo”, GV chiếu trên tivi video kĩ thuật, cho chạy chậm và dừng ở chỗ tay bám; Năng lực số Miền 5 (Cơ bản, bậc 2): Ở phần Luyện tập, GV quay lượt trèo của vài HS rồi chiếu chậm; cả nhóm cùng chỉ ra lỗi hay gặp như hai tay rời thang cùng lúc, mắt nhìn xuống chân</w:t>
+            </w:r>
+          </w:p>
+          <w:p>
+            <w:pPr>
+              <w:spacing w:after="0"/>
+            </w:pPr>
+            <w:r>
+              <w:rPr>
+                <w:b w:val="0"/>
+                <w:i w:val="0"/>
+                <w:sz w:val="18"/>
+              </w:rPr>
               <w:t>KNS: KN bảo đảm an toàn khi vận động: khởi động kĩ, tập đúng sức, biết dừng khi mệt.</w:t>
             </w:r>
           </w:p>
@@ -6641,6 +6800,7 @@
                 <w:i w:val="0"/>
                 <w:sz w:val="18"/>
               </w:rPr>
+              <w:t>Năng lực số Miền 1 (Cơ bản, bậc 2): Ở phần Hình thành kiến thức bài “Dẫn bóng di chuyển và dẫn bóng thay đổi tốc độ”, GV chiếu trên tivi video kĩ thuật; Năng lực số Miền 5 (Cơ bản, bậc 2): Ở phần Luyện tập, GV quay lượt dẫn bóng của vài HS rồi chiếu chậm; cả nhóm cùng chỉ ra lỗi hay gặp như để bóng nảy quá cao khi chạy nhanh</w:t>
             </w:r>
           </w:p>
         </w:tc>
@@ -6872,6 +7032,7 @@
                 <w:i w:val="0"/>
                 <w:sz w:val="18"/>
               </w:rPr>
+              <w:t>Năng lực số Miền 1 (Cơ bản, bậc 2): Ở phần Hoàn thiện dẫn bóng thay đổi tốc độ và theo đường vòng, GV chiếu trên tivi sơ đồ đường vòng nhìn từ trên xuống kèm mũi tên chỉ hướng; Năng lực số Miền 5 (Cơ bản, bậc 2): Ở phần Luyện tập, GV quay lượt dẫn bóng của vài HS rồi chiếu chậm; cả nhóm cùng chỉ ra lỗi hay gặp như để bóng văng ra ngoài khi ôm vòng</w:t>
             </w:r>
           </w:p>
         </w:tc>
@@ -7453,7 +7614,7 @@
                 <w:i w:val="0"/>
                 <w:sz w:val="18"/>
               </w:rPr>
-              <w:t>NLS-KT (Cơ bản 2): Chiếu clip mẫu “Làm quen động tác ném rổ bằng một tay trên vai tại chỗ” và giao cho mỗi tổ một việc quan sát riêng.</w:t>
+              <w:t>Năng lực số Miền 1 (Cơ bản, bậc 2): Ở phần Hình thành kiến thức bài “Chuyền và bắt bóng bằng hai tay trên cao”, GV chiếu trên tivi video kĩ thuật; Năng lực số Miền 5 (Cơ bản, bậc 2): Ở phần Luyện tập, GV quay lượt chuyền bóng của vài cặp rồi chiếu chậm; cả nhóm cùng chỉ ra lỗi hay gặp như chuyền quá mạnh, tay đón bóng cứng</w:t>
             </w:r>
           </w:p>
         </w:tc>

--- a/assets/docs/lop5/Giao duc the chat - Lop 5.docx
+++ b/assets/docs/lop5/Giao duc the chat - Lop 5.docx
@@ -624,7 +624,7 @@
                 <w:i w:val="0"/>
                 <w:sz w:val="18"/>
               </w:rPr>
-              <w:t>Năng lực số 1.1 CB2c: HS đọc được sơ đồ đường di chuyển của “Bài tập phối hợp biến đổi đội hình” và dự đoán đúng vị trí tổ mình</w:t>
+              <w:t>Năng lực số 1.1 CB2c: HS đọc được sơ đồ đường di chuyển của “Phối hợp các động tác đội hình đội ngũ đã học” và dự đoán đúng vị trí tổ mình</w:t>
             </w:r>
           </w:p>
           <w:p>
@@ -869,19 +869,6 @@
                 <w:i w:val="0"/>
                 <w:sz w:val="18"/>
               </w:rPr>
-              <w:t>Năng lực số 1.1 CB2c: HS đọc được sơ đồ đường di chuyển của “Bài tập phối hợp biến đổi đội hình” và dự đoán đúng vị trí tổ mình</w:t>
-            </w:r>
-          </w:p>
-          <w:p>
-            <w:pPr>
-              <w:spacing w:after="0"/>
-            </w:pPr>
-            <w:r>
-              <w:rPr>
-                <w:b w:val="0"/>
-                <w:i w:val="0"/>
-                <w:sz w:val="18"/>
-              </w:rPr>
               <w:t>KNS: KN hợp tác và tuân thủ luật chơi; thắng không kiêu, thua không nản.</w:t>
             </w:r>
           </w:p>
@@ -1359,19 +1346,6 @@
                 <w:i w:val="0"/>
                 <w:sz w:val="18"/>
               </w:rPr>
-              <w:t>NLS: Năng lực số 2.5 CB2a: HS xin phép bạn trước khi chiếu clip và tự xoá clip sau tiết học</w:t>
-            </w:r>
-          </w:p>
-          <w:p>
-            <w:pPr>
-              <w:spacing w:after="0"/>
-            </w:pPr>
-            <w:r>
-              <w:rPr>
-                <w:b w:val="0"/>
-                <w:i w:val="0"/>
-                <w:sz w:val="18"/>
-              </w:rPr>
               <w:t>KNS: KN hợp tác và tuân thủ luật chơi; thắng không kiêu, thua không nản.</w:t>
             </w:r>
           </w:p>
@@ -1604,19 +1578,6 @@
                 <w:i w:val="0"/>
                 <w:sz w:val="18"/>
               </w:rPr>
-              <w:t>Năng lực số 1.1 CB2c: HS nêu được điểm khác nhau giữa cách mình thực hiện “Động tác vươn thở, động tác tay với gậy” với động tác mẫu trong clip</w:t>
-            </w:r>
-          </w:p>
-          <w:p>
-            <w:pPr>
-              <w:spacing w:after="0"/>
-            </w:pPr>
-            <w:r>
-              <w:rPr>
-                <w:b w:val="0"/>
-                <w:i w:val="0"/>
-                <w:sz w:val="18"/>
-              </w:rPr>
               <w:t>KNS: KN hợp tác và tuân thủ luật chơi; thắng không kiêu, thua không nản.</w:t>
             </w:r>
           </w:p>
@@ -1732,32 +1693,6 @@
                 <w:i w:val="0"/>
                 <w:sz w:val="18"/>
               </w:rPr>
-              <w:t>Năng lực số Miền 1 (Cơ bản, bậc 2): GV chiếu video mẫu động tác chân với gậy, cho chạy chậm và dừng hình ở nhịp khuỵu gối, nhịp đưa gậy ngang vai; HS quan sát cách cầm gậy; HS tự chấm theo tiêu chí chiếu sẵn là đúng nhịp, đủ biên độ, gậy giữ ngang</w:t>
-            </w:r>
-          </w:p>
-          <w:p>
-            <w:pPr>
-              <w:spacing w:after="0"/>
-            </w:pPr>
-            <w:r>
-              <w:rPr>
-                <w:b w:val="0"/>
-                <w:i w:val="0"/>
-                <w:sz w:val="18"/>
-              </w:rPr>
-              <w:t>NLS: Năng lực số Miền 5 (Cơ bản, bậc 2): GV quay một lượt tập của từng tổ rồi chiếu lại</w:t>
-            </w:r>
-          </w:p>
-          <w:p>
-            <w:pPr>
-              <w:spacing w:after="0"/>
-            </w:pPr>
-            <w:r>
-              <w:rPr>
-                <w:b w:val="0"/>
-                <w:i w:val="0"/>
-                <w:sz w:val="18"/>
-              </w:rPr>
               <w:t>KNS: KN hợp tác và tuân thủ luật chơi; thắng không kiêu, thua không nản.</w:t>
             </w:r>
           </w:p>
@@ -2120,32 +2055,6 @@
                 <w:i w:val="0"/>
                 <w:sz w:val="18"/>
               </w:rPr>
-              <w:t>Năng lực số Miền 1 (Cơ bản, bậc 2): GV chiếu video mẫu động tác nhảy và động tác điều hoà với gậy, cho chạy chậm và dừng hình ở nhịp bật nhảy, nhịp hạ gậy thả lỏng; HS tự chấm theo tiêu chí chiếu sẵn là bật đúng nhịp, tiếp đất êm, gậy giữ ổn định</w:t>
-            </w:r>
-          </w:p>
-          <w:p>
-            <w:pPr>
-              <w:spacing w:after="0"/>
-            </w:pPr>
-            <w:r>
-              <w:rPr>
-                <w:b w:val="0"/>
-                <w:i w:val="0"/>
-                <w:sz w:val="18"/>
-              </w:rPr>
-              <w:t>NLS: Năng lực số Miền 5 (Cơ bản, bậc 2): GV quay một lượt tập của từng tổ rồi chiếu lại</w:t>
-            </w:r>
-          </w:p>
-          <w:p>
-            <w:pPr>
-              <w:spacing w:after="0"/>
-            </w:pPr>
-            <w:r>
-              <w:rPr>
-                <w:b w:val="0"/>
-                <w:i w:val="0"/>
-                <w:sz w:val="18"/>
-              </w:rPr>
               <w:t>KNS: KN hợp tác và tuân thủ luật chơi; thắng không kiêu, thua không nản.</w:t>
             </w:r>
           </w:p>
@@ -2261,19 +2170,6 @@
                 <w:i w:val="0"/>
                 <w:sz w:val="18"/>
               </w:rPr>
-              <w:t>Năng lực số 3.2 CB2a: HS quay và xem chậm được clip mình thực hiện “Hoàn thiện bài thể dục với gậy”, tự chỉ ra lỗi của mình và của bạn</w:t>
-            </w:r>
-          </w:p>
-          <w:p>
-            <w:pPr>
-              <w:spacing w:after="0"/>
-            </w:pPr>
-            <w:r>
-              <w:rPr>
-                <w:b w:val="0"/>
-                <w:i w:val="0"/>
-                <w:sz w:val="18"/>
-              </w:rPr>
               <w:t>KNS: KN hợp tác và tuân thủ luật chơi; thắng không kiêu, thua không nản.</w:t>
             </w:r>
           </w:p>
@@ -2881,7 +2777,6 @@
                 <w:i w:val="0"/>
                 <w:sz w:val="18"/>
               </w:rPr>
-              <w:t>Năng lực số 1.1 CB2c: HS nêu được điểm khác nhau giữa cách mình thực hiện “Động tác lăn” với động tác mẫu trong clip</w:t>
             </w:r>
           </w:p>
         </w:tc>
@@ -3242,7 +3137,6 @@
                 <w:i w:val="0"/>
                 <w:sz w:val="18"/>
               </w:rPr>
-              <w:t>Năng lực số 5.2 CB2b: HS điền và đọc được bảng theo dõi phần đội hình đội ngũ, tự xác định nội dung cần cố gắng thêm</w:t>
             </w:r>
           </w:p>
         </w:tc>
@@ -3487,19 +3381,6 @@
                 <w:i w:val="0"/>
                 <w:sz w:val="18"/>
               </w:rPr>
-              <w:t>Năng lực số 5.2 CB2b: HS lập được nhật kí vận động gắn với động tác lăn và tự điều chỉnh kế hoạch sau một tuần</w:t>
-            </w:r>
-          </w:p>
-          <w:p>
-            <w:pPr>
-              <w:spacing w:after="0"/>
-            </w:pPr>
-            <w:r>
-              <w:rPr>
-                <w:b w:val="0"/>
-                <w:i w:val="0"/>
-                <w:sz w:val="18"/>
-              </w:rPr>
               <w:t>KNS: KN bảo đảm an toàn khi vận động: khởi động kĩ, tập đúng sức, biết dừng khi mệt.</w:t>
             </w:r>
           </w:p>
@@ -3617,7 +3498,20 @@
                 <w:i w:val="0"/>
                 <w:sz w:val="18"/>
               </w:rPr>
-              <w:t>Năng lực số 5.2 CB2b: HS lập được nhật kí vận động gắn với các kĩ năng lăn, lộn xuôi, leo, trèo đã học và tự điều chỉnh kế hoạch sau một tuần</w:t>
+              <w:t>Năng lực số Miền 1 (Cơ bản, bậc 2): GV chiếu video mẫu bài phối hợp lăn, cho chạy chậm và dừng hình ở tư thế thu người, ở lúc tay chống hỗ trợ; HS tự chấm theo tiêu chí chiếu sẵn là thu người gọn, lăn thẳng hướng, kết thúc giữ thăng bằng</w:t>
+            </w:r>
+          </w:p>
+          <w:p>
+            <w:pPr>
+              <w:spacing w:after="0"/>
+            </w:pPr>
+            <w:r>
+              <w:rPr>
+                <w:b w:val="0"/>
+                <w:i w:val="0"/>
+                <w:sz w:val="18"/>
+              </w:rPr>
+              <w:t>NLS: Năng lực số Miền 5 (Cơ bản, bậc 2): GV quay một lượt tập của từng tổ rồi chiếu lại</w:t>
             </w:r>
           </w:p>
           <w:p>
@@ -3745,7 +3639,7 @@
                 <w:i w:val="0"/>
                 <w:sz w:val="18"/>
               </w:rPr>
-              <w:t>Năng lực số Miền 1 (Cơ bản, bậc 2): Ở phần Hình thành kiến thức bài hoàn thiện phối hợp lăn và lộn xuôi, GV chiếu trên tivi video kĩ thuật; Năng lực số Miền 5 (Cơ bản, bậc 2): Ở phần Luyện tập, GV quay lại lượt tập của vài HS rồi chiếu chậm; cả nhóm cùng chỉ ra lỗi làm động tác chưa liền mạch như dừng lâu giữa hai động tác</w:t>
+              <w:t>Năng lực số Miền 5 (Cơ bản, bậc 2): Ở tiết trò chơi và bài tập bổ trợ lăn, GV chiếu sơ đồ khu tập và luật chơi lên màn hình rồi cùng HS bàn cách chia lượt sao cho ai cũng được…; Năng lực số Miền 1 (Cơ bản, bậc 2): GV chiếu video các bài tập bổ trợ, dừng hình ở tư thế chuẩn bị và tư thế kết thúc; HS đối chiếu với động tác lăn đã học ở tiết trước để hiểu…</w:t>
             </w:r>
           </w:p>
           <w:p>
@@ -3875,7 +3769,7 @@
                 <w:i w:val="0"/>
                 <w:sz w:val="18"/>
               </w:rPr>
-              <w:t>Năng lực số 5.2 CB2b: HS lập được nhật kí vận động gắn với các kĩ năng lăn, lộn xuôi, leo, trèo đã học và tự điều chỉnh kế hoạch sau một tuần</w:t>
+              <w:t>Năng lực số 3.2 CB2a: HS quay và xem chậm được clip mình thực hiện “Hoàn thiện động tác lăn”, tự chỉ ra lỗi của mình và của bạn</w:t>
             </w:r>
           </w:p>
           <w:p>
@@ -4003,7 +3897,7 @@
                 <w:i w:val="0"/>
                 <w:sz w:val="18"/>
               </w:rPr>
-              <w:t>Năng lực số Miền 1 (Cơ bản, bậc 2): Ở phần Hình thành kiến thức bài hoàn thiện phối hợp lăn và lộn xuôi, GV chiếu trên tivi video kĩ thuật; Năng lực số Miền 5 (Cơ bản, bậc 2): Ở phần Luyện tập, GV quay lại lượt tập của vài HS rồi chiếu chậm; cả nhóm cùng chỉ ra lỗi làm động tác chưa liền mạch như dừng lâu giữa hai động tác</w:t>
+              <w:t>Năng lực số 5.2 CB2b: HS lập được nhật kí vận động gắn với động tác lăn và tự điều chỉnh kế hoạch sau một tuần</w:t>
             </w:r>
           </w:p>
           <w:p>
@@ -4261,19 +4155,6 @@
                 <w:i w:val="0"/>
                 <w:sz w:val="18"/>
               </w:rPr>
-              <w:t>Năng lực số Miền 1 (Cơ bản, bậc 2): Ở phần Hình thành kiến thức của bài “Lộn xuôi: Vận dụng rèn luyện sức khoẻ”, GV chiếu trên tivi đoạn video kĩ thuật lộn xuôi; Năng lực số Miền 5 (Cơ bản, bậc 2): Ở phần Luyện tập, GV quay lại vài lượt lộn xuôi của HS bằng điện thoại rồi chiếu chậm, cả nhóm cùng chỉ ra lỗi thường gặp như chưa cuộn tròn lưng</w:t>
-            </w:r>
-          </w:p>
-          <w:p>
-            <w:pPr>
-              <w:spacing w:after="0"/>
-            </w:pPr>
-            <w:r>
-              <w:rPr>
-                <w:b w:val="0"/>
-                <w:i w:val="0"/>
-                <w:sz w:val="18"/>
-              </w:rPr>
               <w:t>KNS: KN bảo đảm an toàn khi vận động: khởi động kĩ, tập đúng sức, biết dừng khi mệt.</w:t>
             </w:r>
           </w:p>
@@ -4391,7 +4272,20 @@
                 <w:i w:val="0"/>
                 <w:sz w:val="18"/>
               </w:rPr>
-              <w:t>Năng lực số 5.2 CB2b: HS lập được nhật kí vận động gắn với các kĩ năng lăn, lộn xuôi, leo, trèo đã học và tự điều chỉnh kế hoạch sau một tuần</w:t>
+              <w:t>Năng lực số Miền 1 (Cơ bản, bậc 2): GV chiếu video mẫu bài phối hợp lộn xuôi, cho chạy chậm và dừng hình ở tư thế chống tay, thu cằm, đẩy hông; HS tự chấm theo tiêu chí chiếu sẵn là chống tay đúng chỗ, thu cằm, lộn thẳng hướng</w:t>
+            </w:r>
+          </w:p>
+          <w:p>
+            <w:pPr>
+              <w:spacing w:after="0"/>
+            </w:pPr>
+            <w:r>
+              <w:rPr>
+                <w:b w:val="0"/>
+                <w:i w:val="0"/>
+                <w:sz w:val="18"/>
+              </w:rPr>
+              <w:t>NLS: Năng lực số Miền 5 (Cơ bản, bậc 2): GV quay một lượt tập của từng tổ rồi chiếu lại</w:t>
             </w:r>
           </w:p>
           <w:p>
@@ -4519,7 +4413,7 @@
                 <w:i w:val="0"/>
                 <w:sz w:val="18"/>
               </w:rPr>
-              <w:t>Năng lực số Miền 1 (Cơ bản, bậc 2): Ở phần Hình thành kiến thức bài hoàn thiện phối hợp lăn và lộn xuôi, GV chiếu trên tivi video kĩ thuật; Năng lực số Miền 5 (Cơ bản, bậc 2): Ở phần Luyện tập, GV quay lại lượt tập của vài HS rồi chiếu chậm; cả nhóm cùng chỉ ra lỗi làm động tác chưa liền mạch như dừng lâu giữa hai động tác</w:t>
+              <w:t>Năng lực số Miền 5 (Cơ bản, bậc 2): Ở tiết trò chơi và bài tập bổ trợ lộn xuôi, GV chiếu sơ đồ khu tập và luật chơi lên màn hình rồi cùng HS bàn cách chia lượt để ai cũng được…; Năng lực số Miền 1 (Cơ bản, bậc 2): GV chiếu video các bài tập bổ trợ, dừng hình ở tư thế chuẩn bị và tư thế kết thúc; HS đối chiếu với động tác lộn xuôi đã học để hiểu bài tập…</w:t>
             </w:r>
           </w:p>
           <w:p>
@@ -4649,7 +4543,7 @@
                 <w:i w:val="0"/>
                 <w:sz w:val="18"/>
               </w:rPr>
-              <w:t>Năng lực số 5.2 CB2b: HS lập được nhật kí vận động gắn với các kĩ năng lăn, lộn xuôi, leo, trèo đã học và tự điều chỉnh kế hoạch sau một tuần</w:t>
+              <w:t>Năng lực số 3.2 CB2a: HS quay và xem chậm được clip mình thực hiện “Hoàn thiện động tác lộn xuôi”, tự chỉ ra lỗi của mình và của bạn</w:t>
             </w:r>
           </w:p>
           <w:p>
@@ -4777,7 +4671,7 @@
                 <w:i w:val="0"/>
                 <w:sz w:val="18"/>
               </w:rPr>
-              <w:t>Năng lực số Miền 1 (Cơ bản, bậc 2): Ở phần Hình thành kiến thức bài hoàn thiện phối hợp lăn và lộn xuôi, GV chiếu trên tivi video kĩ thuật; Năng lực số Miền 5 (Cơ bản, bậc 2): Ở phần Luyện tập, GV quay lại lượt tập của vài HS rồi chiếu chậm; cả nhóm cùng chỉ ra lỗi làm động tác chưa liền mạch như dừng lâu giữa hai động tác</w:t>
+              <w:t>Năng lực số Miền 1 (Cơ bản, bậc 2): Ở phần Hình thành kiến thức của bài “Lộn xuôi: Vận dụng rèn luyện sức khoẻ”, GV chiếu trên tivi đoạn video kĩ thuật lộn xuôi; Năng lực số Miền 5 (Cơ bản, bậc 2): Ở phần Luyện tập, GV quay lại vài lượt lộn xuôi của HS bằng điện thoại rồi chiếu chậm, cả nhóm cùng chỉ ra lỗi thường gặp như chưa cuộn tròn lưng</w:t>
             </w:r>
           </w:p>
           <w:p>
@@ -4907,7 +4801,6 @@
                 <w:i w:val="0"/>
                 <w:sz w:val="18"/>
               </w:rPr>
-              <w:t>Năng lực số 5.2 CB2b: HS điền và đọc được bảng theo dõi phần hệ thống nội dung đã học, tự xác định nội dung cần cố gắng thêm</w:t>
             </w:r>
           </w:p>
         </w:tc>
@@ -5408,7 +5301,7 @@
                 <w:i w:val="0"/>
                 <w:sz w:val="18"/>
               </w:rPr>
-              <w:t>Năng lực số 5.2 CB2b: HS lập được nhật kí vận động gắn với các kĩ năng lăn, lộn xuôi, leo, trèo đã học và tự điều chỉnh kế hoạch sau một tuần</w:t>
+              <w:t>Năng lực số Miền 1 (Cơ bản, bậc 2): Ở phần Hình thành kiến thức bài “Leo: Phối hợp leo”, GV chiếu trên tivi video kĩ thuật leo, cho chạy chậm và dừng ở chỗ tay bám; Năng lực số Miền 5 (Cơ bản, bậc 2): Ở phần Luyện tập, GV quay lại lượt leo của vài HS rồi chiếu chậm; cả nhóm cùng chỉ ra lỗi hay gặp như bám tay quá xa</w:t>
             </w:r>
           </w:p>
           <w:p>
@@ -5536,7 +5429,7 @@
                 <w:i w:val="0"/>
                 <w:sz w:val="18"/>
               </w:rPr>
-              <w:t>Năng lực số Miền 1 (Cơ bản, bậc 2): Ở phần Hình thành kiến thức bài “Leo: Phối hợp leo”, GV chiếu trên tivi video kĩ thuật leo, cho chạy chậm và dừng ở chỗ tay bám; Năng lực số Miền 5 (Cơ bản, bậc 2): Ở phần Luyện tập, GV quay lại lượt leo của vài HS rồi chiếu chậm; cả nhóm cùng chỉ ra lỗi hay gặp như bám tay quá xa</w:t>
+              <w:t>Năng lực số Miền 1 (Cơ bản, bậc 2): Ở phần bài tập bổ trợ leo, GV chiếu trên tivi sơ đồ sân chơi nhìn từ trên xuống kèm mũi tên chỉ đường di chuyển của từng đội; Năng lực số Miền 5 (Cơ bản, bậc 2): Sau mỗi lượt chơi, GV chiếu bảng kết quả các đội lên tivi kèm số lần phạm luật; các nhóm nhìn bảng để tìm ra mình mất thời gian ở khâu nào và bàn…</w:t>
             </w:r>
           </w:p>
           <w:p>
@@ -5666,7 +5559,7 @@
                 <w:i w:val="0"/>
                 <w:sz w:val="18"/>
               </w:rPr>
-              <w:t>Năng lực số 5.2 CB2b: HS lập được nhật kí vận động gắn với các kĩ năng lăn, lộn xuôi, leo, trèo đã học và tự điều chỉnh kế hoạch sau một tuần</w:t>
+              <w:t>Năng lực số 3.2 CB2a: HS quay và xem chậm được clip mình thực hiện “Hoàn thiện động tác leo”, tự chỉ ra lỗi của mình và của bạn</w:t>
             </w:r>
           </w:p>
           <w:p>
@@ -5794,7 +5687,7 @@
                 <w:i w:val="0"/>
                 <w:sz w:val="18"/>
               </w:rPr>
-              <w:t>Năng lực số 3.2 CB2a: HS quay và xem chậm được clip mình thực hiện “Hoàn thiện động tác leo”, tự chỉ ra lỗi của mình và của bạn</w:t>
+              <w:t>Năng lực số Miền 1 (Cơ bản, bậc 2): Ở phần Vận dụng bài “Leo: Vận dụng rèn luyện sức khoẻ”, GV chiếu trên tivi video bài tập bổ trợ, cho chạy chậm ở chỗ giữ thân người sát thang và đổi tay; Năng lực số Miền 5 (Cơ bản, bậc 2): Ở phần Luyện tập, GV quay lượt tập của vài HS rồi chiếu chậm; cả nhóm cùng chỉ ra lỗi làm mất sức như bám quá chặt, leo quá nhanh rồi tụt lại</w:t>
             </w:r>
           </w:p>
           <w:p>
@@ -6169,7 +6062,7 @@
                 <w:i w:val="0"/>
                 <w:sz w:val="18"/>
               </w:rPr>
-              <w:t>Năng lực số 5.2 CB2b: HS lập được nhật kí vận động gắn với các kĩ năng lăn, lộn xuôi, leo, trèo đã học và tự điều chỉnh kế hoạch sau một tuần</w:t>
+              <w:t>Năng lực số Miền 1 (Cơ bản, bậc 2): Ở phần Hình thành kiến thức bài “Trèo: Phối hợp trèo”, GV chiếu trên tivi video kĩ thuật, cho chạy chậm và dừng ở chỗ tay bám; Năng lực số Miền 5 (Cơ bản, bậc 2): Ở phần Luyện tập, GV quay lượt trèo của vài HS rồi chiếu chậm; cả nhóm cùng chỉ ra lỗi hay gặp như hai tay rời thang cùng lúc, mắt nhìn xuống chân</w:t>
             </w:r>
           </w:p>
           <w:p>
@@ -6297,7 +6190,7 @@
                 <w:i w:val="0"/>
                 <w:sz w:val="18"/>
               </w:rPr>
-              <w:t>Năng lực số Miền 1 (Cơ bản, bậc 2): Ở phần Hình thành kiến thức bài “Trèo: Phối hợp trèo”, GV chiếu trên tivi video kĩ thuật, cho chạy chậm và dừng ở chỗ tay bám; Năng lực số Miền 5 (Cơ bản, bậc 2): Ở phần Luyện tập, GV quay lượt trèo của vài HS rồi chiếu chậm; cả nhóm cùng chỉ ra lỗi hay gặp như hai tay rời thang cùng lúc, mắt nhìn xuống chân</w:t>
+              <w:t>Năng lực số Miền 1 (Cơ bản, bậc 2): Ở phần bài tập bổ trợ trèo, GV chiếu trên tivi sơ đồ vị trí các nhóm và thứ tự lượt tập kèm mũi tên chỉ hướng di chuyển; Năng lực số Miền 5 (Cơ bản, bậc 2): Sau mỗi lượt, GV chiếu bảng kết quả các nhóm kèm số lần phải dừng giữa chừng; các nhóm nhìn bảng tìm ra mình mất sức ở đoạn nào rồi bàn cách chia lượt…</w:t>
             </w:r>
           </w:p>
           <w:p>
@@ -6427,7 +6320,7 @@
                 <w:i w:val="0"/>
                 <w:sz w:val="18"/>
               </w:rPr>
-              <w:t>Năng lực số 5.2 CB2b: HS lập được nhật kí vận động gắn với các kĩ năng lăn, lộn xuôi, leo, trèo đã học và tự điều chỉnh kế hoạch sau một tuần</w:t>
+              <w:t>Năng lực số 3.2 CB2a: HS quay và xem chậm được clip mình thực hiện “Hoàn thiện động tác trèo”, tự chỉ ra lỗi của mình và của bạn</w:t>
             </w:r>
           </w:p>
           <w:p>
@@ -6555,7 +6448,7 @@
                 <w:i w:val="0"/>
                 <w:sz w:val="18"/>
               </w:rPr>
-              <w:t>Năng lực số 3.2 CB2a: HS quay và xem chậm được clip mình thực hiện “Hoàn thiện động tác trèo”, tự chỉ ra lỗi của mình và của bạn</w:t>
+              <w:t>Năng lực số 5.2 CB2b: HS tự đo được nhịp tim trước và sau khi tập “động tác trèo”, đọc và so sánh với số máy đo</w:t>
             </w:r>
           </w:p>
           <w:p>
@@ -7149,7 +7042,6 @@
                 <w:i w:val="0"/>
                 <w:sz w:val="18"/>
               </w:rPr>
-              <w:t>Năng lực số 5.2 CB2b: HS điền và đọc được bảng theo dõi phần kĩ năng vận động cơ bản (leo, trèo) và Bóng rổ (dẫn bóng), tự xác định nội dung cần cố gắng thêm</w:t>
             </w:r>
           </w:p>
         </w:tc>
@@ -7264,7 +7156,6 @@
                 <w:i w:val="0"/>
                 <w:sz w:val="18"/>
               </w:rPr>
-              <w:t>Năng lực số 1.1 CB2c: HS nêu được điểm khác nhau giữa cách mình thực hiện “Chuyền và bắt bóng bằng hai tay trước ngực” với động tác mẫu trong clip</w:t>
             </w:r>
           </w:p>
         </w:tc>
@@ -7381,7 +7272,6 @@
                 <w:i w:val="0"/>
                 <w:sz w:val="18"/>
               </w:rPr>
-              <w:t>Năng lực số 5.2 CB2b: HS điền và đọc được bảng theo dõi phần kĩ năng vận động cơ bản (leo, trèo) và Bóng rổ (dẫn bóng), tự xác định nội dung cần cố gắng thêm</w:t>
             </w:r>
           </w:p>
         </w:tc>
@@ -7497,7 +7387,7 @@
                 <w:i w:val="0"/>
                 <w:sz w:val="18"/>
               </w:rPr>
-              <w:t>Năng lực số 1.1 CB2c: HS nêu được điểm khác nhau giữa cách mình thực hiện “Chuyền và bắt bóng bằng hai tay trước ngực” với động tác mẫu trong clip</w:t>
+              <w:t>Năng lực số Miền 1 (Cơ bản, bậc 2): Ở phần Hình thành kiến thức bài “Chuyền và bắt bóng bằng hai tay trên cao”, GV chiếu trên tivi video kĩ thuật; Năng lực số Miền 5 (Cơ bản, bậc 2): Ở phần Luyện tập, GV quay lượt chuyền bóng của vài cặp rồi chiếu chậm; cả nhóm cùng chỉ ra lỗi hay gặp như chuyền quá mạnh, tay đón bóng cứng</w:t>
             </w:r>
           </w:p>
         </w:tc>
@@ -7614,7 +7504,6 @@
                 <w:i w:val="0"/>
                 <w:sz w:val="18"/>
               </w:rPr>
-              <w:t>Năng lực số Miền 1 (Cơ bản, bậc 2): Ở phần Hình thành kiến thức bài “Chuyền và bắt bóng bằng hai tay trên cao”, GV chiếu trên tivi video kĩ thuật; Năng lực số Miền 5 (Cơ bản, bậc 2): Ở phần Luyện tập, GV quay lượt chuyền bóng của vài cặp rồi chiếu chậm; cả nhóm cùng chỉ ra lỗi hay gặp như chuyền quá mạnh, tay đón bóng cứng</w:t>
             </w:r>
           </w:p>
         </w:tc>
@@ -7729,7 +7618,6 @@
                 <w:i w:val="0"/>
                 <w:sz w:val="18"/>
               </w:rPr>
-              <w:t>Năng lực số 1.1 CB2c: HS nêu được điểm khác nhau giữa cách mình thực hiện “Làm quen động tác ném rổ bằng một tay trên vai tại chỗ” với động tác mẫu trong clip</w:t>
             </w:r>
           </w:p>
         </w:tc>
@@ -7846,7 +7734,6 @@
                 <w:i w:val="0"/>
                 <w:sz w:val="18"/>
               </w:rPr>
-              <w:t>Năng lực số 6.1 CB2a: HS đọc được nhận xét của ứng dụng về “Luyện tập hai bước ném rổ và phát triển thể lực” và biết đối chiếu với nhận xét của GV</w:t>
             </w:r>
           </w:p>
         </w:tc>
@@ -8193,7 +8080,7 @@
                 <w:i w:val="0"/>
                 <w:sz w:val="18"/>
               </w:rPr>
-              <w:t>Năng lực số 1.1 CB2c: HS mô tả được đường đi của tay, chân trong “an toàn dưới nước và làm quen với nước” nhờ clip quay dưới mặt nước</w:t>
+              <w:t>Năng lực số 6.1 CB2a: HS đọc được nhận xét của ứng dụng về “Luyện tập hai bước ném rổ và phát triển thể lực” và biết đối chiếu với nhận xét của GV</w:t>
             </w:r>
           </w:p>
         </w:tc>
@@ -8310,7 +8197,7 @@
                 <w:i w:val="0"/>
                 <w:sz w:val="18"/>
               </w:rPr>
-              <w:t>NLS-GQVĐ (Cơ bản 2): Ở phần Luyện tập, GV quay lượt tập của vài.</w:t>
+              <w:t>Năng lực số 1.1 CB2c: HS tra và ghi được 3 điều luật liên quan đến “bóng rổ”, nêu rõ lấy từ nguồn nào</w:t>
             </w:r>
           </w:p>
         </w:tc>
@@ -8425,7 +8312,6 @@
                 <w:i w:val="0"/>
                 <w:sz w:val="18"/>
               </w:rPr>
-              <w:t>Năng lực số 1.1 CB2c: HS nêu được điểm khác nhau giữa cách mình thực hiện “Động tác tay bơi trườn sấp” với động tác mẫu trong clip</w:t>
             </w:r>
           </w:p>
         </w:tc>
@@ -8542,7 +8428,6 @@
                 <w:i w:val="0"/>
                 <w:sz w:val="18"/>
               </w:rPr>
-              <w:t>Năng lực số 1.1 CB2c: HS nêu được điểm khác nhau giữa cách mình thực hiện “Phối hợp động tác tay với nhịp thở” với động tác mẫu trong clip</w:t>
             </w:r>
           </w:p>
         </w:tc>
@@ -8773,7 +8658,6 @@
                 <w:i w:val="0"/>
                 <w:sz w:val="18"/>
               </w:rPr>
-              <w:t>NLS-GQVĐ (Cơ bản 2): Ở phần Luyện tập, GV quay lượt tập của vài.</w:t>
             </w:r>
           </w:p>
         </w:tc>
@@ -8889,7 +8773,6 @@
                 <w:i w:val="0"/>
                 <w:sz w:val="18"/>
               </w:rPr>
-              <w:t>Năng lực số 1.1 CB2c: HS mô tả được đường đi của tay, chân trong “phối hợp bơi trườn sấp và an toàn dưới nước” nhờ clip quay dưới mặt nước</w:t>
             </w:r>
           </w:p>
         </w:tc>

--- a/assets/docs/lop5/Giao duc the chat - Lop 5.docx
+++ b/assets/docs/lop5/Giao duc the chat - Lop 5.docx
@@ -624,7 +624,7 @@
                 <w:i w:val="0"/>
                 <w:sz w:val="18"/>
               </w:rPr>
-              <w:t>Năng lực số 1.1 CB2c: HS đọc được sơ đồ đường di chuyển của “Phối hợp các động tác đội hình đội ngũ đã học” và dự đoán đúng vị trí tổ mình</w:t>
+              <w:t>Năng lực số 1.1 CB2c: HS đọc được sơ đồ đường di chuyển của “Bài tập phối hợp đội hình đội ngũ” và dự đoán đúng vị trí tổ mình</w:t>
             </w:r>
           </w:p>
           <w:p>
@@ -3021,7 +3021,7 @@
                 <w:i w:val="0"/>
                 <w:sz w:val="18"/>
               </w:rPr>
-              <w:t>Năng lực số 3.2 CB2a: HS quay và xem chậm được clip mình thực hiện “Hoàn thiện bài thể dục với gậy”, tự chỉ ra lỗi của mình và của bạn</w:t>
+              <w:t>Năng lực số 3.2 CB2a: HS quay và xem chậm được clip mình thực hiện “Động tác nhảy, động tác điều hoà với gậy”, tự chỉ ra lỗi của mình và của bạn</w:t>
             </w:r>
           </w:p>
         </w:tc>
@@ -3253,7 +3253,7 @@
                 <w:i w:val="0"/>
                 <w:sz w:val="18"/>
               </w:rPr>
-              <w:t>Năng lực số 1.1 CB2c: HS nêu được điểm khác nhau giữa cách mình thực hiện “Động tác lăn” với động tác mẫu trong clip</w:t>
+              <w:t>Năng lực số 1.1 CB2c: HS nêu được điểm khác nhau giữa cách mình thực hiện “Bài tập rèn luyện kĩ năng lăn” với động tác mẫu trong clip</w:t>
             </w:r>
           </w:p>
           <w:p>
@@ -3769,7 +3769,7 @@
                 <w:i w:val="0"/>
                 <w:sz w:val="18"/>
               </w:rPr>
-              <w:t>Năng lực số 3.2 CB2a: HS quay và xem chậm được clip mình thực hiện “Hoàn thiện động tác lăn”, tự chỉ ra lỗi của mình và của bạn</w:t>
+              <w:t>Năng lực số 3.2 CB2a: HS quay và xem chậm được clip mình thực hiện “Bài tập rèn luyện kĩ năng lăn”, tự chỉ ra lỗi của mình và của bạn</w:t>
             </w:r>
           </w:p>
           <w:p>
@@ -4027,7 +4027,7 @@
                 <w:i w:val="0"/>
                 <w:sz w:val="18"/>
               </w:rPr>
-              <w:t>Năng lực số 1.1 CB2c: HS nêu được điểm khác nhau giữa cách mình thực hiện “Động tác lộn xuôi” với động tác mẫu trong clip</w:t>
+              <w:t>Năng lực số 1.1 CB2c: HS nêu được điểm khác nhau giữa cách mình thực hiện “Bài tập rèn luyện kĩ năng lộn xuôi” với động tác mẫu trong clip</w:t>
             </w:r>
           </w:p>
           <w:p>
@@ -4543,7 +4543,7 @@
                 <w:i w:val="0"/>
                 <w:sz w:val="18"/>
               </w:rPr>
-              <w:t>Năng lực số 3.2 CB2a: HS quay và xem chậm được clip mình thực hiện “Hoàn thiện động tác lộn xuôi”, tự chỉ ra lỗi của mình và của bạn</w:t>
+              <w:t>Năng lực số 3.2 CB2a: HS quay và xem chậm được clip mình thực hiện “Bài tập rèn luyện kĩ năng lộn xuôi”, tự chỉ ra lỗi của mình và của bạn</w:t>
             </w:r>
           </w:p>
           <w:p>
@@ -5056,7 +5056,7 @@
                 <w:i w:val="0"/>
                 <w:sz w:val="18"/>
               </w:rPr>
-              <w:t>Điều chỉnh: Bài 2 (Tiết 6) chuyển sang tuần 19; Năng lực số 1.1 CB2c: HS nêu được điểm khác nhau giữa cách mình thực hiện “Động tác leo” với động tác mẫu trong clip</w:t>
+              <w:t>Điều chỉnh: Bài 2 (Tiết 6) chuyển sang tuần 19; Năng lực số 1.1 CB2c: HS nêu được điểm khác nhau giữa cách mình thực hiện “Bài tập rèn luyện kĩ năng leo” với động tác mẫu trong clip</w:t>
             </w:r>
           </w:p>
           <w:p>
@@ -5559,7 +5559,7 @@
                 <w:i w:val="0"/>
                 <w:sz w:val="18"/>
               </w:rPr>
-              <w:t>Năng lực số 3.2 CB2a: HS quay và xem chậm được clip mình thực hiện “Hoàn thiện động tác leo”, tự chỉ ra lỗi của mình và của bạn</w:t>
+              <w:t>Năng lực số 3.2 CB2a: HS quay và xem chậm được clip mình thực hiện “Bài tập rèn luyện kĩ năng leo”, tự chỉ ra lỗi của mình và của bạn</w:t>
             </w:r>
           </w:p>
           <w:p>
@@ -5817,7 +5817,7 @@
                 <w:i w:val="0"/>
                 <w:sz w:val="18"/>
               </w:rPr>
-              <w:t>Năng lực số 1.1 CB2c: HS nêu được điểm khác nhau giữa cách mình thực hiện “Động tác trèo” với động tác mẫu trong clip</w:t>
+              <w:t>Năng lực số 1.1 CB2c: HS nêu được điểm khác nhau giữa cách mình thực hiện “Bài tập rèn luyện kĩ năng trèo” với động tác mẫu trong clip</w:t>
             </w:r>
           </w:p>
           <w:p>
@@ -6320,7 +6320,7 @@
                 <w:i w:val="0"/>
                 <w:sz w:val="18"/>
               </w:rPr>
-              <w:t>Năng lực số 3.2 CB2a: HS quay và xem chậm được clip mình thực hiện “Hoàn thiện động tác trèo”, tự chỉ ra lỗi của mình và của bạn</w:t>
+              <w:t>Năng lực số 3.2 CB2a: HS quay và xem chậm được clip mình thực hiện “Bài tập rèn luyện kĩ năng trèo”, tự chỉ ra lỗi của mình và của bạn</w:t>
             </w:r>
           </w:p>
           <w:p>
@@ -6448,7 +6448,7 @@
                 <w:i w:val="0"/>
                 <w:sz w:val="18"/>
               </w:rPr>
-              <w:t>Năng lực số 5.2 CB2b: HS tự đo được nhịp tim trước và sau khi tập “động tác trèo”, đọc và so sánh với số máy đo</w:t>
+              <w:t>Năng lực số 5.2 CB2b: HS tự đo được nhịp tim trước và sau khi tập “Bài tập rèn luyện kĩ năng trèo”, đọc và so sánh với số máy đo</w:t>
             </w:r>
           </w:p>
           <w:p>
@@ -6578,7 +6578,7 @@
                 <w:i w:val="0"/>
                 <w:sz w:val="18"/>
               </w:rPr>
-              <w:t>Năng lực số 1.1 CB2c: HS nêu được điểm khác nhau giữa cách mình thực hiện “Làm quen với bóng rổ và tư thế dẫn bóng tại chỗ” với động tác mẫu trong clip</w:t>
+              <w:t>Năng lực số 1.1 CB2c: HS nêu được điểm khác nhau giữa cách mình thực hiện “Dẫn bóng thay đổi tốc độ, dẫn bóng theo đường vòng” với động tác mẫu trong clip</w:t>
             </w:r>
           </w:p>
         </w:tc>
@@ -6810,7 +6810,7 @@
                 <w:i w:val="0"/>
                 <w:sz w:val="18"/>
               </w:rPr>
-              <w:t>Năng lực số 1.1 CB2c: HS đọc được sơ đồ đường di chuyển của “Dẫn bóng theo đường vòng, đường zíc-zắc” và dự đoán đúng vị trí tổ mình</w:t>
+              <w:t>Năng lực số 1.1 CB2c: HS đọc được sơ đồ đường di chuyển của “Dẫn bóng thay đổi tốc độ, dẫn bóng theo đường vòng” và dự đoán đúng vị trí tổ mình</w:t>
             </w:r>
           </w:p>
         </w:tc>
@@ -7848,7 +7848,7 @@
                 <w:i w:val="0"/>
                 <w:sz w:val="18"/>
               </w:rPr>
-              <w:t>Năng lực số 1.1 CB2c: HS nêu được điểm khác nhau giữa cách mình thực hiện “Làm quen động tác ném rổ bằng một tay trên vai tại chỗ” với động tác mẫu trong clip</w:t>
+              <w:t>Năng lực số 1.1 CB2c: HS nêu được điểm khác nhau giữa cách mình thực hiện “Động tác hai bước ném rổ bằng một tay trên vai” với động tác mẫu trong clip</w:t>
             </w:r>
           </w:p>
         </w:tc>
@@ -8080,7 +8080,7 @@
                 <w:i w:val="0"/>
                 <w:sz w:val="18"/>
               </w:rPr>
-              <w:t>Năng lực số 6.1 CB2a: HS đọc được nhận xét của ứng dụng về “Luyện tập hai bước ném rổ và phát triển thể lực” và biết đối chiếu với nhận xét của GV</w:t>
+              <w:t>Năng lực số 6.1 CB2a: HS đọc được nhận xét của ứng dụng về “Động tác hai bước ném rổ bằng một tay trên vai” và biết đối chiếu với nhận xét của GV</w:t>
             </w:r>
           </w:p>
         </w:tc>

--- a/assets/docs/lop5/Giao duc the chat - Lop 5.docx
+++ b/assets/docs/lop5/Giao duc the chat - Lop 5.docx
@@ -4915,7 +4915,7 @@
                 <w:i w:val="0"/>
                 <w:sz w:val="18"/>
               </w:rPr>
-              <w:t>Điều chỉnh: chuyển tiết đánh giá cuối học kì I về tuần 18 (đổi chỗ với Bài 2; Tiết 6)</w:t>
+              <w:t>Điều chỉnh: chuyển tiết đánh giá cuối học kì I về tuần 18 (đổi chỗ với Bài 2 – Tiết 6)</w:t>
             </w:r>
           </w:p>
         </w:tc>
